--- a/sources/script/VNovel_script.docx
+++ b/sources/script/VNovel_script.docx
@@ -2038,25 +2038,7 @@
           <w:sz w:val="28"/>
           <w:szCs w:val="28"/>
         </w:rPr>
-        <w:t>Подойдя к двери до твоих ушей донеслись приглушённые голоса с верхней палубы. Похоже, что из всех живых душ на этом корабле, право беспечно прохлаждаться имел ты один. Но в таком виде никак нельзя было показываться перед публикой, даже такого рода</w:t>
-      </w:r>
-      <w:proofErr w:type="gramStart"/>
-      <w:r>
-        <w:rPr>
-          <w:rFonts w:ascii="Times New Roman" w:hAnsi="Times New Roman" w:cs="Times New Roman"/>
-          <w:sz w:val="28"/>
-          <w:szCs w:val="28"/>
-        </w:rPr>
-        <w:t>.</w:t>
-      </w:r>
-      <w:proofErr w:type="gramEnd"/>
-      <w:r>
-        <w:rPr>
-          <w:rFonts w:ascii="Times New Roman" w:hAnsi="Times New Roman" w:cs="Times New Roman"/>
-          <w:sz w:val="28"/>
-          <w:szCs w:val="28"/>
-        </w:rPr>
-        <w:t xml:space="preserve"> Так что, похоже, для тебя время на безделье растянется на ещё один неопределённый срок.</w:t>
+        <w:t>Подойдя к двери до твоих ушей донеслись приглушённые голоса с верхней палубы. Похоже, что из всех живых душ на этом корабле, право беспечно прохлаждаться имел ты один. Но в таком виде никак нельзя было показываться перед публикой, даже такого рода. Так что, похоже, для тебя время на безделье растянется на ещё один неопределённый срок.</w:t>
       </w:r>
     </w:p>
     <w:p>
@@ -2211,8 +2193,1139 @@
           <w:rFonts w:ascii="Times New Roman" w:hAnsi="Times New Roman" w:cs="Times New Roman"/>
           <w:sz w:val="28"/>
           <w:szCs w:val="28"/>
-        </w:rPr>
-        <w:t xml:space="preserve">Яркий дневной свет ударил тебе в глаза, вынуждая сразу же прикрыть их рукавом. Не сразу, но </w:t>
+          <w:highlight w:val="red"/>
+        </w:rPr>
+        <w:t>Яркий дневной свет ударил тебе в глаза, вынуждая сразу же прикрыть их рукавом. Не сразу, но</w:t>
+      </w:r>
+      <w:proofErr w:type="gramStart"/>
+      <w:r>
+        <w:rPr>
+          <w:rFonts w:ascii="Times New Roman" w:hAnsi="Times New Roman" w:cs="Times New Roman"/>
+          <w:sz w:val="28"/>
+          <w:szCs w:val="28"/>
+        </w:rPr>
+        <w:t xml:space="preserve"> </w:t>
+      </w:r>
+      <w:r>
+        <w:rPr>
+          <w:rFonts w:ascii="Times New Roman" w:hAnsi="Times New Roman" w:cs="Times New Roman"/>
+          <w:sz w:val="28"/>
+          <w:szCs w:val="28"/>
+        </w:rPr>
+        <w:t xml:space="preserve"> И</w:t>
+      </w:r>
+      <w:proofErr w:type="gramEnd"/>
+      <w:r>
+        <w:rPr>
+          <w:rFonts w:ascii="Times New Roman" w:hAnsi="Times New Roman" w:cs="Times New Roman"/>
+          <w:sz w:val="28"/>
+          <w:szCs w:val="28"/>
+        </w:rPr>
+        <w:t>гнорируем пока это</w:t>
+      </w:r>
+    </w:p>
+    <w:p>
+      <w:pPr>
+        <w:ind w:left="-993"/>
+        <w:rPr>
+          <w:rFonts w:ascii="Times New Roman" w:hAnsi="Times New Roman" w:cs="Times New Roman"/>
+          <w:sz w:val="28"/>
+          <w:szCs w:val="28"/>
+        </w:rPr>
+      </w:pPr>
+    </w:p>
+    <w:p>
+      <w:pPr>
+        <w:ind w:left="-993"/>
+        <w:jc w:val="center"/>
+        <w:rPr>
+          <w:rFonts w:ascii="Times New Roman" w:hAnsi="Times New Roman" w:cs="Times New Roman"/>
+          <w:b/>
+          <w:i/>
+          <w:sz w:val="44"/>
+          <w:szCs w:val="48"/>
+        </w:rPr>
+      </w:pPr>
+      <w:r>
+        <w:rPr>
+          <w:rFonts w:ascii="Times New Roman" w:hAnsi="Times New Roman" w:cs="Times New Roman"/>
+          <w:b/>
+          <w:i/>
+          <w:sz w:val="44"/>
+          <w:szCs w:val="48"/>
+        </w:rPr>
+        <w:t>Марко</w:t>
+      </w:r>
+    </w:p>
+    <w:p>
+      <w:pPr>
+        <w:ind w:left="-993"/>
+        <w:rPr>
+          <w:rFonts w:ascii="Times New Roman" w:hAnsi="Times New Roman" w:cs="Times New Roman"/>
+          <w:sz w:val="28"/>
+          <w:szCs w:val="28"/>
+        </w:rPr>
+      </w:pPr>
+      <w:r>
+        <w:rPr>
+          <w:rFonts w:ascii="Times New Roman" w:hAnsi="Times New Roman" w:cs="Times New Roman"/>
+          <w:sz w:val="28"/>
+          <w:szCs w:val="28"/>
+        </w:rPr>
+        <w:t xml:space="preserve">Периферийным зрением ты </w:t>
+      </w:r>
+      <w:proofErr w:type="gramStart"/>
+      <w:r>
+        <w:rPr>
+          <w:rFonts w:ascii="Times New Roman" w:hAnsi="Times New Roman" w:cs="Times New Roman"/>
+          <w:sz w:val="28"/>
+          <w:szCs w:val="28"/>
+        </w:rPr>
+        <w:t>замечаешь</w:t>
+      </w:r>
+      <w:proofErr w:type="gramEnd"/>
+      <w:r>
+        <w:rPr>
+          <w:rFonts w:ascii="Times New Roman" w:hAnsi="Times New Roman" w:cs="Times New Roman"/>
+          <w:sz w:val="28"/>
+          <w:szCs w:val="28"/>
+        </w:rPr>
+        <w:t xml:space="preserve"> что кто-то пристально смотрит на тебя. Переведя взгляд в сторону, ты подмечаешь юношу в потрёпанной одежде, с бинтами вместо рукавов.</w:t>
+      </w:r>
+      <w:proofErr w:type="gramStart"/>
+      <w:r>
+        <w:rPr>
+          <w:rFonts w:ascii="Times New Roman" w:hAnsi="Times New Roman" w:cs="Times New Roman"/>
+          <w:sz w:val="28"/>
+          <w:szCs w:val="28"/>
+        </w:rPr>
+        <w:t xml:space="preserve"> </w:t>
+      </w:r>
+      <w:proofErr w:type="gramEnd"/>
+      <w:r>
+        <w:rPr>
+          <w:rFonts w:ascii="Times New Roman" w:hAnsi="Times New Roman" w:cs="Times New Roman"/>
+          <w:sz w:val="28"/>
+          <w:szCs w:val="28"/>
+        </w:rPr>
+        <w:t>Это был ж</w:t>
+      </w:r>
+      <w:r>
+        <w:rPr>
+          <w:rFonts w:ascii="Times New Roman" w:hAnsi="Times New Roman" w:cs="Times New Roman"/>
+          <w:sz w:val="28"/>
+          <w:szCs w:val="28"/>
+        </w:rPr>
+        <w:t>илистый юный мальчишка лет семнадцати с загорелой кожей и светлыми, почти выгоревшими на солнце, волосами</w:t>
+      </w:r>
+      <w:r>
+        <w:rPr>
+          <w:rFonts w:ascii="Times New Roman" w:hAnsi="Times New Roman" w:cs="Times New Roman"/>
+          <w:sz w:val="28"/>
+          <w:szCs w:val="28"/>
+        </w:rPr>
+        <w:t>. Он беззаботно</w:t>
+      </w:r>
+      <w:r>
+        <w:rPr>
+          <w:rFonts w:ascii="Times New Roman" w:hAnsi="Times New Roman" w:cs="Times New Roman"/>
+          <w:sz w:val="28"/>
+          <w:szCs w:val="28"/>
+        </w:rPr>
+        <w:t xml:space="preserve">, совсем по-ребячески, </w:t>
+      </w:r>
+      <w:r>
+        <w:rPr>
+          <w:rFonts w:ascii="Times New Roman" w:hAnsi="Times New Roman" w:cs="Times New Roman"/>
+          <w:sz w:val="28"/>
+          <w:szCs w:val="28"/>
+        </w:rPr>
+        <w:t xml:space="preserve"> сидел на фальшбор</w:t>
+      </w:r>
+      <w:r>
+        <w:rPr>
+          <w:rFonts w:ascii="Times New Roman" w:hAnsi="Times New Roman" w:cs="Times New Roman"/>
+          <w:sz w:val="28"/>
+          <w:szCs w:val="28"/>
+        </w:rPr>
+        <w:t>те, болтая ногами, и то и дело его хитрый прищур оценивал тебя с ног до головы. Заметив твой взаимный взгляд, юноша лишь хмыкнул себе под нос, но взгляд не перевёл.</w:t>
+      </w:r>
+    </w:p>
+    <w:p>
+      <w:pPr>
+        <w:ind w:left="-993"/>
+        <w:rPr>
+          <w:rFonts w:ascii="Times New Roman" w:hAnsi="Times New Roman" w:cs="Times New Roman"/>
+          <w:sz w:val="28"/>
+          <w:szCs w:val="28"/>
+        </w:rPr>
+      </w:pPr>
+      <w:r>
+        <w:rPr>
+          <w:rFonts w:ascii="Times New Roman" w:hAnsi="Times New Roman" w:cs="Times New Roman"/>
+          <w:sz w:val="28"/>
+          <w:szCs w:val="28"/>
+        </w:rPr>
+        <w:t xml:space="preserve">- </w:t>
+      </w:r>
+      <w:proofErr w:type="spellStart"/>
+      <w:r>
+        <w:rPr>
+          <w:rFonts w:ascii="Times New Roman" w:hAnsi="Times New Roman" w:cs="Times New Roman"/>
+          <w:sz w:val="28"/>
+          <w:szCs w:val="28"/>
+        </w:rPr>
+        <w:t>Здрасьте</w:t>
+      </w:r>
+      <w:proofErr w:type="spellEnd"/>
+      <w:r>
+        <w:rPr>
+          <w:rFonts w:ascii="Times New Roman" w:hAnsi="Times New Roman" w:cs="Times New Roman"/>
+          <w:sz w:val="28"/>
+          <w:szCs w:val="28"/>
+        </w:rPr>
+        <w:t>, достопочтенный сир</w:t>
+      </w:r>
+      <w:proofErr w:type="gramStart"/>
+      <w:r>
+        <w:rPr>
+          <w:rFonts w:ascii="Times New Roman" w:hAnsi="Times New Roman" w:cs="Times New Roman"/>
+          <w:sz w:val="28"/>
+          <w:szCs w:val="28"/>
+        </w:rPr>
+        <w:t>.</w:t>
+      </w:r>
+      <w:proofErr w:type="gramEnd"/>
+      <w:r>
+        <w:rPr>
+          <w:rFonts w:ascii="Times New Roman" w:hAnsi="Times New Roman" w:cs="Times New Roman"/>
+          <w:sz w:val="28"/>
+          <w:szCs w:val="28"/>
+        </w:rPr>
+        <w:t xml:space="preserve"> — </w:t>
+      </w:r>
+      <w:proofErr w:type="gramStart"/>
+      <w:r>
+        <w:rPr>
+          <w:rFonts w:ascii="Times New Roman" w:hAnsi="Times New Roman" w:cs="Times New Roman"/>
+          <w:sz w:val="28"/>
+          <w:szCs w:val="28"/>
+        </w:rPr>
+        <w:t>о</w:t>
+      </w:r>
+      <w:proofErr w:type="gramEnd"/>
+      <w:r>
+        <w:rPr>
+          <w:rFonts w:ascii="Times New Roman" w:hAnsi="Times New Roman" w:cs="Times New Roman"/>
+          <w:sz w:val="28"/>
+          <w:szCs w:val="28"/>
+        </w:rPr>
+        <w:t>тозвался мальчишка, соскакивая на твёрдую поверхность палубы. Почему-то теперь, стоя перед тобой в полный рост, он казался ещё более нелепо в своей одежде не по размеру и с наклонённой вбок головой, напоминая больше дворового щенка, нежели члена пиратского судна. На мгновение он замолчал, в очередной раз мелько</w:t>
+      </w:r>
+      <w:r>
+        <w:rPr>
+          <w:rFonts w:ascii="Times New Roman" w:hAnsi="Times New Roman" w:cs="Times New Roman"/>
+          <w:sz w:val="28"/>
+          <w:szCs w:val="28"/>
+        </w:rPr>
+        <w:t>м</w:t>
+      </w:r>
+      <w:r>
+        <w:rPr>
+          <w:rFonts w:ascii="Times New Roman" w:hAnsi="Times New Roman" w:cs="Times New Roman"/>
+          <w:sz w:val="28"/>
+          <w:szCs w:val="28"/>
+        </w:rPr>
+        <w:t xml:space="preserve"> оценивая тебя, прежде чем пересечь свой взгляд с твоим.</w:t>
+      </w:r>
+      <w:proofErr w:type="gramStart"/>
+      <w:r>
+        <w:rPr>
+          <w:rFonts w:ascii="Times New Roman" w:hAnsi="Times New Roman" w:cs="Times New Roman"/>
+          <w:sz w:val="28"/>
+          <w:szCs w:val="28"/>
+        </w:rPr>
+        <w:br/>
+        <w:t>-</w:t>
+      </w:r>
+      <w:proofErr w:type="gramEnd"/>
+      <w:r>
+        <w:rPr>
+          <w:rFonts w:ascii="Times New Roman" w:hAnsi="Times New Roman" w:cs="Times New Roman"/>
+          <w:sz w:val="28"/>
+          <w:szCs w:val="28"/>
+        </w:rPr>
+        <w:t xml:space="preserve">Так вы, </w:t>
+      </w:r>
+      <w:proofErr w:type="spellStart"/>
+      <w:r>
+        <w:rPr>
+          <w:rFonts w:ascii="Times New Roman" w:hAnsi="Times New Roman" w:cs="Times New Roman"/>
+          <w:sz w:val="28"/>
+          <w:szCs w:val="28"/>
+        </w:rPr>
+        <w:t>м-м</w:t>
+      </w:r>
+      <w:proofErr w:type="spellEnd"/>
+      <w:r>
+        <w:rPr>
+          <w:rFonts w:ascii="Times New Roman" w:hAnsi="Times New Roman" w:cs="Times New Roman"/>
+          <w:sz w:val="28"/>
+          <w:szCs w:val="28"/>
+        </w:rPr>
+        <w:t>…и в самом деле не человек?</w:t>
+      </w:r>
+    </w:p>
+    <w:p>
+      <w:pPr>
+        <w:ind w:left="-993"/>
+        <w:rPr>
+          <w:rFonts w:ascii="Times New Roman" w:hAnsi="Times New Roman" w:cs="Times New Roman"/>
+          <w:sz w:val="28"/>
+          <w:szCs w:val="28"/>
+        </w:rPr>
+      </w:pPr>
+    </w:p>
+    <w:p>
+      <w:pPr>
+        <w:pStyle w:val="a5"/>
+        <w:numPr>
+          <w:ilvl w:val="0"/>
+          <w:numId w:val="8"/>
+        </w:numPr>
+        <w:ind w:left="-709"/>
+        <w:rPr>
+          <w:rFonts w:ascii="Times New Roman" w:hAnsi="Times New Roman" w:cs="Times New Roman"/>
+          <w:sz w:val="28"/>
+          <w:szCs w:val="28"/>
+        </w:rPr>
+      </w:pPr>
+      <w:r>
+        <w:rPr>
+          <w:rFonts w:ascii="Times New Roman" w:hAnsi="Times New Roman" w:cs="Times New Roman"/>
+          <w:sz w:val="28"/>
+          <w:szCs w:val="28"/>
+        </w:rPr>
+        <w:t>Отшутиться</w:t>
+      </w:r>
+    </w:p>
+    <w:p>
+      <w:pPr>
+        <w:pStyle w:val="a5"/>
+        <w:numPr>
+          <w:ilvl w:val="0"/>
+          <w:numId w:val="8"/>
+        </w:numPr>
+        <w:ind w:left="-709"/>
+        <w:rPr>
+          <w:rFonts w:ascii="Times New Roman" w:hAnsi="Times New Roman" w:cs="Times New Roman"/>
+          <w:sz w:val="28"/>
+          <w:szCs w:val="28"/>
+        </w:rPr>
+      </w:pPr>
+      <w:r>
+        <w:rPr>
+          <w:rFonts w:ascii="Times New Roman" w:hAnsi="Times New Roman" w:cs="Times New Roman"/>
+          <w:sz w:val="28"/>
+          <w:szCs w:val="28"/>
+        </w:rPr>
+        <w:t>Приструнить</w:t>
+      </w:r>
+    </w:p>
+    <w:p>
+      <w:pPr>
+        <w:pStyle w:val="a5"/>
+        <w:numPr>
+          <w:ilvl w:val="0"/>
+          <w:numId w:val="8"/>
+        </w:numPr>
+        <w:ind w:left="-709"/>
+        <w:rPr>
+          <w:rFonts w:ascii="Times New Roman" w:hAnsi="Times New Roman" w:cs="Times New Roman"/>
+          <w:sz w:val="28"/>
+          <w:szCs w:val="28"/>
+        </w:rPr>
+      </w:pPr>
+      <w:r>
+        <w:rPr>
+          <w:rFonts w:ascii="Times New Roman" w:hAnsi="Times New Roman" w:cs="Times New Roman"/>
+          <w:sz w:val="28"/>
+          <w:szCs w:val="28"/>
+        </w:rPr>
+        <w:t>Спокойно ответить</w:t>
+      </w:r>
+    </w:p>
+    <w:p>
+      <w:pPr>
+        <w:rPr>
+          <w:rFonts w:ascii="Times New Roman" w:hAnsi="Times New Roman" w:cs="Times New Roman"/>
+          <w:sz w:val="28"/>
+          <w:szCs w:val="28"/>
+        </w:rPr>
+      </w:pPr>
+    </w:p>
+    <w:p>
+      <w:pPr>
+        <w:pStyle w:val="a5"/>
+        <w:numPr>
+          <w:ilvl w:val="0"/>
+          <w:numId w:val="3"/>
+        </w:numPr>
+        <w:ind w:left="-709"/>
+        <w:rPr>
+          <w:rFonts w:ascii="Times New Roman" w:hAnsi="Times New Roman" w:cs="Times New Roman"/>
+          <w:sz w:val="28"/>
+          <w:szCs w:val="28"/>
+        </w:rPr>
+      </w:pPr>
+      <w:r>
+        <w:rPr>
+          <w:rFonts w:ascii="Times New Roman" w:hAnsi="Times New Roman" w:cs="Times New Roman"/>
+          <w:sz w:val="28"/>
+          <w:szCs w:val="28"/>
+        </w:rPr>
+        <w:t>Отшутиться</w:t>
+      </w:r>
+    </w:p>
+    <w:p>
+      <w:pPr>
+        <w:ind w:left="-1069"/>
+        <w:rPr>
+          <w:rFonts w:ascii="Times New Roman" w:hAnsi="Times New Roman" w:cs="Times New Roman"/>
+          <w:sz w:val="28"/>
+          <w:szCs w:val="28"/>
+        </w:rPr>
+      </w:pPr>
+      <w:r>
+        <w:rPr>
+          <w:rFonts w:ascii="Times New Roman" w:hAnsi="Times New Roman" w:cs="Times New Roman"/>
+          <w:sz w:val="28"/>
+          <w:szCs w:val="28"/>
+        </w:rPr>
+        <w:t xml:space="preserve">«Меня выдали уши?» — произносишь ты, не в силах сдержать смешок удивления. Мальчишка рассмеялся вместе с тобой, куда громче и </w:t>
+      </w:r>
+      <w:proofErr w:type="gramStart"/>
+      <w:r>
+        <w:rPr>
+          <w:rFonts w:ascii="Times New Roman" w:hAnsi="Times New Roman" w:cs="Times New Roman"/>
+          <w:sz w:val="28"/>
+          <w:szCs w:val="28"/>
+        </w:rPr>
+        <w:t>забористее</w:t>
+      </w:r>
+      <w:proofErr w:type="gramEnd"/>
+      <w:r>
+        <w:rPr>
+          <w:rFonts w:ascii="Times New Roman" w:hAnsi="Times New Roman" w:cs="Times New Roman"/>
+          <w:sz w:val="28"/>
+          <w:szCs w:val="28"/>
+        </w:rPr>
+        <w:t>, совершенно неуместно для такой шутки.</w:t>
+      </w:r>
+    </w:p>
+    <w:p>
+      <w:pPr>
+        <w:ind w:left="-1069"/>
+        <w:rPr>
+          <w:rFonts w:ascii="Times New Roman" w:hAnsi="Times New Roman" w:cs="Times New Roman"/>
+          <w:sz w:val="28"/>
+          <w:szCs w:val="28"/>
+        </w:rPr>
+      </w:pPr>
+      <w:r>
+        <w:rPr>
+          <w:rFonts w:ascii="Times New Roman" w:hAnsi="Times New Roman" w:cs="Times New Roman"/>
+          <w:sz w:val="28"/>
+          <w:szCs w:val="28"/>
+        </w:rPr>
+        <w:t>-</w:t>
+      </w:r>
+      <w:proofErr w:type="spellStart"/>
+      <w:r>
+        <w:rPr>
+          <w:rFonts w:ascii="Times New Roman" w:hAnsi="Times New Roman" w:cs="Times New Roman"/>
+          <w:sz w:val="28"/>
+          <w:szCs w:val="28"/>
+        </w:rPr>
+        <w:t>Эт</w:t>
+      </w:r>
+      <w:proofErr w:type="spellEnd"/>
+      <w:r>
+        <w:rPr>
+          <w:rFonts w:ascii="Times New Roman" w:hAnsi="Times New Roman" w:cs="Times New Roman"/>
+          <w:sz w:val="28"/>
+          <w:szCs w:val="28"/>
+        </w:rPr>
+        <w:t xml:space="preserve"> точно! Да только не одни они. Слыхал я, конечно, что авгура придворного от того и не видел никто, что жуть как чуден. Но… — мозолистый палец юноши пару раз постучал по собственному подбородку — ... врут всё, наверное. Странный вы, да, но всё ж человек, вроде как.</w:t>
+      </w:r>
+    </w:p>
+    <w:p>
+      <w:pPr>
+        <w:ind w:left="-1069"/>
+        <w:rPr>
+          <w:rFonts w:ascii="Times New Roman" w:hAnsi="Times New Roman" w:cs="Times New Roman"/>
+          <w:sz w:val="28"/>
+          <w:szCs w:val="28"/>
+        </w:rPr>
+      </w:pPr>
+    </w:p>
+    <w:p>
+      <w:pPr>
+        <w:pStyle w:val="a5"/>
+        <w:numPr>
+          <w:ilvl w:val="0"/>
+          <w:numId w:val="3"/>
+        </w:numPr>
+        <w:ind w:left="-709"/>
+        <w:rPr>
+          <w:rFonts w:ascii="Times New Roman" w:hAnsi="Times New Roman" w:cs="Times New Roman"/>
+          <w:sz w:val="28"/>
+          <w:szCs w:val="28"/>
+        </w:rPr>
+      </w:pPr>
+      <w:r>
+        <w:rPr>
+          <w:rFonts w:ascii="Times New Roman" w:hAnsi="Times New Roman" w:cs="Times New Roman"/>
+          <w:sz w:val="28"/>
+          <w:szCs w:val="28"/>
+        </w:rPr>
+        <w:t>Приструнить</w:t>
+      </w:r>
+    </w:p>
+    <w:p>
+      <w:pPr>
+        <w:ind w:left="-1069"/>
+        <w:rPr>
+          <w:rFonts w:ascii="Times New Roman" w:hAnsi="Times New Roman" w:cs="Times New Roman"/>
+          <w:sz w:val="28"/>
+          <w:szCs w:val="28"/>
+        </w:rPr>
+      </w:pPr>
+      <w:r>
+        <w:rPr>
+          <w:rFonts w:ascii="Times New Roman" w:hAnsi="Times New Roman" w:cs="Times New Roman"/>
+          <w:sz w:val="28"/>
+          <w:szCs w:val="28"/>
+        </w:rPr>
+        <w:lastRenderedPageBreak/>
+        <w:t>«</w:t>
+      </w:r>
+      <w:r>
+        <w:rPr>
+          <w:rFonts w:ascii="Times New Roman" w:hAnsi="Times New Roman" w:cs="Times New Roman"/>
+          <w:sz w:val="28"/>
+          <w:szCs w:val="28"/>
+        </w:rPr>
+        <w:t xml:space="preserve">Следи за языком в присутствии власть </w:t>
+      </w:r>
+      <w:proofErr w:type="gramStart"/>
+      <w:r>
+        <w:rPr>
+          <w:rFonts w:ascii="Times New Roman" w:hAnsi="Times New Roman" w:cs="Times New Roman"/>
+          <w:sz w:val="28"/>
+          <w:szCs w:val="28"/>
+        </w:rPr>
+        <w:t>имущих</w:t>
+      </w:r>
+      <w:proofErr w:type="gramEnd"/>
+      <w:r>
+        <w:rPr>
+          <w:rFonts w:ascii="Times New Roman" w:hAnsi="Times New Roman" w:cs="Times New Roman"/>
+          <w:sz w:val="28"/>
+          <w:szCs w:val="28"/>
+        </w:rPr>
+        <w:t>»</w:t>
+      </w:r>
+      <w:r>
+        <w:rPr>
+          <w:rFonts w:ascii="Times New Roman" w:hAnsi="Times New Roman" w:cs="Times New Roman"/>
+          <w:sz w:val="28"/>
+          <w:szCs w:val="28"/>
+        </w:rPr>
+        <w:t xml:space="preserve"> — холодно отрезаешь ты. От твоего расчетливого взгляда юноша неловко теряется, растерянно почесав в затылке.</w:t>
+      </w:r>
+    </w:p>
+    <w:p>
+      <w:pPr>
+        <w:ind w:left="-1069"/>
+        <w:rPr>
+          <w:rFonts w:ascii="Times New Roman" w:hAnsi="Times New Roman" w:cs="Times New Roman"/>
+          <w:sz w:val="28"/>
+          <w:szCs w:val="28"/>
+        </w:rPr>
+      </w:pPr>
+      <w:r>
+        <w:rPr>
+          <w:rFonts w:ascii="Times New Roman" w:hAnsi="Times New Roman" w:cs="Times New Roman"/>
+          <w:sz w:val="28"/>
+          <w:szCs w:val="28"/>
+        </w:rPr>
+        <w:t xml:space="preserve">-Да я </w:t>
+      </w:r>
+      <w:proofErr w:type="spellStart"/>
+      <w:r>
+        <w:rPr>
+          <w:rFonts w:ascii="Times New Roman" w:hAnsi="Times New Roman" w:cs="Times New Roman"/>
+          <w:sz w:val="28"/>
+          <w:szCs w:val="28"/>
+        </w:rPr>
+        <w:t>эт</w:t>
+      </w:r>
+      <w:proofErr w:type="spellEnd"/>
+      <w:r>
+        <w:rPr>
+          <w:rFonts w:ascii="Times New Roman" w:hAnsi="Times New Roman" w:cs="Times New Roman"/>
+          <w:sz w:val="28"/>
+          <w:szCs w:val="28"/>
+        </w:rPr>
+        <w:t>, из чистого любопытства же…всё ж человек, получается</w:t>
+      </w:r>
+      <w:proofErr w:type="gramStart"/>
+      <w:r>
+        <w:rPr>
+          <w:rFonts w:ascii="Times New Roman" w:hAnsi="Times New Roman" w:cs="Times New Roman"/>
+          <w:sz w:val="28"/>
+          <w:szCs w:val="28"/>
+        </w:rPr>
+        <w:t>.</w:t>
+      </w:r>
+      <w:proofErr w:type="gramEnd"/>
+      <w:r>
+        <w:rPr>
+          <w:rFonts w:ascii="Times New Roman" w:hAnsi="Times New Roman" w:cs="Times New Roman"/>
+          <w:sz w:val="28"/>
+          <w:szCs w:val="28"/>
+        </w:rPr>
+        <w:t xml:space="preserve"> Не обессудьте, сир.</w:t>
+      </w:r>
+    </w:p>
+    <w:p>
+      <w:pPr>
+        <w:ind w:left="-1069"/>
+        <w:rPr>
+          <w:rFonts w:ascii="Times New Roman" w:hAnsi="Times New Roman" w:cs="Times New Roman"/>
+          <w:sz w:val="28"/>
+          <w:szCs w:val="28"/>
+        </w:rPr>
+      </w:pPr>
+      <w:r>
+        <w:rPr>
+          <w:rFonts w:ascii="Times New Roman" w:hAnsi="Times New Roman" w:cs="Times New Roman"/>
+          <w:sz w:val="28"/>
+          <w:szCs w:val="28"/>
+        </w:rPr>
+        <w:t>Парень повёл плечами, будто неловко разминая их, а затем на его лице вновь возникла лисья ухмылка.</w:t>
+      </w:r>
+    </w:p>
+    <w:p>
+      <w:pPr>
+        <w:ind w:left="-1069"/>
+        <w:rPr>
+          <w:rFonts w:ascii="Times New Roman" w:hAnsi="Times New Roman" w:cs="Times New Roman"/>
+          <w:sz w:val="28"/>
+          <w:szCs w:val="28"/>
+        </w:rPr>
+      </w:pPr>
+    </w:p>
+    <w:p>
+      <w:pPr>
+        <w:pStyle w:val="a5"/>
+        <w:numPr>
+          <w:ilvl w:val="0"/>
+          <w:numId w:val="3"/>
+        </w:numPr>
+        <w:ind w:left="-709"/>
+        <w:rPr>
+          <w:rFonts w:ascii="Times New Roman" w:hAnsi="Times New Roman" w:cs="Times New Roman"/>
+          <w:sz w:val="28"/>
+          <w:szCs w:val="28"/>
+        </w:rPr>
+      </w:pPr>
+      <w:r>
+        <w:rPr>
+          <w:rFonts w:ascii="Times New Roman" w:hAnsi="Times New Roman" w:cs="Times New Roman"/>
+          <w:sz w:val="28"/>
+          <w:szCs w:val="28"/>
+        </w:rPr>
+        <w:t>Спокойно ответить</w:t>
+      </w:r>
+    </w:p>
+    <w:p>
+      <w:pPr>
+        <w:ind w:left="-993"/>
+        <w:rPr>
+          <w:rFonts w:ascii="Times New Roman" w:hAnsi="Times New Roman" w:cs="Times New Roman"/>
+          <w:sz w:val="28"/>
+          <w:szCs w:val="28"/>
+        </w:rPr>
+      </w:pPr>
+      <w:r>
+        <w:rPr>
+          <w:rFonts w:ascii="Times New Roman" w:hAnsi="Times New Roman" w:cs="Times New Roman"/>
+          <w:sz w:val="28"/>
+          <w:szCs w:val="28"/>
+        </w:rPr>
+        <w:t>«Человек, человек</w:t>
+      </w:r>
+      <w:proofErr w:type="gramStart"/>
+      <w:r>
+        <w:rPr>
+          <w:rFonts w:ascii="Times New Roman" w:hAnsi="Times New Roman" w:cs="Times New Roman"/>
+          <w:sz w:val="28"/>
+          <w:szCs w:val="28"/>
+        </w:rPr>
+        <w:t xml:space="preserve">. </w:t>
+      </w:r>
+      <w:proofErr w:type="gramEnd"/>
+      <w:r>
+        <w:rPr>
+          <w:rFonts w:ascii="Times New Roman" w:hAnsi="Times New Roman" w:cs="Times New Roman"/>
+          <w:sz w:val="28"/>
+          <w:szCs w:val="28"/>
+        </w:rPr>
+        <w:t xml:space="preserve">Разве что не обычный.» — буднично отвечаешь </w:t>
+      </w:r>
+      <w:proofErr w:type="gramStart"/>
+      <w:r>
+        <w:rPr>
+          <w:rFonts w:ascii="Times New Roman" w:hAnsi="Times New Roman" w:cs="Times New Roman"/>
+          <w:sz w:val="28"/>
+          <w:szCs w:val="28"/>
+        </w:rPr>
+        <w:t>ты</w:t>
+      </w:r>
+      <w:proofErr w:type="gramEnd"/>
+      <w:r>
+        <w:rPr>
+          <w:rFonts w:ascii="Times New Roman" w:hAnsi="Times New Roman" w:cs="Times New Roman"/>
+          <w:sz w:val="28"/>
+          <w:szCs w:val="28"/>
+        </w:rPr>
+        <w:t xml:space="preserve"> пожав плечами. Юноша задумчиво хмыкает и медленно и кивает в ответ.</w:t>
+      </w:r>
+    </w:p>
+    <w:p>
+      <w:pPr>
+        <w:ind w:left="-993"/>
+        <w:rPr>
+          <w:rFonts w:ascii="Times New Roman" w:hAnsi="Times New Roman" w:cs="Times New Roman"/>
+          <w:sz w:val="28"/>
+          <w:szCs w:val="28"/>
+        </w:rPr>
+      </w:pPr>
+      <w:r>
+        <w:rPr>
+          <w:rFonts w:ascii="Times New Roman" w:hAnsi="Times New Roman" w:cs="Times New Roman"/>
+          <w:sz w:val="28"/>
+          <w:szCs w:val="28"/>
+        </w:rPr>
+        <w:t>-</w:t>
+      </w:r>
+      <w:proofErr w:type="spellStart"/>
+      <w:r>
+        <w:rPr>
+          <w:rFonts w:ascii="Times New Roman" w:hAnsi="Times New Roman" w:cs="Times New Roman"/>
+          <w:sz w:val="28"/>
+          <w:szCs w:val="28"/>
+        </w:rPr>
+        <w:t>Эт</w:t>
+      </w:r>
+      <w:proofErr w:type="spellEnd"/>
+      <w:r>
+        <w:rPr>
+          <w:rFonts w:ascii="Times New Roman" w:hAnsi="Times New Roman" w:cs="Times New Roman"/>
+          <w:sz w:val="28"/>
+          <w:szCs w:val="28"/>
+        </w:rPr>
+        <w:t xml:space="preserve"> </w:t>
+      </w:r>
+      <w:proofErr w:type="gramStart"/>
+      <w:r>
+        <w:rPr>
+          <w:rFonts w:ascii="Times New Roman" w:hAnsi="Times New Roman" w:cs="Times New Roman"/>
+          <w:sz w:val="28"/>
+          <w:szCs w:val="28"/>
+        </w:rPr>
+        <w:t>точно</w:t>
+      </w:r>
+      <w:proofErr w:type="gramEnd"/>
+      <w:r>
+        <w:rPr>
+          <w:rFonts w:ascii="Times New Roman" w:hAnsi="Times New Roman" w:cs="Times New Roman"/>
+          <w:sz w:val="28"/>
+          <w:szCs w:val="28"/>
+        </w:rPr>
+        <w:t>…хотя, думается мне, в придворных колдунов обычных и не записывают?</w:t>
+      </w:r>
+    </w:p>
+    <w:p>
+      <w:pPr>
+        <w:ind w:left="-993"/>
+        <w:rPr>
+          <w:rFonts w:ascii="Times New Roman" w:hAnsi="Times New Roman" w:cs="Times New Roman"/>
+          <w:sz w:val="28"/>
+          <w:szCs w:val="28"/>
+        </w:rPr>
+      </w:pPr>
+      <w:r>
+        <w:rPr>
+          <w:rFonts w:ascii="Times New Roman" w:hAnsi="Times New Roman" w:cs="Times New Roman"/>
+          <w:sz w:val="28"/>
+          <w:szCs w:val="28"/>
+        </w:rPr>
+        <w:t>Желания и смысла уточнять, что «авгур» и «колдун» это несколько разные понятия, не было совсем, а потому ты лишь вздыхаешь и качаешь головой. Паренька твоя реакция, похоже, только раззадорила.</w:t>
+      </w:r>
+    </w:p>
+    <w:p>
+      <w:pPr>
+        <w:ind w:left="-993"/>
+        <w:rPr>
+          <w:rFonts w:ascii="Times New Roman" w:hAnsi="Times New Roman" w:cs="Times New Roman"/>
+          <w:sz w:val="28"/>
+          <w:szCs w:val="28"/>
+        </w:rPr>
+      </w:pPr>
+    </w:p>
+    <w:p>
+      <w:pPr>
+        <w:ind w:left="-993"/>
+        <w:rPr>
+          <w:rFonts w:ascii="Times New Roman" w:hAnsi="Times New Roman" w:cs="Times New Roman"/>
+          <w:sz w:val="28"/>
+          <w:szCs w:val="28"/>
+        </w:rPr>
+      </w:pPr>
+    </w:p>
+    <w:p>
+      <w:pPr>
+        <w:ind w:left="-1069"/>
+        <w:rPr>
+          <w:rFonts w:ascii="Times New Roman" w:hAnsi="Times New Roman" w:cs="Times New Roman"/>
+          <w:sz w:val="28"/>
+          <w:szCs w:val="28"/>
+        </w:rPr>
+      </w:pPr>
+      <w:r>
+        <w:rPr>
+          <w:rFonts w:ascii="Times New Roman" w:hAnsi="Times New Roman" w:cs="Times New Roman"/>
+          <w:sz w:val="28"/>
+          <w:szCs w:val="28"/>
+        </w:rPr>
+        <w:t xml:space="preserve">-Меня Марко звать. Юнгой тут пока являюсь… </w:t>
+      </w:r>
+      <w:r>
+        <w:rPr>
+          <w:rFonts w:ascii="Times New Roman" w:hAnsi="Times New Roman" w:cs="Times New Roman"/>
+          <w:i/>
+          <w:sz w:val="28"/>
+          <w:szCs w:val="28"/>
+        </w:rPr>
+        <w:t>пока</w:t>
+      </w:r>
+      <w:proofErr w:type="gramStart"/>
+      <w:r>
+        <w:rPr>
+          <w:rFonts w:ascii="Times New Roman" w:hAnsi="Times New Roman" w:cs="Times New Roman"/>
+          <w:sz w:val="28"/>
+          <w:szCs w:val="28"/>
+        </w:rPr>
+        <w:t>.</w:t>
+      </w:r>
+      <w:proofErr w:type="gramEnd"/>
+      <w:r>
+        <w:rPr>
+          <w:rFonts w:ascii="Times New Roman" w:hAnsi="Times New Roman" w:cs="Times New Roman"/>
+          <w:sz w:val="28"/>
+          <w:szCs w:val="28"/>
+        </w:rPr>
+        <w:t xml:space="preserve"> — </w:t>
+      </w:r>
+      <w:proofErr w:type="gramStart"/>
+      <w:r>
+        <w:rPr>
+          <w:rFonts w:ascii="Times New Roman" w:hAnsi="Times New Roman" w:cs="Times New Roman"/>
+          <w:sz w:val="28"/>
+          <w:szCs w:val="28"/>
+        </w:rPr>
+        <w:t>о</w:t>
+      </w:r>
+      <w:proofErr w:type="gramEnd"/>
+      <w:r>
+        <w:rPr>
+          <w:rFonts w:ascii="Times New Roman" w:hAnsi="Times New Roman" w:cs="Times New Roman"/>
+          <w:sz w:val="28"/>
+          <w:szCs w:val="28"/>
+        </w:rPr>
+        <w:t xml:space="preserve">н </w:t>
+      </w:r>
+      <w:proofErr w:type="spellStart"/>
+      <w:r>
+        <w:rPr>
+          <w:rFonts w:ascii="Times New Roman" w:hAnsi="Times New Roman" w:cs="Times New Roman"/>
+          <w:sz w:val="28"/>
+          <w:szCs w:val="28"/>
+        </w:rPr>
+        <w:t>заговорщески</w:t>
+      </w:r>
+      <w:proofErr w:type="spellEnd"/>
+      <w:r>
+        <w:rPr>
+          <w:rFonts w:ascii="Times New Roman" w:hAnsi="Times New Roman" w:cs="Times New Roman"/>
+          <w:sz w:val="28"/>
+          <w:szCs w:val="28"/>
+        </w:rPr>
+        <w:t xml:space="preserve"> подмигнул тебе, будто вы давние партнёры в каком-то заговоре, о котором ты не имеешь ни малейшего понятия. По тому, что Марко не спешил продолжать говорить, ты догадался, что он ждёт твоего имени.</w:t>
+      </w:r>
+    </w:p>
+    <w:p>
+      <w:pPr>
+        <w:ind w:left="-1069"/>
+        <w:rPr>
+          <w:rFonts w:ascii="Times New Roman" w:hAnsi="Times New Roman" w:cs="Times New Roman"/>
+          <w:sz w:val="28"/>
+          <w:szCs w:val="28"/>
+        </w:rPr>
+      </w:pPr>
+      <w:r>
+        <w:rPr>
+          <w:rFonts w:ascii="Times New Roman" w:hAnsi="Times New Roman" w:cs="Times New Roman"/>
+          <w:sz w:val="28"/>
+          <w:szCs w:val="28"/>
+        </w:rPr>
+        <w:t>«</w:t>
+      </w:r>
+      <w:proofErr w:type="spellStart"/>
+      <w:r>
+        <w:rPr>
+          <w:rFonts w:ascii="Times New Roman" w:hAnsi="Times New Roman" w:cs="Times New Roman"/>
+          <w:sz w:val="28"/>
+          <w:szCs w:val="28"/>
+        </w:rPr>
+        <w:t>Имотэс</w:t>
+      </w:r>
+      <w:proofErr w:type="spellEnd"/>
+      <w:r>
+        <w:rPr>
+          <w:rFonts w:ascii="Times New Roman" w:hAnsi="Times New Roman" w:cs="Times New Roman"/>
+          <w:sz w:val="28"/>
+          <w:szCs w:val="28"/>
+        </w:rPr>
+        <w:t>. Рад знакомству</w:t>
+      </w:r>
+      <w:proofErr w:type="gramStart"/>
+      <w:r>
+        <w:rPr>
+          <w:rFonts w:ascii="Times New Roman" w:hAnsi="Times New Roman" w:cs="Times New Roman"/>
+          <w:sz w:val="28"/>
+          <w:szCs w:val="28"/>
+        </w:rPr>
+        <w:t xml:space="preserve">.» — </w:t>
+      </w:r>
+      <w:proofErr w:type="gramEnd"/>
+      <w:r>
+        <w:rPr>
+          <w:rFonts w:ascii="Times New Roman" w:hAnsi="Times New Roman" w:cs="Times New Roman"/>
+          <w:sz w:val="28"/>
+          <w:szCs w:val="28"/>
+        </w:rPr>
+        <w:t xml:space="preserve">говоришь ты с уважительным кивком головой. Лицо юнги медленно расплывается в улыбке, как будто ожидая конца шутки. Пауза затянулась, и когда он понял, что шуткой тут и не пахло, его лицо резко сменилось </w:t>
+      </w:r>
+      <w:proofErr w:type="gramStart"/>
+      <w:r>
+        <w:rPr>
+          <w:rFonts w:ascii="Times New Roman" w:hAnsi="Times New Roman" w:cs="Times New Roman"/>
+          <w:sz w:val="28"/>
+          <w:szCs w:val="28"/>
+        </w:rPr>
+        <w:t>на</w:t>
+      </w:r>
+      <w:proofErr w:type="gramEnd"/>
+      <w:r>
+        <w:rPr>
+          <w:rFonts w:ascii="Times New Roman" w:hAnsi="Times New Roman" w:cs="Times New Roman"/>
+          <w:sz w:val="28"/>
+          <w:szCs w:val="28"/>
+        </w:rPr>
+        <w:t xml:space="preserve"> сконфуженное.</w:t>
+      </w:r>
+    </w:p>
+    <w:p>
+      <w:pPr>
+        <w:ind w:left="-1069"/>
+        <w:rPr>
+          <w:rFonts w:ascii="Times New Roman" w:hAnsi="Times New Roman" w:cs="Times New Roman"/>
+          <w:sz w:val="28"/>
+          <w:szCs w:val="28"/>
+        </w:rPr>
+      </w:pPr>
+      <w:r>
+        <w:rPr>
+          <w:rFonts w:ascii="Times New Roman" w:hAnsi="Times New Roman" w:cs="Times New Roman"/>
+          <w:sz w:val="28"/>
+          <w:szCs w:val="28"/>
+        </w:rPr>
+        <w:t>-...Серьёзно, значит?...</w:t>
+      </w:r>
+      <w:proofErr w:type="spellStart"/>
+      <w:r>
+        <w:rPr>
+          <w:rFonts w:ascii="Times New Roman" w:hAnsi="Times New Roman" w:cs="Times New Roman"/>
+          <w:sz w:val="28"/>
+          <w:szCs w:val="28"/>
+        </w:rPr>
+        <w:t>И-мо-тэс</w:t>
+      </w:r>
+      <w:proofErr w:type="spellEnd"/>
+      <w:r>
+        <w:rPr>
+          <w:rFonts w:ascii="Times New Roman" w:hAnsi="Times New Roman" w:cs="Times New Roman"/>
+          <w:sz w:val="28"/>
+          <w:szCs w:val="28"/>
+        </w:rPr>
+        <w:t xml:space="preserve">…Звук ещё такой, будто финики </w:t>
+      </w:r>
+      <w:proofErr w:type="gramStart"/>
+      <w:r>
+        <w:rPr>
+          <w:rFonts w:ascii="Times New Roman" w:hAnsi="Times New Roman" w:cs="Times New Roman"/>
+          <w:sz w:val="28"/>
+          <w:szCs w:val="28"/>
+        </w:rPr>
+        <w:t>жуёшь</w:t>
+      </w:r>
+      <w:proofErr w:type="gramEnd"/>
+      <w:r>
+        <w:rPr>
+          <w:rFonts w:ascii="Times New Roman" w:hAnsi="Times New Roman" w:cs="Times New Roman"/>
+          <w:sz w:val="28"/>
+          <w:szCs w:val="28"/>
+        </w:rPr>
+        <w:t xml:space="preserve"> а не имя выговариваешь. — Марко покачал головой </w:t>
+      </w:r>
+      <w:proofErr w:type="gramStart"/>
+      <w:r>
+        <w:rPr>
+          <w:rFonts w:ascii="Times New Roman" w:hAnsi="Times New Roman" w:cs="Times New Roman"/>
+          <w:sz w:val="28"/>
+          <w:szCs w:val="28"/>
+        </w:rPr>
+        <w:t>со</w:t>
+      </w:r>
+      <w:proofErr w:type="gramEnd"/>
+      <w:r>
+        <w:rPr>
+          <w:rFonts w:ascii="Times New Roman" w:hAnsi="Times New Roman" w:cs="Times New Roman"/>
+          <w:sz w:val="28"/>
+          <w:szCs w:val="28"/>
+        </w:rPr>
+        <w:t xml:space="preserve"> взглядом, наполненным странной жалостью к тебе. В ответ ты лишь хмыкнул от неожиданного сравнения.</w:t>
+      </w:r>
+    </w:p>
+    <w:p>
+      <w:pPr>
+        <w:ind w:left="-1069"/>
+        <w:rPr>
+          <w:rFonts w:ascii="Times New Roman" w:hAnsi="Times New Roman" w:cs="Times New Roman"/>
+          <w:sz w:val="28"/>
+          <w:szCs w:val="28"/>
+        </w:rPr>
+      </w:pPr>
+      <w:r>
+        <w:rPr>
+          <w:rFonts w:ascii="Times New Roman" w:hAnsi="Times New Roman" w:cs="Times New Roman"/>
+          <w:sz w:val="28"/>
+          <w:szCs w:val="28"/>
+        </w:rPr>
+        <w:t>-</w:t>
+      </w:r>
+      <w:proofErr w:type="gramStart"/>
+      <w:r>
+        <w:rPr>
+          <w:rFonts w:ascii="Times New Roman" w:hAnsi="Times New Roman" w:cs="Times New Roman"/>
+          <w:sz w:val="28"/>
+          <w:szCs w:val="28"/>
+        </w:rPr>
+        <w:t>Ну</w:t>
+      </w:r>
+      <w:proofErr w:type="gramEnd"/>
+      <w:r>
+        <w:rPr>
+          <w:rFonts w:ascii="Times New Roman" w:hAnsi="Times New Roman" w:cs="Times New Roman"/>
+          <w:sz w:val="28"/>
+          <w:szCs w:val="28"/>
+        </w:rPr>
+        <w:t xml:space="preserve"> так, это…вы </w:t>
+      </w:r>
+      <w:proofErr w:type="spellStart"/>
+      <w:r>
+        <w:rPr>
+          <w:rFonts w:ascii="Times New Roman" w:hAnsi="Times New Roman" w:cs="Times New Roman"/>
+          <w:sz w:val="28"/>
+          <w:szCs w:val="28"/>
+        </w:rPr>
+        <w:t>чего-сь</w:t>
+      </w:r>
+      <w:proofErr w:type="spellEnd"/>
+      <w:r>
+        <w:rPr>
+          <w:rFonts w:ascii="Times New Roman" w:hAnsi="Times New Roman" w:cs="Times New Roman"/>
+          <w:sz w:val="28"/>
+          <w:szCs w:val="28"/>
+        </w:rPr>
+        <w:t xml:space="preserve"> обсудить хотели, сир?</w:t>
+      </w:r>
+      <w:r>
+        <w:rPr>
+          <w:rFonts w:ascii="Times New Roman" w:hAnsi="Times New Roman" w:cs="Times New Roman"/>
+          <w:sz w:val="28"/>
+          <w:szCs w:val="28"/>
+        </w:rPr>
+        <w:t xml:space="preserve"> Или так, поглазеть в ответ подошли? — произнёс он после неловкой паузы, скрестив руки на груди в ожидании.</w:t>
+      </w:r>
+    </w:p>
+    <w:p>
+      <w:pPr>
+        <w:ind w:left="-1069"/>
+        <w:rPr>
+          <w:rFonts w:ascii="Times New Roman" w:hAnsi="Times New Roman" w:cs="Times New Roman"/>
+          <w:sz w:val="28"/>
+          <w:szCs w:val="28"/>
+        </w:rPr>
+      </w:pPr>
+    </w:p>
+    <w:p>
+      <w:pPr>
+        <w:ind w:left="-993"/>
+        <w:rPr>
+          <w:rFonts w:ascii="Times New Roman" w:hAnsi="Times New Roman" w:cs="Times New Roman"/>
+          <w:sz w:val="28"/>
+          <w:szCs w:val="28"/>
+        </w:rPr>
+      </w:pPr>
+      <w:r>
+        <w:rPr>
+          <w:rFonts w:ascii="Times New Roman" w:hAnsi="Times New Roman" w:cs="Times New Roman"/>
+          <w:sz w:val="28"/>
+          <w:szCs w:val="28"/>
+        </w:rPr>
+        <w:br/>
+      </w:r>
+      <w:r>
+        <w:rPr>
+          <w:rFonts w:ascii="Times New Roman" w:hAnsi="Times New Roman" w:cs="Times New Roman"/>
+          <w:sz w:val="28"/>
+          <w:szCs w:val="28"/>
+        </w:rPr>
+        <w:br/>
+        <w:t xml:space="preserve"> </w:t>
+      </w:r>
+      <w:r>
+        <w:rPr>
+          <w:rFonts w:ascii="Times New Roman" w:hAnsi="Times New Roman" w:cs="Times New Roman"/>
+          <w:sz w:val="28"/>
+          <w:szCs w:val="28"/>
+        </w:rPr>
+        <w:t xml:space="preserve"> </w:t>
       </w:r>
     </w:p>
     <w:sectPr>
@@ -2230,7 +3343,7 @@
   <w:abstractNum w:abstractNumId="0">
     <w:nsid w:val="05CD4656"/>
     <w:multiLevelType w:val="hybridMultilevel"/>
-    <w:tmpl w:val="F8B4A238"/>
+    <w:tmpl w:val="3AB6C048"/>
     <w:lvl w:ilvl="0" w:tplc="0419000B">
       <w:start w:val="1"/>
       <w:numFmt w:val="bullet"/>
@@ -2569,7 +3682,7 @@
   <w:abstractNum w:abstractNumId="3">
     <w:nsid w:val="1C5A696A"/>
     <w:multiLevelType w:val="hybridMultilevel"/>
-    <w:tmpl w:val="41362C5E"/>
+    <w:tmpl w:val="E7601472"/>
     <w:lvl w:ilvl="0" w:tplc="04190001">
       <w:start w:val="1"/>
       <w:numFmt w:val="bullet"/>

--- a/sources/script/VNovel_script.docx
+++ b/sources/script/VNovel_script.docx
@@ -2193,35 +2193,24 @@
           <w:rFonts w:ascii="Times New Roman" w:hAnsi="Times New Roman" w:cs="Times New Roman"/>
           <w:sz w:val="28"/>
           <w:szCs w:val="28"/>
-          <w:highlight w:val="red"/>
-        </w:rPr>
-        <w:t>Яркий дневной свет ударил тебе в глаза, вынуждая сразу же прикрыть их рукавом. Не сразу, но</w:t>
-      </w:r>
-      <w:proofErr w:type="gramStart"/>
-      <w:r>
-        <w:rPr>
-          <w:rFonts w:ascii="Times New Roman" w:hAnsi="Times New Roman" w:cs="Times New Roman"/>
-          <w:sz w:val="28"/>
-          <w:szCs w:val="28"/>
-        </w:rPr>
-        <w:t xml:space="preserve"> </w:t>
-      </w:r>
-      <w:r>
-        <w:rPr>
-          <w:rFonts w:ascii="Times New Roman" w:hAnsi="Times New Roman" w:cs="Times New Roman"/>
-          <w:sz w:val="28"/>
-          <w:szCs w:val="28"/>
-        </w:rPr>
-        <w:t xml:space="preserve"> И</w:t>
-      </w:r>
-      <w:proofErr w:type="gramEnd"/>
-      <w:r>
-        <w:rPr>
-          <w:rFonts w:ascii="Times New Roman" w:hAnsi="Times New Roman" w:cs="Times New Roman"/>
-          <w:sz w:val="28"/>
-          <w:szCs w:val="28"/>
-        </w:rPr>
-        <w:t>гнорируем пока это</w:t>
+        </w:rPr>
+        <w:t>Когда твоя голова поравнялась с палубным настилом - мир взорвался белым пламенем. Яркий дневной свет ударил тебе в глаза, вынужд</w:t>
+      </w:r>
+      <w:r>
+        <w:rPr>
+          <w:rFonts w:ascii="Times New Roman" w:hAnsi="Times New Roman" w:cs="Times New Roman"/>
+          <w:sz w:val="28"/>
+          <w:szCs w:val="28"/>
+        </w:rPr>
+        <w:t>ая сразу же прикрыть их рукавом</w:t>
+      </w:r>
+      <w:r>
+        <w:rPr>
+          <w:rFonts w:ascii="Times New Roman" w:hAnsi="Times New Roman" w:cs="Times New Roman"/>
+          <w:sz w:val="28"/>
+          <w:szCs w:val="28"/>
+        </w:rPr>
+        <w:t>. Жмурясь, ты чувствуешь, как солёный ветер хлещет по лицу, а морской воздух окутывает со всех сторон. Когда тебе удаётся разлепить веки, палуба уже твёрдо стояла под ногами.</w:t>
       </w:r>
     </w:p>
     <w:p>
@@ -2290,7 +2279,67 @@
           <w:sz w:val="28"/>
           <w:szCs w:val="28"/>
         </w:rPr>
-        <w:t xml:space="preserve"> что кто-то пристально смотрит на тебя. Переведя взгляд в сторону, ты подмечаешь юношу в потрёпанной одежде, с бинтами вместо рукавов.</w:t>
+        <w:t xml:space="preserve"> что кто-то пристально смотрит на тебя. Переведя взгляд в сторону, ты подмечаешь юношу в потрёпанной одежде, с бинтами вместо рукавов. Он беззаботно</w:t>
+      </w:r>
+      <w:r>
+        <w:rPr>
+          <w:rFonts w:ascii="Times New Roman" w:hAnsi="Times New Roman" w:cs="Times New Roman"/>
+          <w:sz w:val="28"/>
+          <w:szCs w:val="28"/>
+        </w:rPr>
+        <w:t xml:space="preserve">, совсем по-ребячески, </w:t>
+      </w:r>
+      <w:r>
+        <w:rPr>
+          <w:rFonts w:ascii="Times New Roman" w:hAnsi="Times New Roman" w:cs="Times New Roman"/>
+          <w:sz w:val="28"/>
+          <w:szCs w:val="28"/>
+        </w:rPr>
+        <w:t xml:space="preserve"> сидел на фальшбор</w:t>
+      </w:r>
+      <w:r>
+        <w:rPr>
+          <w:rFonts w:ascii="Times New Roman" w:hAnsi="Times New Roman" w:cs="Times New Roman"/>
+          <w:sz w:val="28"/>
+          <w:szCs w:val="28"/>
+        </w:rPr>
+        <w:t>те, болтая ногами, и то и дело его хитрый прищур оценивал тебя с ног до головы. Заметив твой взаимный взгляд, юноша лишь хмыкнул себе под нос, но взгляд не перевёл.</w:t>
+      </w:r>
+    </w:p>
+    <w:p>
+      <w:pPr>
+        <w:ind w:left="-993"/>
+        <w:rPr>
+          <w:rFonts w:ascii="Times New Roman" w:hAnsi="Times New Roman" w:cs="Times New Roman"/>
+          <w:sz w:val="28"/>
+          <w:szCs w:val="28"/>
+        </w:rPr>
+      </w:pPr>
+      <w:r>
+        <w:rPr>
+          <w:rFonts w:ascii="Times New Roman" w:hAnsi="Times New Roman" w:cs="Times New Roman"/>
+          <w:sz w:val="28"/>
+          <w:szCs w:val="28"/>
+        </w:rPr>
+        <w:t xml:space="preserve">- </w:t>
+      </w:r>
+      <w:proofErr w:type="spellStart"/>
+      <w:r>
+        <w:rPr>
+          <w:rFonts w:ascii="Times New Roman" w:hAnsi="Times New Roman" w:cs="Times New Roman"/>
+          <w:sz w:val="28"/>
+          <w:szCs w:val="28"/>
+        </w:rPr>
+        <w:t>Здрасьте</w:t>
+      </w:r>
+      <w:proofErr w:type="spellEnd"/>
+      <w:r>
+        <w:rPr>
+          <w:rFonts w:ascii="Times New Roman" w:hAnsi="Times New Roman" w:cs="Times New Roman"/>
+          <w:sz w:val="28"/>
+          <w:szCs w:val="28"/>
+        </w:rPr>
+        <w:t>, достопочтенный сир</w:t>
       </w:r>
       <w:proofErr w:type="gramStart"/>
       <w:r>
@@ -2299,7 +2348,7 @@
           <w:sz w:val="28"/>
           <w:szCs w:val="28"/>
         </w:rPr>
-        <w:t xml:space="preserve"> </w:t>
+        <w:t>.</w:t>
       </w:r>
       <w:proofErr w:type="gramEnd"/>
       <w:r>
@@ -2308,83 +2357,7 @@
           <w:sz w:val="28"/>
           <w:szCs w:val="28"/>
         </w:rPr>
-        <w:t>Это был ж</w:t>
-      </w:r>
-      <w:r>
-        <w:rPr>
-          <w:rFonts w:ascii="Times New Roman" w:hAnsi="Times New Roman" w:cs="Times New Roman"/>
-          <w:sz w:val="28"/>
-          <w:szCs w:val="28"/>
-        </w:rPr>
-        <w:t>илистый юный мальчишка лет семнадцати с загорелой кожей и светлыми, почти выгоревшими на солнце, волосами</w:t>
-      </w:r>
-      <w:r>
-        <w:rPr>
-          <w:rFonts w:ascii="Times New Roman" w:hAnsi="Times New Roman" w:cs="Times New Roman"/>
-          <w:sz w:val="28"/>
-          <w:szCs w:val="28"/>
-        </w:rPr>
-        <w:t>. Он беззаботно</w:t>
-      </w:r>
-      <w:r>
-        <w:rPr>
-          <w:rFonts w:ascii="Times New Roman" w:hAnsi="Times New Roman" w:cs="Times New Roman"/>
-          <w:sz w:val="28"/>
-          <w:szCs w:val="28"/>
-        </w:rPr>
-        <w:t xml:space="preserve">, совсем по-ребячески, </w:t>
-      </w:r>
-      <w:r>
-        <w:rPr>
-          <w:rFonts w:ascii="Times New Roman" w:hAnsi="Times New Roman" w:cs="Times New Roman"/>
-          <w:sz w:val="28"/>
-          <w:szCs w:val="28"/>
-        </w:rPr>
-        <w:t xml:space="preserve"> сидел на фальшбор</w:t>
-      </w:r>
-      <w:r>
-        <w:rPr>
-          <w:rFonts w:ascii="Times New Roman" w:hAnsi="Times New Roman" w:cs="Times New Roman"/>
-          <w:sz w:val="28"/>
-          <w:szCs w:val="28"/>
-        </w:rPr>
-        <w:t>те, болтая ногами, и то и дело его хитрый прищур оценивал тебя с ног до головы. Заметив твой взаимный взгляд, юноша лишь хмыкнул себе под нос, но взгляд не перевёл.</w:t>
-      </w:r>
-    </w:p>
-    <w:p>
-      <w:pPr>
-        <w:ind w:left="-993"/>
-        <w:rPr>
-          <w:rFonts w:ascii="Times New Roman" w:hAnsi="Times New Roman" w:cs="Times New Roman"/>
-          <w:sz w:val="28"/>
-          <w:szCs w:val="28"/>
-        </w:rPr>
-      </w:pPr>
-      <w:r>
-        <w:rPr>
-          <w:rFonts w:ascii="Times New Roman" w:hAnsi="Times New Roman" w:cs="Times New Roman"/>
-          <w:sz w:val="28"/>
-          <w:szCs w:val="28"/>
-        </w:rPr>
-        <w:t xml:space="preserve">- </w:t>
-      </w:r>
-      <w:proofErr w:type="spellStart"/>
-      <w:r>
-        <w:rPr>
-          <w:rFonts w:ascii="Times New Roman" w:hAnsi="Times New Roman" w:cs="Times New Roman"/>
-          <w:sz w:val="28"/>
-          <w:szCs w:val="28"/>
-        </w:rPr>
-        <w:t>Здрасьте</w:t>
-      </w:r>
-      <w:proofErr w:type="spellEnd"/>
-      <w:r>
-        <w:rPr>
-          <w:rFonts w:ascii="Times New Roman" w:hAnsi="Times New Roman" w:cs="Times New Roman"/>
-          <w:sz w:val="28"/>
-          <w:szCs w:val="28"/>
-        </w:rPr>
-        <w:t>, достопочтенный сир</w:t>
+        <w:t xml:space="preserve"> — </w:t>
       </w:r>
       <w:proofErr w:type="gramStart"/>
       <w:r>
@@ -2393,7 +2366,7 @@
           <w:sz w:val="28"/>
           <w:szCs w:val="28"/>
         </w:rPr>
-        <w:t>.</w:t>
+        <w:t>о</w:t>
       </w:r>
       <w:proofErr w:type="gramEnd"/>
       <w:r>
@@ -2402,25 +2375,7 @@
           <w:sz w:val="28"/>
           <w:szCs w:val="28"/>
         </w:rPr>
-        <w:t xml:space="preserve"> — </w:t>
-      </w:r>
-      <w:proofErr w:type="gramStart"/>
-      <w:r>
-        <w:rPr>
-          <w:rFonts w:ascii="Times New Roman" w:hAnsi="Times New Roman" w:cs="Times New Roman"/>
-          <w:sz w:val="28"/>
-          <w:szCs w:val="28"/>
-        </w:rPr>
-        <w:t>о</w:t>
-      </w:r>
-      <w:proofErr w:type="gramEnd"/>
-      <w:r>
-        <w:rPr>
-          <w:rFonts w:ascii="Times New Roman" w:hAnsi="Times New Roman" w:cs="Times New Roman"/>
-          <w:sz w:val="28"/>
-          <w:szCs w:val="28"/>
-        </w:rPr>
-        <w:t>тозвался мальчишка, соскакивая на твёрдую поверхность палубы. Почему-то теперь, стоя перед тобой в полный рост, он казался ещё более нелепо в своей одежде не по размеру и с наклонённой вбок головой, напоминая больше дворового щенка, нежели члена пиратского судна. На мгновение он замолчал, в очередной раз мелько</w:t>
+        <w:t>тозвался мальчишка, соскакивая на твёрдую поверхность палубы. На мгновение он замолчал, в очередной раз мелько</w:t>
       </w:r>
       <w:r>
         <w:rPr>
@@ -2707,59 +2662,59 @@
           <w:sz w:val="28"/>
           <w:szCs w:val="28"/>
         </w:rPr>
+        <w:t>«</w:t>
+      </w:r>
+      <w:r>
+        <w:rPr>
+          <w:rFonts w:ascii="Times New Roman" w:hAnsi="Times New Roman" w:cs="Times New Roman"/>
+          <w:sz w:val="28"/>
+          <w:szCs w:val="28"/>
+        </w:rPr>
+        <w:t xml:space="preserve">Следи за языком в присутствии власть </w:t>
+      </w:r>
+      <w:proofErr w:type="gramStart"/>
+      <w:r>
+        <w:rPr>
+          <w:rFonts w:ascii="Times New Roman" w:hAnsi="Times New Roman" w:cs="Times New Roman"/>
+          <w:sz w:val="28"/>
+          <w:szCs w:val="28"/>
+        </w:rPr>
+        <w:t>имущих</w:t>
+      </w:r>
+      <w:proofErr w:type="gramEnd"/>
+      <w:r>
+        <w:rPr>
+          <w:rFonts w:ascii="Times New Roman" w:hAnsi="Times New Roman" w:cs="Times New Roman"/>
+          <w:sz w:val="28"/>
+          <w:szCs w:val="28"/>
+        </w:rPr>
+        <w:t>»</w:t>
+      </w:r>
+      <w:r>
+        <w:rPr>
+          <w:rFonts w:ascii="Times New Roman" w:hAnsi="Times New Roman" w:cs="Times New Roman"/>
+          <w:sz w:val="28"/>
+          <w:szCs w:val="28"/>
+        </w:rPr>
+        <w:t xml:space="preserve"> — холодно отрезаешь ты. От твоего расчетливого взгляда юноша неловко теряется, растерянно почесав в затылке.</w:t>
+      </w:r>
+    </w:p>
+    <w:p>
+      <w:pPr>
+        <w:ind w:left="-1069"/>
+        <w:rPr>
+          <w:rFonts w:ascii="Times New Roman" w:hAnsi="Times New Roman" w:cs="Times New Roman"/>
+          <w:sz w:val="28"/>
+          <w:szCs w:val="28"/>
+        </w:rPr>
+      </w:pPr>
+      <w:r>
+        <w:rPr>
+          <w:rFonts w:ascii="Times New Roman" w:hAnsi="Times New Roman" w:cs="Times New Roman"/>
+          <w:sz w:val="28"/>
+          <w:szCs w:val="28"/>
+        </w:rPr>
         <w:lastRenderedPageBreak/>
-        <w:t>«</w:t>
-      </w:r>
-      <w:r>
-        <w:rPr>
-          <w:rFonts w:ascii="Times New Roman" w:hAnsi="Times New Roman" w:cs="Times New Roman"/>
-          <w:sz w:val="28"/>
-          <w:szCs w:val="28"/>
-        </w:rPr>
-        <w:t xml:space="preserve">Следи за языком в присутствии власть </w:t>
-      </w:r>
-      <w:proofErr w:type="gramStart"/>
-      <w:r>
-        <w:rPr>
-          <w:rFonts w:ascii="Times New Roman" w:hAnsi="Times New Roman" w:cs="Times New Roman"/>
-          <w:sz w:val="28"/>
-          <w:szCs w:val="28"/>
-        </w:rPr>
-        <w:t>имущих</w:t>
-      </w:r>
-      <w:proofErr w:type="gramEnd"/>
-      <w:r>
-        <w:rPr>
-          <w:rFonts w:ascii="Times New Roman" w:hAnsi="Times New Roman" w:cs="Times New Roman"/>
-          <w:sz w:val="28"/>
-          <w:szCs w:val="28"/>
-        </w:rPr>
-        <w:t>»</w:t>
-      </w:r>
-      <w:r>
-        <w:rPr>
-          <w:rFonts w:ascii="Times New Roman" w:hAnsi="Times New Roman" w:cs="Times New Roman"/>
-          <w:sz w:val="28"/>
-          <w:szCs w:val="28"/>
-        </w:rPr>
-        <w:t xml:space="preserve"> — холодно отрезаешь ты. От твоего расчетливого взгляда юноша неловко теряется, растерянно почесав в затылке.</w:t>
-      </w:r>
-    </w:p>
-    <w:p>
-      <w:pPr>
-        <w:ind w:left="-1069"/>
-        <w:rPr>
-          <w:rFonts w:ascii="Times New Roman" w:hAnsi="Times New Roman" w:cs="Times New Roman"/>
-          <w:sz w:val="28"/>
-          <w:szCs w:val="28"/>
-        </w:rPr>
-      </w:pPr>
-      <w:r>
-        <w:rPr>
-          <w:rFonts w:ascii="Times New Roman" w:hAnsi="Times New Roman" w:cs="Times New Roman"/>
-          <w:sz w:val="28"/>
-          <w:szCs w:val="28"/>
-        </w:rPr>
         <w:t xml:space="preserve">-Да я </w:t>
       </w:r>
       <w:proofErr w:type="spellStart"/>
@@ -2778,25 +2733,7 @@
           <w:sz w:val="28"/>
           <w:szCs w:val="28"/>
         </w:rPr>
-        <w:t>, из чистого любопытства же…всё ж человек, получается</w:t>
-      </w:r>
-      <w:proofErr w:type="gramStart"/>
-      <w:r>
-        <w:rPr>
-          <w:rFonts w:ascii="Times New Roman" w:hAnsi="Times New Roman" w:cs="Times New Roman"/>
-          <w:sz w:val="28"/>
-          <w:szCs w:val="28"/>
-        </w:rPr>
-        <w:t>.</w:t>
-      </w:r>
-      <w:proofErr w:type="gramEnd"/>
-      <w:r>
-        <w:rPr>
-          <w:rFonts w:ascii="Times New Roman" w:hAnsi="Times New Roman" w:cs="Times New Roman"/>
-          <w:sz w:val="28"/>
-          <w:szCs w:val="28"/>
-        </w:rPr>
-        <w:t xml:space="preserve"> Не обессудьте, сир.</w:t>
+        <w:t>, из чистого любопытства же…всё ж человек, получается. Не обессудьте, сир.</w:t>
       </w:r>
     </w:p>
     <w:p>
@@ -2865,7 +2802,7 @@
           <w:sz w:val="28"/>
           <w:szCs w:val="28"/>
         </w:rPr>
-        <w:t>«Человек, человек</w:t>
+        <w:t xml:space="preserve">«Человек, человек. Разве что не обычный.» — буднично отвечаешь </w:t>
       </w:r>
       <w:proofErr w:type="gramStart"/>
       <w:r>
@@ -2874,8 +2811,830 @@
           <w:sz w:val="28"/>
           <w:szCs w:val="28"/>
         </w:rPr>
+        <w:t>ты</w:t>
+      </w:r>
+      <w:proofErr w:type="gramEnd"/>
+      <w:r>
+        <w:rPr>
+          <w:rFonts w:ascii="Times New Roman" w:hAnsi="Times New Roman" w:cs="Times New Roman"/>
+          <w:sz w:val="28"/>
+          <w:szCs w:val="28"/>
+        </w:rPr>
+        <w:t xml:space="preserve"> пожав плечами. Юноша задумчиво хмыкает и медленно и кивает в ответ.</w:t>
+      </w:r>
+    </w:p>
+    <w:p>
+      <w:pPr>
+        <w:ind w:left="-993"/>
+        <w:rPr>
+          <w:rFonts w:ascii="Times New Roman" w:hAnsi="Times New Roman" w:cs="Times New Roman"/>
+          <w:sz w:val="28"/>
+          <w:szCs w:val="28"/>
+        </w:rPr>
+      </w:pPr>
+      <w:r>
+        <w:rPr>
+          <w:rFonts w:ascii="Times New Roman" w:hAnsi="Times New Roman" w:cs="Times New Roman"/>
+          <w:sz w:val="28"/>
+          <w:szCs w:val="28"/>
+        </w:rPr>
+        <w:t>-</w:t>
+      </w:r>
+      <w:proofErr w:type="spellStart"/>
+      <w:r>
+        <w:rPr>
+          <w:rFonts w:ascii="Times New Roman" w:hAnsi="Times New Roman" w:cs="Times New Roman"/>
+          <w:sz w:val="28"/>
+          <w:szCs w:val="28"/>
+        </w:rPr>
+        <w:t>Эт</w:t>
+      </w:r>
+      <w:proofErr w:type="spellEnd"/>
+      <w:r>
+        <w:rPr>
+          <w:rFonts w:ascii="Times New Roman" w:hAnsi="Times New Roman" w:cs="Times New Roman"/>
+          <w:sz w:val="28"/>
+          <w:szCs w:val="28"/>
+        </w:rPr>
+        <w:t xml:space="preserve"> </w:t>
+      </w:r>
+      <w:proofErr w:type="gramStart"/>
+      <w:r>
+        <w:rPr>
+          <w:rFonts w:ascii="Times New Roman" w:hAnsi="Times New Roman" w:cs="Times New Roman"/>
+          <w:sz w:val="28"/>
+          <w:szCs w:val="28"/>
+        </w:rPr>
+        <w:t>точно</w:t>
+      </w:r>
+      <w:proofErr w:type="gramEnd"/>
+      <w:r>
+        <w:rPr>
+          <w:rFonts w:ascii="Times New Roman" w:hAnsi="Times New Roman" w:cs="Times New Roman"/>
+          <w:sz w:val="28"/>
+          <w:szCs w:val="28"/>
+        </w:rPr>
+        <w:t>…хотя, думается мне, в придворных колдунов обычных и не записывают?</w:t>
+      </w:r>
+    </w:p>
+    <w:p>
+      <w:pPr>
+        <w:ind w:left="-993"/>
+        <w:rPr>
+          <w:rFonts w:ascii="Times New Roman" w:hAnsi="Times New Roman" w:cs="Times New Roman"/>
+          <w:sz w:val="28"/>
+          <w:szCs w:val="28"/>
+        </w:rPr>
+      </w:pPr>
+      <w:r>
+        <w:rPr>
+          <w:rFonts w:ascii="Times New Roman" w:hAnsi="Times New Roman" w:cs="Times New Roman"/>
+          <w:sz w:val="28"/>
+          <w:szCs w:val="28"/>
+        </w:rPr>
+        <w:t>Желания и смысла уточнять, что «авгур» и «колдун» это несколько разные понятия, не было совсем, а потому ты лишь вздыхаешь и качаешь головой. Паренька твоя реакция, похоже, только раззадорила.</w:t>
+      </w:r>
+    </w:p>
+    <w:p>
+      <w:pPr>
+        <w:ind w:left="-993"/>
+        <w:rPr>
+          <w:rFonts w:ascii="Times New Roman" w:hAnsi="Times New Roman" w:cs="Times New Roman"/>
+          <w:sz w:val="28"/>
+          <w:szCs w:val="28"/>
+        </w:rPr>
+      </w:pPr>
+    </w:p>
+    <w:p>
+      <w:pPr>
+        <w:ind w:left="-993"/>
+        <w:rPr>
+          <w:rFonts w:ascii="Times New Roman" w:hAnsi="Times New Roman" w:cs="Times New Roman"/>
+          <w:sz w:val="28"/>
+          <w:szCs w:val="28"/>
+        </w:rPr>
+      </w:pPr>
+    </w:p>
+    <w:p>
+      <w:pPr>
+        <w:ind w:left="-1069"/>
+        <w:rPr>
+          <w:rFonts w:ascii="Times New Roman" w:hAnsi="Times New Roman" w:cs="Times New Roman"/>
+          <w:sz w:val="28"/>
+          <w:szCs w:val="28"/>
+        </w:rPr>
+      </w:pPr>
+      <w:r>
+        <w:rPr>
+          <w:rFonts w:ascii="Times New Roman" w:hAnsi="Times New Roman" w:cs="Times New Roman"/>
+          <w:sz w:val="28"/>
+          <w:szCs w:val="28"/>
+        </w:rPr>
+        <w:t xml:space="preserve">-Меня Марко звать. Юнгой тут пока являюсь… </w:t>
+      </w:r>
+      <w:r>
+        <w:rPr>
+          <w:rFonts w:ascii="Times New Roman" w:hAnsi="Times New Roman" w:cs="Times New Roman"/>
+          <w:i/>
+          <w:sz w:val="28"/>
+          <w:szCs w:val="28"/>
+        </w:rPr>
+        <w:t>пока</w:t>
+      </w:r>
+      <w:proofErr w:type="gramStart"/>
+      <w:r>
+        <w:rPr>
+          <w:rFonts w:ascii="Times New Roman" w:hAnsi="Times New Roman" w:cs="Times New Roman"/>
+          <w:sz w:val="28"/>
+          <w:szCs w:val="28"/>
+        </w:rPr>
+        <w:t>.</w:t>
+      </w:r>
+      <w:proofErr w:type="gramEnd"/>
+      <w:r>
+        <w:rPr>
+          <w:rFonts w:ascii="Times New Roman" w:hAnsi="Times New Roman" w:cs="Times New Roman"/>
+          <w:sz w:val="28"/>
+          <w:szCs w:val="28"/>
+        </w:rPr>
+        <w:t xml:space="preserve"> — </w:t>
+      </w:r>
+      <w:proofErr w:type="gramStart"/>
+      <w:r>
+        <w:rPr>
+          <w:rFonts w:ascii="Times New Roman" w:hAnsi="Times New Roman" w:cs="Times New Roman"/>
+          <w:sz w:val="28"/>
+          <w:szCs w:val="28"/>
+        </w:rPr>
+        <w:t>о</w:t>
+      </w:r>
+      <w:proofErr w:type="gramEnd"/>
+      <w:r>
+        <w:rPr>
+          <w:rFonts w:ascii="Times New Roman" w:hAnsi="Times New Roman" w:cs="Times New Roman"/>
+          <w:sz w:val="28"/>
+          <w:szCs w:val="28"/>
+        </w:rPr>
+        <w:t xml:space="preserve">н </w:t>
+      </w:r>
+      <w:r>
+        <w:rPr>
+          <w:rFonts w:ascii="Times New Roman" w:hAnsi="Times New Roman" w:cs="Times New Roman"/>
+          <w:sz w:val="28"/>
+          <w:szCs w:val="28"/>
+        </w:rPr>
+        <w:t>заговорщически</w:t>
+      </w:r>
+      <w:r>
+        <w:rPr>
+          <w:rFonts w:ascii="Times New Roman" w:hAnsi="Times New Roman" w:cs="Times New Roman"/>
+          <w:sz w:val="28"/>
+          <w:szCs w:val="28"/>
+        </w:rPr>
+        <w:t xml:space="preserve"> подмигнул тебе, будто вы давние партнёры в каком-то заговоре, о котором ты не имеешь ни малейшего понятия. По тому, что Марко не спешил продолжать говорить, ты догадался, что он ждёт твоего имени</w:t>
+      </w:r>
+      <w:r>
+        <w:rPr>
+          <w:rFonts w:ascii="Times New Roman" w:hAnsi="Times New Roman" w:cs="Times New Roman"/>
+          <w:sz w:val="28"/>
+          <w:szCs w:val="28"/>
+        </w:rPr>
+        <w:t xml:space="preserve"> в ответ</w:t>
+      </w:r>
+      <w:r>
+        <w:rPr>
+          <w:rFonts w:ascii="Times New Roman" w:hAnsi="Times New Roman" w:cs="Times New Roman"/>
+          <w:sz w:val="28"/>
+          <w:szCs w:val="28"/>
+        </w:rPr>
+        <w:t>.</w:t>
+      </w:r>
+    </w:p>
+    <w:p>
+      <w:pPr>
+        <w:ind w:left="-1069"/>
+        <w:rPr>
+          <w:rFonts w:ascii="Times New Roman" w:hAnsi="Times New Roman" w:cs="Times New Roman"/>
+          <w:sz w:val="28"/>
+          <w:szCs w:val="28"/>
+        </w:rPr>
+      </w:pPr>
+      <w:r>
+        <w:rPr>
+          <w:rFonts w:ascii="Times New Roman" w:hAnsi="Times New Roman" w:cs="Times New Roman"/>
+          <w:sz w:val="28"/>
+          <w:szCs w:val="28"/>
+        </w:rPr>
+        <w:t>«</w:t>
+      </w:r>
+      <w:proofErr w:type="spellStart"/>
+      <w:r>
+        <w:rPr>
+          <w:rFonts w:ascii="Times New Roman" w:hAnsi="Times New Roman" w:cs="Times New Roman"/>
+          <w:sz w:val="28"/>
+          <w:szCs w:val="28"/>
+        </w:rPr>
+        <w:t>Имотэс</w:t>
+      </w:r>
+      <w:proofErr w:type="spellEnd"/>
+      <w:r>
+        <w:rPr>
+          <w:rFonts w:ascii="Times New Roman" w:hAnsi="Times New Roman" w:cs="Times New Roman"/>
+          <w:sz w:val="28"/>
+          <w:szCs w:val="28"/>
+        </w:rPr>
+        <w:t>. Рад знакомству</w:t>
+      </w:r>
+      <w:proofErr w:type="gramStart"/>
+      <w:r>
+        <w:rPr>
+          <w:rFonts w:ascii="Times New Roman" w:hAnsi="Times New Roman" w:cs="Times New Roman"/>
+          <w:sz w:val="28"/>
+          <w:szCs w:val="28"/>
+        </w:rPr>
+        <w:t xml:space="preserve">.» — </w:t>
+      </w:r>
+      <w:proofErr w:type="gramEnd"/>
+      <w:r>
+        <w:rPr>
+          <w:rFonts w:ascii="Times New Roman" w:hAnsi="Times New Roman" w:cs="Times New Roman"/>
+          <w:sz w:val="28"/>
+          <w:szCs w:val="28"/>
+        </w:rPr>
+        <w:t>говоришь ты с уважительным кивком головой. Лицо юнги медленно расплывается в улыбке, как будто ожидая конца шутки. Пауза затянулась, и когда он понял, что шуткой тут и не пахло, его лицо резко смен</w:t>
+      </w:r>
+      <w:r>
+        <w:rPr>
+          <w:rFonts w:ascii="Times New Roman" w:hAnsi="Times New Roman" w:cs="Times New Roman"/>
+          <w:sz w:val="28"/>
+          <w:szCs w:val="28"/>
+        </w:rPr>
+        <w:t>яется</w:t>
+      </w:r>
+      <w:r>
+        <w:rPr>
+          <w:rFonts w:ascii="Times New Roman" w:hAnsi="Times New Roman" w:cs="Times New Roman"/>
+          <w:sz w:val="28"/>
+          <w:szCs w:val="28"/>
+        </w:rPr>
+        <w:t xml:space="preserve"> </w:t>
+      </w:r>
+      <w:proofErr w:type="gramStart"/>
+      <w:r>
+        <w:rPr>
+          <w:rFonts w:ascii="Times New Roman" w:hAnsi="Times New Roman" w:cs="Times New Roman"/>
+          <w:sz w:val="28"/>
+          <w:szCs w:val="28"/>
+        </w:rPr>
+        <w:t>на</w:t>
+      </w:r>
+      <w:proofErr w:type="gramEnd"/>
+      <w:r>
+        <w:rPr>
+          <w:rFonts w:ascii="Times New Roman" w:hAnsi="Times New Roman" w:cs="Times New Roman"/>
+          <w:sz w:val="28"/>
+          <w:szCs w:val="28"/>
+        </w:rPr>
+        <w:t xml:space="preserve"> сконфуженное.</w:t>
+      </w:r>
+    </w:p>
+    <w:p>
+      <w:pPr>
+        <w:ind w:left="-1069"/>
+        <w:rPr>
+          <w:rFonts w:ascii="Times New Roman" w:hAnsi="Times New Roman" w:cs="Times New Roman"/>
+          <w:sz w:val="28"/>
+          <w:szCs w:val="28"/>
+        </w:rPr>
+      </w:pPr>
+      <w:r>
+        <w:rPr>
+          <w:rFonts w:ascii="Times New Roman" w:hAnsi="Times New Roman" w:cs="Times New Roman"/>
+          <w:sz w:val="28"/>
+          <w:szCs w:val="28"/>
+        </w:rPr>
+        <w:t>-...Серьёзно, значит?...</w:t>
+      </w:r>
+      <w:proofErr w:type="spellStart"/>
+      <w:r>
+        <w:rPr>
+          <w:rFonts w:ascii="Times New Roman" w:hAnsi="Times New Roman" w:cs="Times New Roman"/>
+          <w:sz w:val="28"/>
+          <w:szCs w:val="28"/>
+        </w:rPr>
+        <w:t>И-мо-тэс</w:t>
+      </w:r>
+      <w:proofErr w:type="spellEnd"/>
+      <w:r>
+        <w:rPr>
+          <w:rFonts w:ascii="Times New Roman" w:hAnsi="Times New Roman" w:cs="Times New Roman"/>
+          <w:sz w:val="28"/>
+          <w:szCs w:val="28"/>
+        </w:rPr>
+        <w:t xml:space="preserve">…Звук ещё такой, будто финики </w:t>
+      </w:r>
+      <w:proofErr w:type="gramStart"/>
+      <w:r>
+        <w:rPr>
+          <w:rFonts w:ascii="Times New Roman" w:hAnsi="Times New Roman" w:cs="Times New Roman"/>
+          <w:sz w:val="28"/>
+          <w:szCs w:val="28"/>
+        </w:rPr>
+        <w:t>жуёшь</w:t>
+      </w:r>
+      <w:proofErr w:type="gramEnd"/>
+      <w:r>
+        <w:rPr>
+          <w:rFonts w:ascii="Times New Roman" w:hAnsi="Times New Roman" w:cs="Times New Roman"/>
+          <w:sz w:val="28"/>
+          <w:szCs w:val="28"/>
+        </w:rPr>
+        <w:t xml:space="preserve"> а не имя выговариваешь. — Марко покачал головой </w:t>
+      </w:r>
+      <w:proofErr w:type="gramStart"/>
+      <w:r>
+        <w:rPr>
+          <w:rFonts w:ascii="Times New Roman" w:hAnsi="Times New Roman" w:cs="Times New Roman"/>
+          <w:sz w:val="28"/>
+          <w:szCs w:val="28"/>
+        </w:rPr>
+        <w:t>со</w:t>
+      </w:r>
+      <w:proofErr w:type="gramEnd"/>
+      <w:r>
+        <w:rPr>
+          <w:rFonts w:ascii="Times New Roman" w:hAnsi="Times New Roman" w:cs="Times New Roman"/>
+          <w:sz w:val="28"/>
+          <w:szCs w:val="28"/>
+        </w:rPr>
+        <w:t xml:space="preserve"> взглядом, наполненным странной жалостью к тебе. В ответ ты лишь хмыкнул от неожиданного сравнения.</w:t>
+      </w:r>
+    </w:p>
+    <w:p>
+      <w:pPr>
+        <w:ind w:left="-1069"/>
+        <w:rPr>
+          <w:rFonts w:ascii="Times New Roman" w:hAnsi="Times New Roman" w:cs="Times New Roman"/>
+          <w:sz w:val="28"/>
+          <w:szCs w:val="28"/>
+        </w:rPr>
+      </w:pPr>
+      <w:r>
+        <w:rPr>
+          <w:rFonts w:ascii="Times New Roman" w:hAnsi="Times New Roman" w:cs="Times New Roman"/>
+          <w:sz w:val="28"/>
+          <w:szCs w:val="28"/>
+        </w:rPr>
+        <w:t>-…Ладненько, побездельничали и хватит. За работу пора, мистер! — после неловкой паузы произнёс Марко, шуточно салютуя тебе вслед.</w:t>
+      </w:r>
+    </w:p>
+    <w:p>
+      <w:pPr>
+        <w:rPr>
+          <w:rFonts w:ascii="Times New Roman" w:hAnsi="Times New Roman" w:cs="Times New Roman"/>
+          <w:sz w:val="28"/>
+          <w:szCs w:val="28"/>
+        </w:rPr>
+      </w:pPr>
+      <w:r>
+        <w:rPr>
+          <w:rFonts w:ascii="Times New Roman" w:hAnsi="Times New Roman" w:cs="Times New Roman"/>
+          <w:sz w:val="28"/>
+          <w:szCs w:val="28"/>
+        </w:rPr>
+        <w:br w:type="page"/>
+      </w:r>
+    </w:p>
+    <w:p>
+      <w:pPr>
+        <w:ind w:left="-993"/>
+        <w:jc w:val="center"/>
+        <w:rPr>
+          <w:rFonts w:ascii="Times New Roman" w:hAnsi="Times New Roman" w:cs="Times New Roman"/>
+          <w:b/>
+          <w:i/>
+          <w:sz w:val="44"/>
+          <w:szCs w:val="48"/>
+        </w:rPr>
+      </w:pPr>
+      <w:r>
+        <w:rPr>
+          <w:rFonts w:ascii="Times New Roman" w:hAnsi="Times New Roman" w:cs="Times New Roman"/>
+          <w:b/>
+          <w:i/>
+          <w:sz w:val="44"/>
+          <w:szCs w:val="48"/>
+        </w:rPr>
+        <w:lastRenderedPageBreak/>
+        <w:t>Себастьян</w:t>
+      </w:r>
+    </w:p>
+    <w:p>
+      <w:pPr>
+        <w:ind w:left="-993"/>
+        <w:jc w:val="both"/>
+        <w:rPr>
+          <w:rFonts w:ascii="Times New Roman" w:hAnsi="Times New Roman" w:cs="Times New Roman"/>
+          <w:sz w:val="28"/>
+          <w:szCs w:val="28"/>
+        </w:rPr>
+      </w:pPr>
+      <w:r>
+        <w:rPr>
+          <w:rFonts w:ascii="Times New Roman" w:hAnsi="Times New Roman" w:cs="Times New Roman"/>
+          <w:sz w:val="28"/>
+          <w:szCs w:val="28"/>
+        </w:rPr>
+        <w:t>Не успеваешь ты показаться на мостике, как до тебя доносится раскатистый, глубокий голос, привыкший отдавать приказы на корабле чаще, чем рутинно общаться.</w:t>
+      </w:r>
+    </w:p>
+    <w:p>
+      <w:pPr>
+        <w:ind w:left="-993"/>
+        <w:jc w:val="both"/>
+        <w:rPr>
+          <w:rFonts w:ascii="Times New Roman" w:hAnsi="Times New Roman" w:cs="Times New Roman"/>
+          <w:sz w:val="28"/>
+          <w:szCs w:val="28"/>
+        </w:rPr>
+      </w:pPr>
+      <w:r>
+        <w:rPr>
+          <w:rFonts w:ascii="Times New Roman" w:hAnsi="Times New Roman" w:cs="Times New Roman"/>
+          <w:sz w:val="28"/>
+          <w:szCs w:val="28"/>
+        </w:rPr>
+        <w:t>- А, наш дорогой гость!</w:t>
+      </w:r>
+      <w:r>
+        <w:rPr>
+          <w:rFonts w:ascii="Times New Roman" w:hAnsi="Times New Roman" w:cs="Times New Roman"/>
+          <w:sz w:val="28"/>
+          <w:szCs w:val="28"/>
+        </w:rPr>
+        <w:t xml:space="preserve"> – произнёс капитан с полу ухмылкой, кивая и не сводя с тебя взгляда.</w:t>
+      </w:r>
+    </w:p>
+    <w:p>
+      <w:pPr>
+        <w:ind w:left="-993"/>
+        <w:jc w:val="both"/>
+        <w:rPr>
+          <w:rFonts w:ascii="Times New Roman" w:hAnsi="Times New Roman" w:cs="Times New Roman"/>
+          <w:sz w:val="28"/>
+          <w:szCs w:val="28"/>
+        </w:rPr>
+      </w:pPr>
+      <w:r>
+        <w:rPr>
+          <w:rFonts w:ascii="Times New Roman" w:hAnsi="Times New Roman" w:cs="Times New Roman"/>
+          <w:sz w:val="28"/>
+          <w:szCs w:val="28"/>
+        </w:rPr>
+        <w:t>- Решили подышать свежим морским воздухом, или всё же снизошли до общения с простым людом? – мужчина заливается сдержанным смехом, но сквозь его глаза сочится расчетливая осторожность. До боли знакомый вид, который ты каждый раз видел в отражении своего бокала на званых вечерах.</w:t>
+      </w:r>
+    </w:p>
+    <w:p>
+      <w:pPr>
+        <w:ind w:left="-993"/>
+        <w:jc w:val="both"/>
+        <w:rPr>
+          <w:rFonts w:ascii="Times New Roman" w:hAnsi="Times New Roman" w:cs="Times New Roman"/>
+          <w:sz w:val="28"/>
+          <w:szCs w:val="28"/>
+        </w:rPr>
+      </w:pPr>
+      <w:r>
+        <w:rPr>
+          <w:rFonts w:ascii="Times New Roman" w:hAnsi="Times New Roman" w:cs="Times New Roman"/>
+          <w:sz w:val="28"/>
+          <w:szCs w:val="28"/>
+        </w:rPr>
+        <w:t>«Всего лишь скромно утоляю собственное любопытство</w:t>
+      </w:r>
+      <w:proofErr w:type="gramStart"/>
+      <w:r>
+        <w:rPr>
+          <w:rFonts w:ascii="Times New Roman" w:hAnsi="Times New Roman" w:cs="Times New Roman"/>
+          <w:sz w:val="28"/>
+          <w:szCs w:val="28"/>
+        </w:rPr>
+        <w:t>.»</w:t>
+      </w:r>
+      <w:proofErr w:type="gramEnd"/>
+    </w:p>
+    <w:p>
+      <w:pPr>
+        <w:ind w:left="-993"/>
+        <w:jc w:val="both"/>
+        <w:rPr>
+          <w:rFonts w:ascii="Times New Roman" w:hAnsi="Times New Roman" w:cs="Times New Roman"/>
+          <w:sz w:val="28"/>
+          <w:szCs w:val="28"/>
+        </w:rPr>
+      </w:pPr>
+      <w:r>
+        <w:rPr>
+          <w:rFonts w:ascii="Times New Roman" w:hAnsi="Times New Roman" w:cs="Times New Roman"/>
+          <w:sz w:val="28"/>
+          <w:szCs w:val="28"/>
+        </w:rPr>
+        <w:t>- Вот как? – капитан задумчиво хмыкает – тогда спрашивайте, не тяните. Пока нас не настиг шторм или пираты, я – в вашем распоряжении.</w:t>
+      </w:r>
+    </w:p>
+    <w:p>
+      <w:pPr>
+        <w:pStyle w:val="a5"/>
+        <w:numPr>
+          <w:ilvl w:val="0"/>
+          <w:numId w:val="9"/>
+        </w:numPr>
+        <w:jc w:val="both"/>
+        <w:rPr>
+          <w:rFonts w:ascii="Times New Roman" w:hAnsi="Times New Roman" w:cs="Times New Roman"/>
+          <w:sz w:val="28"/>
+          <w:szCs w:val="28"/>
+        </w:rPr>
+      </w:pPr>
+      <w:r>
+        <w:rPr>
+          <w:rFonts w:ascii="Times New Roman" w:hAnsi="Times New Roman" w:cs="Times New Roman"/>
+          <w:sz w:val="28"/>
+          <w:szCs w:val="28"/>
+        </w:rPr>
+        <w:t>Расскажете о себе?</w:t>
+      </w:r>
+    </w:p>
+    <w:p>
+      <w:pPr>
+        <w:pStyle w:val="a5"/>
+        <w:numPr>
+          <w:ilvl w:val="0"/>
+          <w:numId w:val="9"/>
+        </w:numPr>
+        <w:jc w:val="both"/>
+        <w:rPr>
+          <w:rFonts w:ascii="Times New Roman" w:hAnsi="Times New Roman" w:cs="Times New Roman"/>
+          <w:sz w:val="28"/>
+          <w:szCs w:val="28"/>
+        </w:rPr>
+      </w:pPr>
+      <w:r>
+        <w:rPr>
+          <w:rFonts w:ascii="Times New Roman" w:hAnsi="Times New Roman" w:cs="Times New Roman"/>
+          <w:sz w:val="28"/>
+          <w:szCs w:val="28"/>
+        </w:rPr>
+        <w:t>Что мне следует знать о вашем экипаже?</w:t>
+      </w:r>
+    </w:p>
+    <w:p>
+      <w:pPr>
+        <w:pStyle w:val="a5"/>
+        <w:numPr>
+          <w:ilvl w:val="0"/>
+          <w:numId w:val="9"/>
+        </w:numPr>
+        <w:jc w:val="both"/>
+        <w:rPr>
+          <w:rFonts w:ascii="Times New Roman" w:hAnsi="Times New Roman" w:cs="Times New Roman"/>
+          <w:sz w:val="28"/>
+          <w:szCs w:val="28"/>
+        </w:rPr>
+      </w:pPr>
+      <w:r>
+        <w:rPr>
+          <w:rFonts w:ascii="Times New Roman" w:hAnsi="Times New Roman" w:cs="Times New Roman"/>
+          <w:sz w:val="28"/>
+          <w:szCs w:val="28"/>
+        </w:rPr>
+        <w:t>Что вы знаете о нашей миссии?</w:t>
+      </w:r>
+    </w:p>
+    <w:p>
+      <w:pPr>
+        <w:pStyle w:val="a5"/>
+        <w:numPr>
+          <w:ilvl w:val="0"/>
+          <w:numId w:val="9"/>
+        </w:numPr>
+        <w:jc w:val="both"/>
+        <w:rPr>
+          <w:rFonts w:ascii="Times New Roman" w:hAnsi="Times New Roman" w:cs="Times New Roman"/>
+          <w:sz w:val="28"/>
+          <w:szCs w:val="28"/>
+        </w:rPr>
+      </w:pPr>
+      <w:r>
+        <w:rPr>
+          <w:rFonts w:ascii="Times New Roman" w:hAnsi="Times New Roman" w:cs="Times New Roman"/>
+          <w:sz w:val="28"/>
+          <w:szCs w:val="28"/>
+        </w:rPr>
+        <w:t>Уйти</w:t>
+      </w:r>
+    </w:p>
+    <w:p>
+      <w:pPr>
+        <w:jc w:val="both"/>
+        <w:rPr>
+          <w:rFonts w:ascii="Times New Roman" w:hAnsi="Times New Roman" w:cs="Times New Roman"/>
+          <w:sz w:val="28"/>
+          <w:szCs w:val="28"/>
+        </w:rPr>
+      </w:pPr>
+    </w:p>
+    <w:p>
+      <w:pPr>
+        <w:pStyle w:val="a5"/>
+        <w:numPr>
+          <w:ilvl w:val="0"/>
+          <w:numId w:val="3"/>
+        </w:numPr>
+        <w:ind w:left="-709"/>
+        <w:jc w:val="both"/>
+        <w:rPr>
+          <w:rFonts w:ascii="Times New Roman" w:hAnsi="Times New Roman" w:cs="Times New Roman"/>
+          <w:sz w:val="28"/>
+          <w:szCs w:val="28"/>
+        </w:rPr>
+      </w:pPr>
+      <w:r>
+        <w:rPr>
+          <w:rFonts w:ascii="Times New Roman" w:hAnsi="Times New Roman" w:cs="Times New Roman"/>
+          <w:sz w:val="28"/>
+          <w:szCs w:val="28"/>
+        </w:rPr>
+        <w:t>Расскажете о себе?</w:t>
+      </w:r>
+    </w:p>
+    <w:p>
+      <w:pPr>
+        <w:ind w:left="-993"/>
+        <w:jc w:val="both"/>
+        <w:rPr>
+          <w:rFonts w:ascii="Times New Roman" w:hAnsi="Times New Roman" w:cs="Times New Roman"/>
+          <w:sz w:val="28"/>
+          <w:szCs w:val="28"/>
+        </w:rPr>
+      </w:pPr>
+      <w:r>
+        <w:rPr>
+          <w:rFonts w:ascii="Times New Roman" w:hAnsi="Times New Roman" w:cs="Times New Roman"/>
+          <w:sz w:val="28"/>
+          <w:szCs w:val="28"/>
+        </w:rPr>
+        <w:t>Мужчина слегка поморщился от твоего вопроса, как будто размышляя, что именно ему стоит тебе рассказывать.</w:t>
+      </w:r>
+    </w:p>
+    <w:p>
+      <w:pPr>
+        <w:ind w:left="-993"/>
+        <w:jc w:val="both"/>
+        <w:rPr>
+          <w:rFonts w:ascii="Times New Roman" w:hAnsi="Times New Roman" w:cs="Times New Roman"/>
+          <w:sz w:val="28"/>
+          <w:szCs w:val="28"/>
+        </w:rPr>
+      </w:pPr>
+      <w:r>
+        <w:rPr>
+          <w:rFonts w:ascii="Times New Roman" w:hAnsi="Times New Roman" w:cs="Times New Roman"/>
+          <w:sz w:val="28"/>
+          <w:szCs w:val="28"/>
+        </w:rPr>
+        <w:t xml:space="preserve">-Что же тут вам рассказать…зовут Джон </w:t>
+      </w:r>
+      <w:proofErr w:type="spellStart"/>
+      <w:r>
+        <w:rPr>
+          <w:rFonts w:ascii="Times New Roman" w:hAnsi="Times New Roman" w:cs="Times New Roman"/>
+          <w:sz w:val="28"/>
+          <w:szCs w:val="28"/>
+        </w:rPr>
+        <w:t>Сильвер</w:t>
+      </w:r>
+      <w:proofErr w:type="spellEnd"/>
+      <w:r>
+        <w:rPr>
+          <w:rFonts w:ascii="Times New Roman" w:hAnsi="Times New Roman" w:cs="Times New Roman"/>
+          <w:sz w:val="28"/>
+          <w:szCs w:val="28"/>
+        </w:rPr>
+        <w:t>. – произнёс пират, оценивая твою реакцию, а затем разразился громким смехом.</w:t>
+      </w:r>
+    </w:p>
+    <w:p>
+      <w:pPr>
+        <w:ind w:left="-993"/>
+        <w:jc w:val="both"/>
+        <w:rPr>
+          <w:rFonts w:ascii="Times New Roman" w:hAnsi="Times New Roman" w:cs="Times New Roman"/>
+          <w:sz w:val="28"/>
+          <w:szCs w:val="28"/>
+        </w:rPr>
+      </w:pPr>
+      <w:r>
+        <w:rPr>
+          <w:rFonts w:ascii="Times New Roman" w:hAnsi="Times New Roman" w:cs="Times New Roman"/>
+          <w:sz w:val="28"/>
+          <w:szCs w:val="28"/>
+        </w:rPr>
+        <w:t xml:space="preserve">-Ха-ха!.. Нет, конечно </w:t>
+      </w:r>
+      <w:proofErr w:type="gramStart"/>
+      <w:r>
+        <w:rPr>
+          <w:rFonts w:ascii="Times New Roman" w:hAnsi="Times New Roman" w:cs="Times New Roman"/>
+          <w:sz w:val="28"/>
+          <w:szCs w:val="28"/>
+        </w:rPr>
+        <w:t>же</w:t>
+      </w:r>
+      <w:proofErr w:type="gramEnd"/>
+      <w:r>
+        <w:rPr>
+          <w:rFonts w:ascii="Times New Roman" w:hAnsi="Times New Roman" w:cs="Times New Roman"/>
+          <w:sz w:val="28"/>
+          <w:szCs w:val="28"/>
+        </w:rPr>
+        <w:t xml:space="preserve"> нет. Я - капитан </w:t>
+      </w:r>
+      <w:proofErr w:type="spellStart"/>
+      <w:r>
+        <w:rPr>
+          <w:rFonts w:ascii="Times New Roman" w:hAnsi="Times New Roman" w:cs="Times New Roman"/>
+          <w:sz w:val="28"/>
+          <w:szCs w:val="28"/>
+        </w:rPr>
+        <w:t>Вандервуд</w:t>
+      </w:r>
+      <w:proofErr w:type="spellEnd"/>
+      <w:r>
+        <w:rPr>
+          <w:rFonts w:ascii="Times New Roman" w:hAnsi="Times New Roman" w:cs="Times New Roman"/>
+          <w:sz w:val="28"/>
+          <w:szCs w:val="28"/>
+        </w:rPr>
+        <w:t>. Для кого-то Лис, ну а для вас могу побыть и просто Себастьяном. К Вашим услугам... – он наигранно поклонился насколько позволял штурвал, - …</w:t>
+      </w:r>
+      <w:r>
+        <w:rPr>
+          <w:rFonts w:ascii="Times New Roman" w:hAnsi="Times New Roman" w:cs="Times New Roman"/>
+          <w:sz w:val="28"/>
+          <w:szCs w:val="28"/>
+        </w:rPr>
+        <w:t>хотя, признаться, биография моя скучна до безобразия</w:t>
+      </w:r>
+      <w:r>
+        <w:rPr>
+          <w:rFonts w:ascii="Times New Roman" w:hAnsi="Times New Roman" w:cs="Times New Roman"/>
+          <w:sz w:val="28"/>
+          <w:szCs w:val="28"/>
+        </w:rPr>
         <w:t xml:space="preserve">. </w:t>
       </w:r>
+      <w:r>
+        <w:rPr>
+          <w:rFonts w:ascii="Times New Roman" w:hAnsi="Times New Roman" w:cs="Times New Roman"/>
+          <w:sz w:val="28"/>
+          <w:szCs w:val="28"/>
+        </w:rPr>
+        <w:t>Родился под крик чаек, крещен соленой водой</w:t>
+      </w:r>
+      <w:r>
+        <w:rPr>
+          <w:rFonts w:ascii="Times New Roman" w:hAnsi="Times New Roman" w:cs="Times New Roman"/>
+          <w:sz w:val="28"/>
+          <w:szCs w:val="28"/>
+        </w:rPr>
+        <w:t>. Всю</w:t>
+      </w:r>
+      <w:r>
+        <w:rPr>
+          <w:rFonts w:ascii="Times New Roman" w:hAnsi="Times New Roman" w:cs="Times New Roman"/>
+          <w:sz w:val="28"/>
+          <w:szCs w:val="28"/>
+        </w:rPr>
+        <w:t xml:space="preserve"> жизнь бегу от скуки и сухопутных законов. Кто-то называет меня авантюристом, кто-то — кошмаром торговых путей. Правда, как водится, где-то посередине. Скажем так: я просто забираю у моря то, что оно само мне отдает. Ну и у зазевавшихся купцов, разумеется.</w:t>
+      </w:r>
+      <w:r>
+        <w:rPr>
+          <w:rFonts w:ascii="Times New Roman" w:hAnsi="Times New Roman" w:cs="Times New Roman"/>
+          <w:sz w:val="28"/>
+          <w:szCs w:val="28"/>
+        </w:rPr>
+        <w:t xml:space="preserve"> </w:t>
+      </w:r>
+      <w:proofErr w:type="gramStart"/>
+      <w:r>
+        <w:rPr>
+          <w:rFonts w:ascii="Times New Roman" w:hAnsi="Times New Roman" w:cs="Times New Roman"/>
+          <w:sz w:val="28"/>
+          <w:szCs w:val="28"/>
+        </w:rPr>
+        <w:t>О</w:t>
+      </w:r>
       <w:proofErr w:type="gramEnd"/>
       <w:r>
         <w:rPr>
@@ -2883,118 +3642,8 @@
           <w:sz w:val="28"/>
           <w:szCs w:val="28"/>
         </w:rPr>
-        <w:t xml:space="preserve">Разве что не обычный.» — буднично отвечаешь </w:t>
-      </w:r>
-      <w:proofErr w:type="gramStart"/>
-      <w:r>
-        <w:rPr>
-          <w:rFonts w:ascii="Times New Roman" w:hAnsi="Times New Roman" w:cs="Times New Roman"/>
-          <w:sz w:val="28"/>
-          <w:szCs w:val="28"/>
-        </w:rPr>
-        <w:t>ты</w:t>
-      </w:r>
-      <w:proofErr w:type="gramEnd"/>
-      <w:r>
-        <w:rPr>
-          <w:rFonts w:ascii="Times New Roman" w:hAnsi="Times New Roman" w:cs="Times New Roman"/>
-          <w:sz w:val="28"/>
-          <w:szCs w:val="28"/>
-        </w:rPr>
-        <w:t xml:space="preserve"> пожав плечами. Юноша задумчиво хмыкает и медленно и кивает в ответ.</w:t>
-      </w:r>
-    </w:p>
-    <w:p>
-      <w:pPr>
-        <w:ind w:left="-993"/>
-        <w:rPr>
-          <w:rFonts w:ascii="Times New Roman" w:hAnsi="Times New Roman" w:cs="Times New Roman"/>
-          <w:sz w:val="28"/>
-          <w:szCs w:val="28"/>
-        </w:rPr>
-      </w:pPr>
-      <w:r>
-        <w:rPr>
-          <w:rFonts w:ascii="Times New Roman" w:hAnsi="Times New Roman" w:cs="Times New Roman"/>
-          <w:sz w:val="28"/>
-          <w:szCs w:val="28"/>
-        </w:rPr>
-        <w:t>-</w:t>
-      </w:r>
-      <w:proofErr w:type="spellStart"/>
-      <w:r>
-        <w:rPr>
-          <w:rFonts w:ascii="Times New Roman" w:hAnsi="Times New Roman" w:cs="Times New Roman"/>
-          <w:sz w:val="28"/>
-          <w:szCs w:val="28"/>
-        </w:rPr>
-        <w:t>Эт</w:t>
-      </w:r>
-      <w:proofErr w:type="spellEnd"/>
-      <w:r>
-        <w:rPr>
-          <w:rFonts w:ascii="Times New Roman" w:hAnsi="Times New Roman" w:cs="Times New Roman"/>
-          <w:sz w:val="28"/>
-          <w:szCs w:val="28"/>
-        </w:rPr>
-        <w:t xml:space="preserve"> </w:t>
-      </w:r>
-      <w:proofErr w:type="gramStart"/>
-      <w:r>
-        <w:rPr>
-          <w:rFonts w:ascii="Times New Roman" w:hAnsi="Times New Roman" w:cs="Times New Roman"/>
-          <w:sz w:val="28"/>
-          <w:szCs w:val="28"/>
-        </w:rPr>
-        <w:t>точно</w:t>
-      </w:r>
-      <w:proofErr w:type="gramEnd"/>
-      <w:r>
-        <w:rPr>
-          <w:rFonts w:ascii="Times New Roman" w:hAnsi="Times New Roman" w:cs="Times New Roman"/>
-          <w:sz w:val="28"/>
-          <w:szCs w:val="28"/>
-        </w:rPr>
-        <w:t>…хотя, думается мне, в придворных колдунов обычных и не записывают?</w:t>
-      </w:r>
-    </w:p>
-    <w:p>
-      <w:pPr>
-        <w:ind w:left="-993"/>
-        <w:rPr>
-          <w:rFonts w:ascii="Times New Roman" w:hAnsi="Times New Roman" w:cs="Times New Roman"/>
-          <w:sz w:val="28"/>
-          <w:szCs w:val="28"/>
-        </w:rPr>
-      </w:pPr>
-      <w:r>
-        <w:rPr>
-          <w:rFonts w:ascii="Times New Roman" w:hAnsi="Times New Roman" w:cs="Times New Roman"/>
-          <w:sz w:val="28"/>
-          <w:szCs w:val="28"/>
-        </w:rPr>
-        <w:t>Желания и смысла уточнять, что «авгур» и «колдун» это несколько разные понятия, не было совсем, а потому ты лишь вздыхаешь и качаешь головой. Паренька твоя реакция, похоже, только раззадорила.</w:t>
-      </w:r>
-    </w:p>
-    <w:p>
-      <w:pPr>
-        <w:ind w:left="-993"/>
-        <w:rPr>
-          <w:rFonts w:ascii="Times New Roman" w:hAnsi="Times New Roman" w:cs="Times New Roman"/>
-          <w:sz w:val="28"/>
-          <w:szCs w:val="28"/>
-        </w:rPr>
-      </w:pPr>
-    </w:p>
-    <w:p>
-      <w:pPr>
-        <w:ind w:left="-993"/>
-        <w:rPr>
-          <w:rFonts w:ascii="Times New Roman" w:hAnsi="Times New Roman" w:cs="Times New Roman"/>
-          <w:sz w:val="28"/>
-          <w:szCs w:val="28"/>
-        </w:rPr>
-      </w:pPr>
+        <w:t>н на секунду обернулся, и в его глазах блеснула лукавая искорка.— А всё остальное, мой дорогой гость, лишь слухи. А слухам на море верить нельзя. Порой я и сам не помню, где в рассказах обо мне заканчивается правда и начинается красивая легенда.</w:t>
+      </w:r>
     </w:p>
     <w:p>
       <w:pPr>
@@ -3005,310 +3654,29 @@
           <w:szCs w:val="28"/>
         </w:rPr>
       </w:pPr>
-      <w:r>
-        <w:rPr>
-          <w:rFonts w:ascii="Times New Roman" w:hAnsi="Times New Roman" w:cs="Times New Roman"/>
-          <w:sz w:val="28"/>
-          <w:szCs w:val="28"/>
-        </w:rPr>
-        <w:t xml:space="preserve">-Меня Марко звать. Юнгой тут пока являюсь… </w:t>
-      </w:r>
-      <w:r>
-        <w:rPr>
-          <w:rFonts w:ascii="Times New Roman" w:hAnsi="Times New Roman" w:cs="Times New Roman"/>
-          <w:i/>
-          <w:sz w:val="28"/>
-          <w:szCs w:val="28"/>
-        </w:rPr>
-        <w:t>пока</w:t>
-      </w:r>
-      <w:proofErr w:type="gramStart"/>
-      <w:r>
-        <w:rPr>
-          <w:rFonts w:ascii="Times New Roman" w:hAnsi="Times New Roman" w:cs="Times New Roman"/>
-          <w:sz w:val="28"/>
-          <w:szCs w:val="28"/>
-        </w:rPr>
-        <w:t>.</w:t>
-      </w:r>
-      <w:proofErr w:type="gramEnd"/>
-      <w:r>
-        <w:rPr>
-          <w:rFonts w:ascii="Times New Roman" w:hAnsi="Times New Roman" w:cs="Times New Roman"/>
-          <w:sz w:val="28"/>
-          <w:szCs w:val="28"/>
-        </w:rPr>
-        <w:t xml:space="preserve"> — </w:t>
-      </w:r>
-      <w:proofErr w:type="gramStart"/>
-      <w:r>
-        <w:rPr>
-          <w:rFonts w:ascii="Times New Roman" w:hAnsi="Times New Roman" w:cs="Times New Roman"/>
-          <w:sz w:val="28"/>
-          <w:szCs w:val="28"/>
-        </w:rPr>
-        <w:t>о</w:t>
-      </w:r>
-      <w:proofErr w:type="gramEnd"/>
-      <w:r>
-        <w:rPr>
-          <w:rFonts w:ascii="Times New Roman" w:hAnsi="Times New Roman" w:cs="Times New Roman"/>
-          <w:sz w:val="28"/>
-          <w:szCs w:val="28"/>
-        </w:rPr>
-        <w:t xml:space="preserve">н </w:t>
-      </w:r>
-      <w:proofErr w:type="spellStart"/>
-      <w:r>
-        <w:rPr>
-          <w:rFonts w:ascii="Times New Roman" w:hAnsi="Times New Roman" w:cs="Times New Roman"/>
-          <w:sz w:val="28"/>
-          <w:szCs w:val="28"/>
-        </w:rPr>
-        <w:t>заговорщески</w:t>
-      </w:r>
-      <w:proofErr w:type="spellEnd"/>
-      <w:r>
-        <w:rPr>
-          <w:rFonts w:ascii="Times New Roman" w:hAnsi="Times New Roman" w:cs="Times New Roman"/>
-          <w:sz w:val="28"/>
-          <w:szCs w:val="28"/>
-        </w:rPr>
-        <w:t xml:space="preserve"> подмигнул тебе, будто вы давние партнёры в каком-то заговоре, о котором ты не имеешь ни малейшего понятия. По тому, что Марко не спешил продолжать говорить, ты догадался, что он ждёт твоего имени.</w:t>
-      </w:r>
-    </w:p>
-    <w:p>
-      <w:pPr>
-        <w:ind w:left="-1069"/>
-        <w:rPr>
-          <w:rFonts w:ascii="Times New Roman" w:hAnsi="Times New Roman" w:cs="Times New Roman"/>
-          <w:sz w:val="28"/>
-          <w:szCs w:val="28"/>
-        </w:rPr>
-      </w:pPr>
-      <w:r>
-        <w:rPr>
-          <w:rFonts w:ascii="Times New Roman" w:hAnsi="Times New Roman" w:cs="Times New Roman"/>
-          <w:sz w:val="28"/>
-          <w:szCs w:val="28"/>
-        </w:rPr>
-        <w:t>«</w:t>
-      </w:r>
-      <w:proofErr w:type="spellStart"/>
-      <w:r>
-        <w:rPr>
-          <w:rFonts w:ascii="Times New Roman" w:hAnsi="Times New Roman" w:cs="Times New Roman"/>
-          <w:sz w:val="28"/>
-          <w:szCs w:val="28"/>
-        </w:rPr>
-        <w:t>Имотэс</w:t>
-      </w:r>
-      <w:proofErr w:type="spellEnd"/>
-      <w:r>
-        <w:rPr>
-          <w:rFonts w:ascii="Times New Roman" w:hAnsi="Times New Roman" w:cs="Times New Roman"/>
-          <w:sz w:val="28"/>
-          <w:szCs w:val="28"/>
-        </w:rPr>
-        <w:t>. Рад знакомству</w:t>
-      </w:r>
-      <w:proofErr w:type="gramStart"/>
-      <w:r>
-        <w:rPr>
-          <w:rFonts w:ascii="Times New Roman" w:hAnsi="Times New Roman" w:cs="Times New Roman"/>
-          <w:sz w:val="28"/>
-          <w:szCs w:val="28"/>
-        </w:rPr>
-        <w:t xml:space="preserve">.» — </w:t>
-      </w:r>
-      <w:proofErr w:type="gramEnd"/>
-      <w:r>
-        <w:rPr>
-          <w:rFonts w:ascii="Times New Roman" w:hAnsi="Times New Roman" w:cs="Times New Roman"/>
-          <w:sz w:val="28"/>
-          <w:szCs w:val="28"/>
-        </w:rPr>
-        <w:t xml:space="preserve">говоришь ты с уважительным кивком головой. Лицо юнги медленно расплывается в улыбке, как будто ожидая конца шутки. Пауза затянулась, и когда он понял, что шуткой тут и не пахло, его лицо резко сменилось </w:t>
-      </w:r>
-      <w:proofErr w:type="gramStart"/>
-      <w:r>
-        <w:rPr>
-          <w:rFonts w:ascii="Times New Roman" w:hAnsi="Times New Roman" w:cs="Times New Roman"/>
-          <w:sz w:val="28"/>
-          <w:szCs w:val="28"/>
-        </w:rPr>
-        <w:t>на</w:t>
-      </w:r>
-      <w:proofErr w:type="gramEnd"/>
-      <w:r>
-        <w:rPr>
-          <w:rFonts w:ascii="Times New Roman" w:hAnsi="Times New Roman" w:cs="Times New Roman"/>
-          <w:sz w:val="28"/>
-          <w:szCs w:val="28"/>
-        </w:rPr>
-        <w:t xml:space="preserve"> сконфуженное.</w:t>
-      </w:r>
-    </w:p>
-    <w:p>
-      <w:pPr>
-        <w:ind w:left="-1069"/>
-        <w:rPr>
-          <w:rFonts w:ascii="Times New Roman" w:hAnsi="Times New Roman" w:cs="Times New Roman"/>
-          <w:sz w:val="28"/>
-          <w:szCs w:val="28"/>
-        </w:rPr>
-      </w:pPr>
-      <w:r>
-        <w:rPr>
-          <w:rFonts w:ascii="Times New Roman" w:hAnsi="Times New Roman" w:cs="Times New Roman"/>
-          <w:sz w:val="28"/>
-          <w:szCs w:val="28"/>
-        </w:rPr>
-        <w:t>-...Серьёзно, значит?...</w:t>
-      </w:r>
-      <w:proofErr w:type="spellStart"/>
-      <w:r>
-        <w:rPr>
-          <w:rFonts w:ascii="Times New Roman" w:hAnsi="Times New Roman" w:cs="Times New Roman"/>
-          <w:sz w:val="28"/>
-          <w:szCs w:val="28"/>
-        </w:rPr>
-        <w:t>И-мо-тэс</w:t>
-      </w:r>
-      <w:proofErr w:type="spellEnd"/>
-      <w:r>
-        <w:rPr>
-          <w:rFonts w:ascii="Times New Roman" w:hAnsi="Times New Roman" w:cs="Times New Roman"/>
-          <w:sz w:val="28"/>
-          <w:szCs w:val="28"/>
-        </w:rPr>
-        <w:t xml:space="preserve">…Звук ещё такой, будто финики </w:t>
-      </w:r>
-      <w:proofErr w:type="gramStart"/>
-      <w:r>
-        <w:rPr>
-          <w:rFonts w:ascii="Times New Roman" w:hAnsi="Times New Roman" w:cs="Times New Roman"/>
-          <w:sz w:val="28"/>
-          <w:szCs w:val="28"/>
-        </w:rPr>
-        <w:t>жуёшь</w:t>
-      </w:r>
-      <w:proofErr w:type="gramEnd"/>
-      <w:r>
-        <w:rPr>
-          <w:rFonts w:ascii="Times New Roman" w:hAnsi="Times New Roman" w:cs="Times New Roman"/>
-          <w:sz w:val="28"/>
-          <w:szCs w:val="28"/>
-        </w:rPr>
-        <w:t xml:space="preserve"> а не имя выговариваешь. — Марко покачал головой </w:t>
-      </w:r>
-      <w:proofErr w:type="gramStart"/>
-      <w:r>
-        <w:rPr>
-          <w:rFonts w:ascii="Times New Roman" w:hAnsi="Times New Roman" w:cs="Times New Roman"/>
-          <w:sz w:val="28"/>
-          <w:szCs w:val="28"/>
-        </w:rPr>
-        <w:t>со</w:t>
-      </w:r>
-      <w:proofErr w:type="gramEnd"/>
-      <w:r>
-        <w:rPr>
-          <w:rFonts w:ascii="Times New Roman" w:hAnsi="Times New Roman" w:cs="Times New Roman"/>
-          <w:sz w:val="28"/>
-          <w:szCs w:val="28"/>
-        </w:rPr>
-        <w:t xml:space="preserve"> взглядом, наполненным странной жалостью к тебе. В ответ ты лишь хмыкнул от неожиданного сравнения.</w:t>
-      </w:r>
-    </w:p>
-    <w:p>
-      <w:pPr>
-        <w:ind w:left="-1069"/>
-        <w:rPr>
-          <w:rFonts w:ascii="Times New Roman" w:hAnsi="Times New Roman" w:cs="Times New Roman"/>
-          <w:sz w:val="28"/>
-          <w:szCs w:val="28"/>
-        </w:rPr>
-      </w:pPr>
-      <w:r>
-        <w:rPr>
-          <w:rFonts w:ascii="Times New Roman" w:hAnsi="Times New Roman" w:cs="Times New Roman"/>
-          <w:sz w:val="28"/>
-          <w:szCs w:val="28"/>
-        </w:rPr>
-        <w:t>-</w:t>
-      </w:r>
-      <w:proofErr w:type="gramStart"/>
-      <w:r>
-        <w:rPr>
-          <w:rFonts w:ascii="Times New Roman" w:hAnsi="Times New Roman" w:cs="Times New Roman"/>
-          <w:sz w:val="28"/>
-          <w:szCs w:val="28"/>
-        </w:rPr>
-        <w:t>Ну</w:t>
-      </w:r>
-      <w:proofErr w:type="gramEnd"/>
-      <w:r>
-        <w:rPr>
-          <w:rFonts w:ascii="Times New Roman" w:hAnsi="Times New Roman" w:cs="Times New Roman"/>
-          <w:sz w:val="28"/>
-          <w:szCs w:val="28"/>
-        </w:rPr>
-        <w:t xml:space="preserve"> так, это…вы </w:t>
-      </w:r>
-      <w:proofErr w:type="spellStart"/>
-      <w:r>
-        <w:rPr>
-          <w:rFonts w:ascii="Times New Roman" w:hAnsi="Times New Roman" w:cs="Times New Roman"/>
-          <w:sz w:val="28"/>
-          <w:szCs w:val="28"/>
-        </w:rPr>
-        <w:t>чего-сь</w:t>
-      </w:r>
-      <w:proofErr w:type="spellEnd"/>
-      <w:r>
-        <w:rPr>
-          <w:rFonts w:ascii="Times New Roman" w:hAnsi="Times New Roman" w:cs="Times New Roman"/>
-          <w:sz w:val="28"/>
-          <w:szCs w:val="28"/>
-        </w:rPr>
-        <w:t xml:space="preserve"> обсудить хотели, сир?</w:t>
-      </w:r>
-      <w:r>
-        <w:rPr>
-          <w:rFonts w:ascii="Times New Roman" w:hAnsi="Times New Roman" w:cs="Times New Roman"/>
-          <w:sz w:val="28"/>
-          <w:szCs w:val="28"/>
-        </w:rPr>
-        <w:t xml:space="preserve"> Или так, поглазеть в ответ подошли? — произнёс он после неловкой паузы, скрестив руки на груди в ожидании.</w:t>
-      </w:r>
-    </w:p>
-    <w:p>
-      <w:pPr>
-        <w:ind w:left="-1069"/>
-        <w:rPr>
-          <w:rFonts w:ascii="Times New Roman" w:hAnsi="Times New Roman" w:cs="Times New Roman"/>
-          <w:sz w:val="28"/>
-          <w:szCs w:val="28"/>
-        </w:rPr>
-      </w:pPr>
-    </w:p>
-    <w:p>
-      <w:pPr>
-        <w:ind w:left="-993"/>
-        <w:rPr>
-          <w:rFonts w:ascii="Times New Roman" w:hAnsi="Times New Roman" w:cs="Times New Roman"/>
-          <w:sz w:val="28"/>
-          <w:szCs w:val="28"/>
-        </w:rPr>
-      </w:pPr>
-      <w:r>
-        <w:rPr>
-          <w:rFonts w:ascii="Times New Roman" w:hAnsi="Times New Roman" w:cs="Times New Roman"/>
-          <w:sz w:val="28"/>
-          <w:szCs w:val="28"/>
-        </w:rPr>
-        <w:br/>
+    </w:p>
+    <w:p>
+      <w:pPr>
+        <w:pStyle w:val="a5"/>
+        <w:numPr>
+          <w:ilvl w:val="0"/>
+          <w:numId w:val="3"/>
+        </w:numPr>
+        <w:ind w:left="-567"/>
+        <w:rPr>
+          <w:rFonts w:ascii="Times New Roman" w:hAnsi="Times New Roman" w:cs="Times New Roman"/>
+          <w:sz w:val="28"/>
+          <w:szCs w:val="28"/>
+        </w:rPr>
+      </w:pPr>
+      <w:r>
+        <w:rPr>
+          <w:rFonts w:ascii="Times New Roman" w:hAnsi="Times New Roman" w:cs="Times New Roman"/>
+          <w:sz w:val="28"/>
+          <w:szCs w:val="28"/>
+        </w:rPr>
+        <w:lastRenderedPageBreak/>
+        <w:t>Что мне следует знать о вашем экипаже?</w:t>
       </w:r>
       <w:r>
         <w:rPr>
@@ -3327,6 +3695,2174 @@
         </w:rPr>
         <w:t xml:space="preserve"> </w:t>
       </w:r>
+    </w:p>
+    <w:p>
+      <w:pPr>
+        <w:pStyle w:val="a5"/>
+        <w:ind w:left="-1134"/>
+        <w:rPr>
+          <w:rFonts w:ascii="Times New Roman" w:hAnsi="Times New Roman" w:cs="Times New Roman"/>
+          <w:sz w:val="28"/>
+          <w:szCs w:val="28"/>
+        </w:rPr>
+      </w:pPr>
+      <w:r>
+        <w:rPr>
+          <w:rFonts w:ascii="Times New Roman" w:hAnsi="Times New Roman" w:cs="Times New Roman"/>
+          <w:sz w:val="28"/>
+          <w:szCs w:val="28"/>
+        </w:rPr>
+        <w:t>- Хотите узнать, не пожелает ли кто-нибудь из них выбросить вас за борт, ваше святейшество? – с ехидной усмешкой спросил капитан, поправляя штурвалом намеченный курс.</w:t>
+      </w:r>
+    </w:p>
+    <w:p>
+      <w:pPr>
+        <w:pStyle w:val="a5"/>
+        <w:ind w:left="-1134"/>
+        <w:rPr>
+          <w:rFonts w:ascii="Times New Roman" w:hAnsi="Times New Roman" w:cs="Times New Roman"/>
+          <w:sz w:val="28"/>
+          <w:szCs w:val="28"/>
+        </w:rPr>
+      </w:pPr>
+      <w:r>
+        <w:rPr>
+          <w:rFonts w:ascii="Times New Roman" w:hAnsi="Times New Roman" w:cs="Times New Roman"/>
+          <w:sz w:val="28"/>
+          <w:szCs w:val="28"/>
+        </w:rPr>
+        <w:t>- Не переживайте, святейший, пока вы на моём корабле, вы - под моей обязанностью, а уж лишние проблемы с вашим покровителем мне определённо не требуются. Но, если вам всё же интересны подробности… - мужчина мельком оглянул корабль, выбирая, с кого ему стоит начать.</w:t>
+      </w:r>
+    </w:p>
+    <w:p>
+      <w:pPr>
+        <w:pStyle w:val="a5"/>
+        <w:ind w:left="-1134"/>
+        <w:rPr>
+          <w:rFonts w:ascii="Times New Roman" w:hAnsi="Times New Roman" w:cs="Times New Roman"/>
+          <w:sz w:val="28"/>
+          <w:szCs w:val="28"/>
+        </w:rPr>
+      </w:pPr>
+      <w:r>
+        <w:rPr>
+          <w:rFonts w:ascii="Times New Roman" w:hAnsi="Times New Roman" w:cs="Times New Roman"/>
+          <w:sz w:val="28"/>
+          <w:szCs w:val="28"/>
+        </w:rPr>
+        <w:t>- На данный момент, как вы и сами уже заметили, экипаж мой мал и не представляет угрозы.  Решение было не моим, из-за Его Величества мне пришлось оставить на суше большую часть своих людей. Но что уже… - Себастьян тоскливо вздыхает, пожимая плечами.</w:t>
+      </w:r>
+    </w:p>
+    <w:p>
+      <w:pPr>
+        <w:pStyle w:val="a5"/>
+        <w:ind w:left="-1134"/>
+        <w:rPr>
+          <w:rFonts w:ascii="Times New Roman" w:hAnsi="Times New Roman" w:cs="Times New Roman"/>
+          <w:sz w:val="28"/>
+          <w:szCs w:val="28"/>
+        </w:rPr>
+      </w:pPr>
+      <w:r>
+        <w:rPr>
+          <w:rFonts w:ascii="Times New Roman" w:hAnsi="Times New Roman" w:cs="Times New Roman"/>
+          <w:sz w:val="28"/>
+          <w:szCs w:val="28"/>
+        </w:rPr>
+        <w:t>-…Видите паренька у палубы? Это юнга, наш малыш Марко</w:t>
+      </w:r>
+      <w:proofErr w:type="gramStart"/>
+      <w:r>
+        <w:rPr>
+          <w:rFonts w:ascii="Times New Roman" w:hAnsi="Times New Roman" w:cs="Times New Roman"/>
+          <w:sz w:val="28"/>
+          <w:szCs w:val="28"/>
+        </w:rPr>
+        <w:t>.</w:t>
+      </w:r>
+      <w:proofErr w:type="gramEnd"/>
+      <w:r>
+        <w:rPr>
+          <w:rFonts w:ascii="Times New Roman" w:hAnsi="Times New Roman" w:cs="Times New Roman"/>
+          <w:sz w:val="28"/>
+          <w:szCs w:val="28"/>
+        </w:rPr>
+        <w:t xml:space="preserve"> Если не стащит чего-нибудь, так точно заговорит вам зубы до смерти. Вон там– </w:t>
+      </w:r>
+      <w:proofErr w:type="gramStart"/>
+      <w:r>
+        <w:rPr>
+          <w:rFonts w:ascii="Times New Roman" w:hAnsi="Times New Roman" w:cs="Times New Roman"/>
+          <w:sz w:val="28"/>
+          <w:szCs w:val="28"/>
+        </w:rPr>
+        <w:t>на</w:t>
+      </w:r>
+      <w:proofErr w:type="gramEnd"/>
+      <w:r>
+        <w:rPr>
+          <w:rFonts w:ascii="Times New Roman" w:hAnsi="Times New Roman" w:cs="Times New Roman"/>
+          <w:sz w:val="28"/>
+          <w:szCs w:val="28"/>
+        </w:rPr>
+        <w:t xml:space="preserve">ша «Морская Принцесса», прекрасна как лунный отсвет на ночной волне…и столь же холодна. Будьте с ней аккуратней, не сильно она господ жалует. А по мою правую руку – старый морской волк и мой мудрый наставник, </w:t>
+      </w:r>
+      <w:proofErr w:type="spellStart"/>
+      <w:r>
+        <w:rPr>
+          <w:rFonts w:ascii="Times New Roman" w:hAnsi="Times New Roman" w:cs="Times New Roman"/>
+          <w:sz w:val="28"/>
+          <w:szCs w:val="28"/>
+        </w:rPr>
+        <w:t>Барнабас</w:t>
+      </w:r>
+      <w:proofErr w:type="spellEnd"/>
+      <w:r>
+        <w:rPr>
+          <w:rFonts w:ascii="Times New Roman" w:hAnsi="Times New Roman" w:cs="Times New Roman"/>
+          <w:sz w:val="28"/>
+          <w:szCs w:val="28"/>
+        </w:rPr>
+        <w:t xml:space="preserve"> Грей. Расспросите его о какой-нибудь старой байке на досуге</w:t>
+      </w:r>
+      <w:proofErr w:type="gramStart"/>
+      <w:r>
+        <w:rPr>
+          <w:rFonts w:ascii="Times New Roman" w:hAnsi="Times New Roman" w:cs="Times New Roman"/>
+          <w:sz w:val="28"/>
+          <w:szCs w:val="28"/>
+        </w:rPr>
+        <w:t>.</w:t>
+      </w:r>
+      <w:proofErr w:type="gramEnd"/>
+      <w:r>
+        <w:rPr>
+          <w:rFonts w:ascii="Times New Roman" w:hAnsi="Times New Roman" w:cs="Times New Roman"/>
+          <w:sz w:val="28"/>
+          <w:szCs w:val="28"/>
+        </w:rPr>
+        <w:t xml:space="preserve"> Обещаю, даже такой персоне как вам не придётся скучать.   </w:t>
+      </w:r>
+    </w:p>
+    <w:p>
+      <w:pPr>
+        <w:pStyle w:val="a5"/>
+        <w:ind w:left="-1134"/>
+        <w:rPr>
+          <w:rFonts w:ascii="Times New Roman" w:hAnsi="Times New Roman" w:cs="Times New Roman"/>
+          <w:sz w:val="28"/>
+          <w:szCs w:val="28"/>
+        </w:rPr>
+      </w:pPr>
+    </w:p>
+    <w:p>
+      <w:pPr>
+        <w:pStyle w:val="a5"/>
+        <w:numPr>
+          <w:ilvl w:val="0"/>
+          <w:numId w:val="3"/>
+        </w:numPr>
+        <w:ind w:left="-567" w:hanging="567"/>
+        <w:rPr>
+          <w:rFonts w:ascii="Times New Roman" w:hAnsi="Times New Roman" w:cs="Times New Roman"/>
+          <w:sz w:val="28"/>
+          <w:szCs w:val="28"/>
+        </w:rPr>
+      </w:pPr>
+      <w:r>
+        <w:rPr>
+          <w:rFonts w:ascii="Times New Roman" w:hAnsi="Times New Roman" w:cs="Times New Roman"/>
+          <w:sz w:val="28"/>
+          <w:szCs w:val="28"/>
+        </w:rPr>
+        <w:t>Что вы знаете о нашей миссии?</w:t>
+      </w:r>
+    </w:p>
+    <w:p>
+      <w:pPr>
+        <w:ind w:left="-1134"/>
+        <w:rPr>
+          <w:rFonts w:ascii="Times New Roman" w:hAnsi="Times New Roman" w:cs="Times New Roman"/>
+          <w:sz w:val="28"/>
+          <w:szCs w:val="28"/>
+        </w:rPr>
+      </w:pPr>
+      <w:r>
+        <w:rPr>
+          <w:rFonts w:ascii="Times New Roman" w:hAnsi="Times New Roman" w:cs="Times New Roman"/>
+          <w:sz w:val="28"/>
+          <w:szCs w:val="28"/>
+        </w:rPr>
+        <w:t xml:space="preserve">-  Что я знаю? От меня </w:t>
+      </w:r>
+      <w:proofErr w:type="gramStart"/>
+      <w:r>
+        <w:rPr>
+          <w:rFonts w:ascii="Times New Roman" w:hAnsi="Times New Roman" w:cs="Times New Roman"/>
+          <w:sz w:val="28"/>
+          <w:szCs w:val="28"/>
+        </w:rPr>
+        <w:t>зависит только доберётесь</w:t>
+      </w:r>
+      <w:proofErr w:type="gramEnd"/>
+      <w:r>
+        <w:rPr>
+          <w:rFonts w:ascii="Times New Roman" w:hAnsi="Times New Roman" w:cs="Times New Roman"/>
+          <w:sz w:val="28"/>
+          <w:szCs w:val="28"/>
+        </w:rPr>
+        <w:t xml:space="preserve"> ли вы до Скрытых Земель целым и невредимым. Подробностей я был лишён. К тому же, мне казалось, что  придворный авгур должен знать куда больше моего</w:t>
+      </w:r>
+      <w:proofErr w:type="gramStart"/>
+      <w:r>
+        <w:rPr>
+          <w:rFonts w:ascii="Times New Roman" w:hAnsi="Times New Roman" w:cs="Times New Roman"/>
+          <w:sz w:val="28"/>
+          <w:szCs w:val="28"/>
+        </w:rPr>
+        <w:t>.</w:t>
+      </w:r>
+      <w:proofErr w:type="gramEnd"/>
+      <w:r>
+        <w:rPr>
+          <w:rFonts w:ascii="Times New Roman" w:hAnsi="Times New Roman" w:cs="Times New Roman"/>
+          <w:sz w:val="28"/>
+          <w:szCs w:val="28"/>
+        </w:rPr>
+        <w:t xml:space="preserve"> – </w:t>
+      </w:r>
+      <w:proofErr w:type="gramStart"/>
+      <w:r>
+        <w:rPr>
+          <w:rFonts w:ascii="Times New Roman" w:hAnsi="Times New Roman" w:cs="Times New Roman"/>
+          <w:sz w:val="28"/>
+          <w:szCs w:val="28"/>
+        </w:rPr>
+        <w:t>и</w:t>
+      </w:r>
+      <w:proofErr w:type="gramEnd"/>
+      <w:r>
+        <w:rPr>
+          <w:rFonts w:ascii="Times New Roman" w:hAnsi="Times New Roman" w:cs="Times New Roman"/>
+          <w:sz w:val="28"/>
+          <w:szCs w:val="28"/>
+        </w:rPr>
+        <w:t xml:space="preserve">скорки в глазах капитана стали более зловещими. </w:t>
+      </w:r>
+      <w:proofErr w:type="gramStart"/>
+      <w:r>
+        <w:rPr>
+          <w:rFonts w:ascii="Times New Roman" w:hAnsi="Times New Roman" w:cs="Times New Roman"/>
+          <w:sz w:val="28"/>
+          <w:szCs w:val="28"/>
+        </w:rPr>
+        <w:t>Вероятно, было бы благоразумнее не обсуждать это с кем попало</w:t>
+      </w:r>
+      <w:proofErr w:type="gramEnd"/>
+      <w:r>
+        <w:rPr>
+          <w:rFonts w:ascii="Times New Roman" w:hAnsi="Times New Roman" w:cs="Times New Roman"/>
+          <w:sz w:val="28"/>
+          <w:szCs w:val="28"/>
+        </w:rPr>
+        <w:t>.</w:t>
+      </w:r>
+    </w:p>
+    <w:p>
+      <w:pPr>
+        <w:ind w:left="-1134"/>
+        <w:rPr>
+          <w:rFonts w:ascii="Times New Roman" w:hAnsi="Times New Roman" w:cs="Times New Roman"/>
+          <w:sz w:val="28"/>
+          <w:szCs w:val="28"/>
+        </w:rPr>
+      </w:pPr>
+    </w:p>
+    <w:p>
+      <w:pPr>
+        <w:pStyle w:val="a5"/>
+        <w:numPr>
+          <w:ilvl w:val="0"/>
+          <w:numId w:val="3"/>
+        </w:numPr>
+        <w:ind w:left="-709"/>
+        <w:rPr>
+          <w:rFonts w:ascii="Times New Roman" w:hAnsi="Times New Roman" w:cs="Times New Roman"/>
+          <w:sz w:val="28"/>
+          <w:szCs w:val="28"/>
+        </w:rPr>
+      </w:pPr>
+      <w:r>
+        <w:rPr>
+          <w:rFonts w:ascii="Times New Roman" w:hAnsi="Times New Roman" w:cs="Times New Roman"/>
+          <w:sz w:val="28"/>
+          <w:szCs w:val="28"/>
+        </w:rPr>
+        <w:t>Уйти</w:t>
+      </w:r>
+    </w:p>
+    <w:p>
+      <w:pPr>
+        <w:pStyle w:val="a5"/>
+        <w:ind w:left="-1134"/>
+        <w:rPr>
+          <w:rFonts w:ascii="Times New Roman" w:hAnsi="Times New Roman" w:cs="Times New Roman"/>
+          <w:sz w:val="28"/>
+          <w:szCs w:val="28"/>
+        </w:rPr>
+      </w:pPr>
+    </w:p>
+    <w:p>
+      <w:pPr>
+        <w:pStyle w:val="a5"/>
+        <w:ind w:left="-1134"/>
+        <w:rPr>
+          <w:rFonts w:ascii="Times New Roman" w:hAnsi="Times New Roman" w:cs="Times New Roman"/>
+          <w:sz w:val="28"/>
+          <w:szCs w:val="28"/>
+        </w:rPr>
+      </w:pPr>
+      <w:r>
+        <w:rPr>
+          <w:rFonts w:ascii="Times New Roman" w:hAnsi="Times New Roman" w:cs="Times New Roman"/>
+          <w:sz w:val="28"/>
+          <w:szCs w:val="28"/>
+        </w:rPr>
+        <w:t>-Разумеется, не стану вас более задерживать. Если потребуюсь – всегда сумеете найти меня у штурвала</w:t>
+      </w:r>
+      <w:proofErr w:type="gramStart"/>
+      <w:r>
+        <w:rPr>
+          <w:rFonts w:ascii="Times New Roman" w:hAnsi="Times New Roman" w:cs="Times New Roman"/>
+          <w:sz w:val="28"/>
+          <w:szCs w:val="28"/>
+        </w:rPr>
+        <w:t>.</w:t>
+      </w:r>
+      <w:proofErr w:type="gramEnd"/>
+      <w:r>
+        <w:rPr>
+          <w:rFonts w:ascii="Times New Roman" w:hAnsi="Times New Roman" w:cs="Times New Roman"/>
+          <w:sz w:val="28"/>
+          <w:szCs w:val="28"/>
+        </w:rPr>
+        <w:t xml:space="preserve"> – </w:t>
+      </w:r>
+      <w:proofErr w:type="gramStart"/>
+      <w:r>
+        <w:rPr>
+          <w:rFonts w:ascii="Times New Roman" w:hAnsi="Times New Roman" w:cs="Times New Roman"/>
+          <w:sz w:val="28"/>
+          <w:szCs w:val="28"/>
+        </w:rPr>
+        <w:t>п</w:t>
+      </w:r>
+      <w:proofErr w:type="gramEnd"/>
+      <w:r>
+        <w:rPr>
+          <w:rFonts w:ascii="Times New Roman" w:hAnsi="Times New Roman" w:cs="Times New Roman"/>
+          <w:sz w:val="28"/>
+          <w:szCs w:val="28"/>
+        </w:rPr>
+        <w:t>роизнёс мужчина, задорно подмигнув тебе вслед.</w:t>
+      </w:r>
+    </w:p>
+    <w:p>
+      <w:pPr>
+        <w:rPr>
+          <w:rFonts w:ascii="Times New Roman" w:hAnsi="Times New Roman" w:cs="Times New Roman"/>
+          <w:sz w:val="28"/>
+          <w:szCs w:val="28"/>
+        </w:rPr>
+      </w:pPr>
+      <w:r>
+        <w:rPr>
+          <w:rFonts w:ascii="Times New Roman" w:hAnsi="Times New Roman" w:cs="Times New Roman"/>
+          <w:sz w:val="28"/>
+          <w:szCs w:val="28"/>
+        </w:rPr>
+        <w:br w:type="page"/>
+      </w:r>
+    </w:p>
+    <w:p>
+      <w:pPr>
+        <w:ind w:left="-993"/>
+        <w:jc w:val="center"/>
+        <w:rPr>
+          <w:rFonts w:ascii="Times New Roman" w:hAnsi="Times New Roman" w:cs="Times New Roman"/>
+          <w:b/>
+          <w:i/>
+          <w:sz w:val="44"/>
+          <w:szCs w:val="48"/>
+        </w:rPr>
+      </w:pPr>
+      <w:r>
+        <w:rPr>
+          <w:rFonts w:ascii="Times New Roman" w:hAnsi="Times New Roman" w:cs="Times New Roman"/>
+          <w:b/>
+          <w:i/>
+          <w:sz w:val="44"/>
+          <w:szCs w:val="48"/>
+        </w:rPr>
+        <w:lastRenderedPageBreak/>
+        <w:t>Принцесса</w:t>
+      </w:r>
+    </w:p>
+    <w:p>
+      <w:pPr>
+        <w:ind w:left="-993"/>
+        <w:jc w:val="center"/>
+        <w:rPr>
+          <w:rFonts w:ascii="Times New Roman" w:hAnsi="Times New Roman" w:cs="Times New Roman"/>
+          <w:b/>
+          <w:i/>
+          <w:sz w:val="44"/>
+          <w:szCs w:val="48"/>
+        </w:rPr>
+      </w:pPr>
+    </w:p>
+    <w:p>
+      <w:pPr>
+        <w:spacing w:after="0" w:line="360" w:lineRule="auto"/>
+        <w:ind w:left="709"/>
+        <w:jc w:val="both"/>
+        <w:rPr>
+          <w:rFonts w:ascii="Times New Roman" w:hAnsi="Times New Roman" w:cs="Times New Roman"/>
+          <w:sz w:val="28"/>
+          <w:szCs w:val="28"/>
+        </w:rPr>
+      </w:pPr>
+      <w:r>
+        <w:rPr>
+          <w:rFonts w:ascii="Times New Roman" w:hAnsi="Times New Roman" w:cs="Times New Roman"/>
+          <w:sz w:val="28"/>
+          <w:szCs w:val="28"/>
+        </w:rPr>
+        <w:t xml:space="preserve">- Ну и что понадобилось столь августейшей особе в моей скромной компании? – Не оборачиваясь в твою </w:t>
+      </w:r>
+      <w:proofErr w:type="gramStart"/>
+      <w:r>
+        <w:rPr>
+          <w:rFonts w:ascii="Times New Roman" w:hAnsi="Times New Roman" w:cs="Times New Roman"/>
+          <w:sz w:val="28"/>
+          <w:szCs w:val="28"/>
+        </w:rPr>
+        <w:t>сторону</w:t>
+      </w:r>
+      <w:proofErr w:type="gramEnd"/>
+      <w:r>
+        <w:rPr>
+          <w:rFonts w:ascii="Times New Roman" w:hAnsi="Times New Roman" w:cs="Times New Roman"/>
+          <w:sz w:val="28"/>
+          <w:szCs w:val="28"/>
+        </w:rPr>
+        <w:t xml:space="preserve"> произнесла девица, стоило тебе приблизиться. Её тон явно говорит о недовольстве, но она старается держать лицо перед тобой.</w:t>
+      </w:r>
+    </w:p>
+    <w:p>
+      <w:pPr>
+        <w:spacing w:after="0" w:line="360" w:lineRule="auto"/>
+        <w:ind w:left="709"/>
+        <w:jc w:val="both"/>
+        <w:rPr>
+          <w:rFonts w:ascii="Times New Roman" w:hAnsi="Times New Roman" w:cs="Times New Roman"/>
+          <w:sz w:val="28"/>
+          <w:szCs w:val="28"/>
+        </w:rPr>
+      </w:pPr>
+    </w:p>
+    <w:p>
+      <w:pPr>
+        <w:pStyle w:val="a5"/>
+        <w:numPr>
+          <w:ilvl w:val="0"/>
+          <w:numId w:val="11"/>
+        </w:numPr>
+        <w:spacing w:after="0" w:line="360" w:lineRule="auto"/>
+        <w:jc w:val="both"/>
+        <w:rPr>
+          <w:rFonts w:ascii="Times New Roman" w:hAnsi="Times New Roman" w:cs="Times New Roman"/>
+          <w:sz w:val="28"/>
+          <w:szCs w:val="28"/>
+        </w:rPr>
+      </w:pPr>
+      <w:r>
+        <w:rPr>
+          <w:rFonts w:ascii="Times New Roman" w:hAnsi="Times New Roman" w:cs="Times New Roman"/>
+          <w:sz w:val="28"/>
+          <w:szCs w:val="28"/>
+        </w:rPr>
+        <w:t>Не знал, что в плавание берут женщин.</w:t>
+      </w:r>
+    </w:p>
+    <w:p>
+      <w:pPr>
+        <w:pStyle w:val="a5"/>
+        <w:numPr>
+          <w:ilvl w:val="0"/>
+          <w:numId w:val="11"/>
+        </w:numPr>
+        <w:spacing w:after="0" w:line="360" w:lineRule="auto"/>
+        <w:jc w:val="both"/>
+        <w:rPr>
+          <w:rFonts w:ascii="Times New Roman" w:hAnsi="Times New Roman" w:cs="Times New Roman"/>
+          <w:sz w:val="28"/>
+          <w:szCs w:val="28"/>
+        </w:rPr>
+      </w:pPr>
+      <w:r>
+        <w:rPr>
+          <w:rFonts w:ascii="Times New Roman" w:hAnsi="Times New Roman" w:cs="Times New Roman"/>
+          <w:sz w:val="28"/>
+          <w:szCs w:val="28"/>
+        </w:rPr>
+        <w:t xml:space="preserve">Если ты член экипажа то, вероятно, обладаешь некоторыми навыками? </w:t>
+      </w:r>
+    </w:p>
+    <w:p>
+      <w:pPr>
+        <w:pStyle w:val="a5"/>
+        <w:numPr>
+          <w:ilvl w:val="0"/>
+          <w:numId w:val="11"/>
+        </w:numPr>
+        <w:spacing w:after="0" w:line="360" w:lineRule="auto"/>
+        <w:jc w:val="both"/>
+        <w:rPr>
+          <w:rFonts w:ascii="Times New Roman" w:hAnsi="Times New Roman" w:cs="Times New Roman"/>
+          <w:sz w:val="28"/>
+          <w:szCs w:val="28"/>
+        </w:rPr>
+      </w:pPr>
+      <w:r>
+        <w:rPr>
+          <w:rFonts w:ascii="Times New Roman" w:hAnsi="Times New Roman" w:cs="Times New Roman"/>
+          <w:sz w:val="28"/>
+          <w:szCs w:val="28"/>
+        </w:rPr>
+        <w:t>Просто осматриваюсь.</w:t>
+      </w:r>
+    </w:p>
+    <w:p>
+      <w:pPr>
+        <w:spacing w:after="0" w:line="360" w:lineRule="auto"/>
+        <w:ind w:left="709"/>
+        <w:jc w:val="both"/>
+        <w:rPr>
+          <w:rFonts w:ascii="Times New Roman" w:hAnsi="Times New Roman" w:cs="Times New Roman"/>
+          <w:sz w:val="28"/>
+          <w:szCs w:val="28"/>
+        </w:rPr>
+      </w:pPr>
+    </w:p>
+    <w:p>
+      <w:pPr>
+        <w:pStyle w:val="a5"/>
+        <w:numPr>
+          <w:ilvl w:val="0"/>
+          <w:numId w:val="12"/>
+        </w:numPr>
+        <w:spacing w:after="0" w:line="360" w:lineRule="auto"/>
+        <w:jc w:val="both"/>
+        <w:rPr>
+          <w:rFonts w:ascii="Times New Roman" w:hAnsi="Times New Roman" w:cs="Times New Roman"/>
+          <w:sz w:val="28"/>
+          <w:szCs w:val="28"/>
+        </w:rPr>
+      </w:pPr>
+      <w:r>
+        <w:rPr>
+          <w:rFonts w:ascii="Times New Roman" w:hAnsi="Times New Roman" w:cs="Times New Roman"/>
+          <w:sz w:val="28"/>
+          <w:szCs w:val="28"/>
+        </w:rPr>
+        <w:t>Не знал, что в плавание берут женщин.</w:t>
+      </w:r>
+    </w:p>
+    <w:p>
+      <w:pPr>
+        <w:spacing w:after="0" w:line="360" w:lineRule="auto"/>
+        <w:ind w:left="709"/>
+        <w:jc w:val="both"/>
+        <w:rPr>
+          <w:rFonts w:ascii="Times New Roman" w:hAnsi="Times New Roman" w:cs="Times New Roman"/>
+          <w:sz w:val="28"/>
+          <w:szCs w:val="28"/>
+        </w:rPr>
+      </w:pPr>
+      <w:r>
+        <w:rPr>
+          <w:rFonts w:ascii="Times New Roman" w:hAnsi="Times New Roman" w:cs="Times New Roman"/>
+          <w:sz w:val="28"/>
+          <w:szCs w:val="28"/>
+        </w:rPr>
+        <w:t xml:space="preserve">-Ну конечно, ведь женщины на корабле – к беде? В подобные устаревшие стереотипы верят только те, кто ни разу в море не выходил, </w:t>
+      </w:r>
+      <w:proofErr w:type="spellStart"/>
+      <w:r>
+        <w:rPr>
+          <w:rFonts w:ascii="Times New Roman" w:hAnsi="Times New Roman" w:cs="Times New Roman"/>
+          <w:i/>
+          <w:iCs/>
+          <w:sz w:val="28"/>
+          <w:szCs w:val="28"/>
+        </w:rPr>
+        <w:t>вашество</w:t>
+      </w:r>
+      <w:proofErr w:type="spellEnd"/>
+      <w:r>
+        <w:rPr>
+          <w:rFonts w:ascii="Times New Roman" w:hAnsi="Times New Roman" w:cs="Times New Roman"/>
+          <w:sz w:val="28"/>
+          <w:szCs w:val="28"/>
+        </w:rPr>
+        <w:t>. К вашему сведению, в море важны только навыки. – Девушка небрежно откидывает пряди, упавшие на глаза, и отворачивается к воде. Разговор явно окончен.</w:t>
+      </w:r>
+    </w:p>
+    <w:p>
+      <w:pPr>
+        <w:spacing w:after="0" w:line="360" w:lineRule="auto"/>
+        <w:ind w:left="709"/>
+        <w:jc w:val="both"/>
+        <w:rPr>
+          <w:rFonts w:ascii="Times New Roman" w:hAnsi="Times New Roman" w:cs="Times New Roman"/>
+          <w:sz w:val="28"/>
+          <w:szCs w:val="28"/>
+        </w:rPr>
+      </w:pPr>
+    </w:p>
+    <w:p>
+      <w:pPr>
+        <w:pStyle w:val="a5"/>
+        <w:numPr>
+          <w:ilvl w:val="0"/>
+          <w:numId w:val="10"/>
+        </w:numPr>
+        <w:spacing w:after="0" w:line="360" w:lineRule="auto"/>
+        <w:jc w:val="both"/>
+        <w:rPr>
+          <w:rFonts w:ascii="Times New Roman" w:hAnsi="Times New Roman" w:cs="Times New Roman"/>
+          <w:color w:val="000000" w:themeColor="text1"/>
+          <w:sz w:val="28"/>
+          <w:szCs w:val="28"/>
+        </w:rPr>
+      </w:pPr>
+      <w:r>
+        <w:rPr>
+          <w:rFonts w:ascii="Times New Roman" w:hAnsi="Times New Roman" w:cs="Times New Roman"/>
+          <w:color w:val="000000" w:themeColor="text1"/>
+          <w:sz w:val="28"/>
+          <w:szCs w:val="28"/>
+        </w:rPr>
+        <w:t>Если ты член экипажа то, вероятно, обладаешь некоторыми навыками?</w:t>
+      </w:r>
+    </w:p>
+    <w:p>
+      <w:pPr>
+        <w:spacing w:after="0" w:line="360" w:lineRule="auto"/>
+        <w:ind w:left="709"/>
+        <w:jc w:val="both"/>
+        <w:rPr>
+          <w:rFonts w:ascii="Times New Roman" w:hAnsi="Times New Roman" w:cs="Times New Roman"/>
+          <w:sz w:val="28"/>
+          <w:szCs w:val="28"/>
+        </w:rPr>
+      </w:pPr>
+      <w:r>
+        <w:rPr>
+          <w:rFonts w:ascii="Times New Roman" w:hAnsi="Times New Roman" w:cs="Times New Roman"/>
+          <w:sz w:val="28"/>
+          <w:szCs w:val="28"/>
+        </w:rPr>
+        <w:t xml:space="preserve">Девушка гордо </w:t>
+      </w:r>
+      <w:proofErr w:type="gramStart"/>
+      <w:r>
+        <w:rPr>
+          <w:rFonts w:ascii="Times New Roman" w:hAnsi="Times New Roman" w:cs="Times New Roman"/>
+          <w:sz w:val="28"/>
+          <w:szCs w:val="28"/>
+        </w:rPr>
+        <w:t>вскидывает голову, явно повеселев</w:t>
+      </w:r>
+      <w:proofErr w:type="gramEnd"/>
+      <w:r>
+        <w:rPr>
+          <w:rFonts w:ascii="Times New Roman" w:hAnsi="Times New Roman" w:cs="Times New Roman"/>
+          <w:sz w:val="28"/>
+          <w:szCs w:val="28"/>
+        </w:rPr>
+        <w:t>.</w:t>
+      </w:r>
+    </w:p>
+    <w:p>
+      <w:pPr>
+        <w:spacing w:after="0" w:line="360" w:lineRule="auto"/>
+        <w:ind w:left="709"/>
+        <w:jc w:val="both"/>
+        <w:rPr>
+          <w:rFonts w:ascii="Times New Roman" w:hAnsi="Times New Roman" w:cs="Times New Roman"/>
+          <w:sz w:val="28"/>
+          <w:szCs w:val="28"/>
+        </w:rPr>
+      </w:pPr>
+      <w:r>
+        <w:rPr>
+          <w:rFonts w:ascii="Times New Roman" w:hAnsi="Times New Roman" w:cs="Times New Roman"/>
+          <w:sz w:val="28"/>
+          <w:szCs w:val="28"/>
+        </w:rPr>
+        <w:t>-Конечно, в море без навыков лучше не выходить, особенно если на кону не только твоя жизнь, но и жизнь команды. – Девушка неловко бросает взгляд в сторону, явно сомневаясь в том, стоит ли озвучивать следующую мысль, но всё же сдаётся.</w:t>
+      </w:r>
+    </w:p>
+    <w:p>
+      <w:pPr>
+        <w:spacing w:after="0" w:line="360" w:lineRule="auto"/>
+        <w:ind w:left="709"/>
+        <w:jc w:val="both"/>
+        <w:rPr>
+          <w:rFonts w:ascii="Times New Roman" w:hAnsi="Times New Roman" w:cs="Times New Roman"/>
+          <w:sz w:val="28"/>
+          <w:szCs w:val="28"/>
+        </w:rPr>
+      </w:pPr>
+      <w:r>
+        <w:rPr>
+          <w:rFonts w:ascii="Times New Roman" w:hAnsi="Times New Roman" w:cs="Times New Roman"/>
+          <w:sz w:val="28"/>
+          <w:szCs w:val="28"/>
+        </w:rPr>
+        <w:t xml:space="preserve">-Смею отметить, раз вас отправили в такое путешествие, то и вам навыков не занимать. – Фыркает она через плечо куда </w:t>
+      </w:r>
+      <w:proofErr w:type="gramStart"/>
+      <w:r>
+        <w:rPr>
+          <w:rFonts w:ascii="Times New Roman" w:hAnsi="Times New Roman" w:cs="Times New Roman"/>
+          <w:sz w:val="28"/>
+          <w:szCs w:val="28"/>
+        </w:rPr>
+        <w:t>более нейтральным</w:t>
+      </w:r>
+      <w:proofErr w:type="gramEnd"/>
+      <w:r>
+        <w:rPr>
+          <w:rFonts w:ascii="Times New Roman" w:hAnsi="Times New Roman" w:cs="Times New Roman"/>
+          <w:sz w:val="28"/>
+          <w:szCs w:val="28"/>
+        </w:rPr>
+        <w:t xml:space="preserve"> тоном. Похоже, внимание её стоит дорого, </w:t>
+      </w:r>
+      <w:proofErr w:type="gramStart"/>
+      <w:r>
+        <w:rPr>
+          <w:rFonts w:ascii="Times New Roman" w:hAnsi="Times New Roman" w:cs="Times New Roman"/>
+          <w:sz w:val="28"/>
+          <w:szCs w:val="28"/>
+        </w:rPr>
+        <w:t>и</w:t>
+      </w:r>
+      <w:proofErr w:type="gramEnd"/>
+      <w:r>
+        <w:rPr>
+          <w:rFonts w:ascii="Times New Roman" w:hAnsi="Times New Roman" w:cs="Times New Roman"/>
+          <w:sz w:val="28"/>
+          <w:szCs w:val="28"/>
+        </w:rPr>
+        <w:t xml:space="preserve"> судя по всему, тратить его на тебя она больше не планирует. Разговор дальше точно не пойдёт.</w:t>
+      </w:r>
+    </w:p>
+    <w:p>
+      <w:pPr>
+        <w:spacing w:after="0" w:line="360" w:lineRule="auto"/>
+        <w:ind w:left="709"/>
+        <w:jc w:val="both"/>
+        <w:rPr>
+          <w:rFonts w:ascii="Times New Roman" w:hAnsi="Times New Roman" w:cs="Times New Roman"/>
+          <w:sz w:val="28"/>
+          <w:szCs w:val="28"/>
+        </w:rPr>
+      </w:pPr>
+    </w:p>
+    <w:p>
+      <w:pPr>
+        <w:spacing w:after="0" w:line="360" w:lineRule="auto"/>
+        <w:ind w:left="709"/>
+        <w:jc w:val="both"/>
+        <w:rPr>
+          <w:rFonts w:ascii="Times New Roman" w:hAnsi="Times New Roman" w:cs="Times New Roman"/>
+          <w:sz w:val="28"/>
+          <w:szCs w:val="28"/>
+        </w:rPr>
+      </w:pPr>
+    </w:p>
+    <w:p>
+      <w:pPr>
+        <w:pStyle w:val="a5"/>
+        <w:numPr>
+          <w:ilvl w:val="0"/>
+          <w:numId w:val="10"/>
+        </w:numPr>
+        <w:spacing w:after="0" w:line="360" w:lineRule="auto"/>
+        <w:jc w:val="both"/>
+        <w:rPr>
+          <w:rFonts w:ascii="Times New Roman" w:hAnsi="Times New Roman" w:cs="Times New Roman"/>
+          <w:sz w:val="28"/>
+          <w:szCs w:val="28"/>
+        </w:rPr>
+      </w:pPr>
+      <w:r>
+        <w:rPr>
+          <w:rFonts w:ascii="Times New Roman" w:hAnsi="Times New Roman" w:cs="Times New Roman"/>
+          <w:sz w:val="28"/>
+          <w:szCs w:val="28"/>
+        </w:rPr>
+        <w:t>Просто осматриваюсь.</w:t>
+      </w:r>
+    </w:p>
+    <w:p>
+      <w:pPr>
+        <w:spacing w:after="0" w:line="360" w:lineRule="auto"/>
+        <w:ind w:left="709"/>
+        <w:jc w:val="both"/>
+        <w:rPr>
+          <w:rFonts w:ascii="Times New Roman" w:hAnsi="Times New Roman" w:cs="Times New Roman"/>
+          <w:sz w:val="28"/>
+          <w:szCs w:val="28"/>
+        </w:rPr>
+      </w:pPr>
+      <w:r>
+        <w:rPr>
+          <w:rFonts w:ascii="Times New Roman" w:hAnsi="Times New Roman" w:cs="Times New Roman"/>
+          <w:sz w:val="28"/>
+          <w:szCs w:val="28"/>
+        </w:rPr>
+        <w:t xml:space="preserve">Девица недовольно фыркает, вероятно, полагая, что это не достаточная причина для того, чтобы нарушать её одиночество. </w:t>
+      </w:r>
+    </w:p>
+    <w:p>
+      <w:pPr>
+        <w:spacing w:after="0" w:line="360" w:lineRule="auto"/>
+        <w:ind w:left="709"/>
+        <w:jc w:val="both"/>
+        <w:rPr>
+          <w:rFonts w:ascii="Times New Roman" w:hAnsi="Times New Roman" w:cs="Times New Roman"/>
+          <w:sz w:val="28"/>
+          <w:szCs w:val="28"/>
+        </w:rPr>
+      </w:pPr>
+      <w:r>
+        <w:rPr>
+          <w:rFonts w:ascii="Times New Roman" w:hAnsi="Times New Roman" w:cs="Times New Roman"/>
+          <w:sz w:val="28"/>
+          <w:szCs w:val="28"/>
+        </w:rPr>
+        <w:t>-</w:t>
+      </w:r>
+      <w:proofErr w:type="gramStart"/>
+      <w:r>
+        <w:rPr>
+          <w:rFonts w:ascii="Times New Roman" w:hAnsi="Times New Roman" w:cs="Times New Roman"/>
+          <w:sz w:val="28"/>
+          <w:szCs w:val="28"/>
+        </w:rPr>
+        <w:t>Уверена</w:t>
+      </w:r>
+      <w:proofErr w:type="gramEnd"/>
+      <w:r>
+        <w:rPr>
+          <w:rFonts w:ascii="Times New Roman" w:hAnsi="Times New Roman" w:cs="Times New Roman"/>
+          <w:sz w:val="28"/>
+          <w:szCs w:val="28"/>
+        </w:rPr>
+        <w:t xml:space="preserve">, что на борту найдётся более интересный собеседник для вас, советую обратиться к </w:t>
+      </w:r>
+      <w:proofErr w:type="spellStart"/>
+      <w:r>
+        <w:rPr>
+          <w:rFonts w:ascii="Times New Roman" w:hAnsi="Times New Roman" w:cs="Times New Roman"/>
+          <w:sz w:val="28"/>
+          <w:szCs w:val="28"/>
+        </w:rPr>
+        <w:t>Барнабасу</w:t>
+      </w:r>
+      <w:proofErr w:type="spellEnd"/>
+      <w:r>
+        <w:rPr>
+          <w:rFonts w:ascii="Times New Roman" w:hAnsi="Times New Roman" w:cs="Times New Roman"/>
+          <w:sz w:val="28"/>
+          <w:szCs w:val="28"/>
+        </w:rPr>
+        <w:t>, он просто кладезь древних как мир баек, которые выдаёт за свои пиратские похождения. – Она кивает в сторону старого боцмана и его попугая.</w:t>
+      </w:r>
+    </w:p>
+    <w:p>
+      <w:pPr>
+        <w:spacing w:after="0" w:line="360" w:lineRule="auto"/>
+        <w:ind w:left="709"/>
+        <w:jc w:val="both"/>
+        <w:rPr>
+          <w:rFonts w:ascii="Times New Roman" w:hAnsi="Times New Roman" w:cs="Times New Roman"/>
+          <w:sz w:val="28"/>
+          <w:szCs w:val="28"/>
+        </w:rPr>
+      </w:pPr>
+      <w:r>
+        <w:rPr>
+          <w:rFonts w:ascii="Times New Roman" w:hAnsi="Times New Roman" w:cs="Times New Roman"/>
+          <w:sz w:val="28"/>
+          <w:szCs w:val="28"/>
+        </w:rPr>
+        <w:t>-Выдаёт за свои? – Ты поворачиваешь голову в направлении её взгляда.</w:t>
+      </w:r>
+    </w:p>
+    <w:p>
+      <w:pPr>
+        <w:spacing w:after="0" w:line="360" w:lineRule="auto"/>
+        <w:ind w:left="709"/>
+        <w:jc w:val="both"/>
+        <w:rPr>
+          <w:rFonts w:ascii="Times New Roman" w:hAnsi="Times New Roman" w:cs="Times New Roman"/>
+          <w:sz w:val="28"/>
+          <w:szCs w:val="28"/>
+        </w:rPr>
+      </w:pPr>
+      <w:r>
+        <w:rPr>
+          <w:rFonts w:ascii="Times New Roman" w:hAnsi="Times New Roman" w:cs="Times New Roman"/>
+          <w:sz w:val="28"/>
+          <w:szCs w:val="28"/>
+        </w:rPr>
+        <w:t>-</w:t>
+      </w:r>
+      <w:proofErr w:type="gramStart"/>
+      <w:r>
+        <w:rPr>
+          <w:rFonts w:ascii="Times New Roman" w:hAnsi="Times New Roman" w:cs="Times New Roman"/>
+          <w:sz w:val="28"/>
+          <w:szCs w:val="28"/>
+        </w:rPr>
+        <w:t>Ну</w:t>
+      </w:r>
+      <w:proofErr w:type="gramEnd"/>
+      <w:r>
+        <w:rPr>
+          <w:rFonts w:ascii="Times New Roman" w:hAnsi="Times New Roman" w:cs="Times New Roman"/>
+          <w:sz w:val="28"/>
+          <w:szCs w:val="28"/>
+        </w:rPr>
+        <w:t>… Он уверяет что все его, до ужаса, вычурные, неоправданно жуткие истории – чистая правда, которая случалась с ним на протяжении всей его жизни. Но, если честно, тогда возникает закономерный вопрос: сколько же ему лет-то? - На этих словах она окончательно погружается в свои мысли, вынуждая тебя оставить её в покое.</w:t>
+      </w:r>
+    </w:p>
+    <w:p>
+      <w:pPr>
+        <w:rPr>
+          <w:rFonts w:ascii="Times New Roman" w:hAnsi="Times New Roman" w:cs="Times New Roman"/>
+          <w:sz w:val="28"/>
+          <w:szCs w:val="28"/>
+        </w:rPr>
+      </w:pPr>
+      <w:r>
+        <w:rPr>
+          <w:rFonts w:ascii="Times New Roman" w:hAnsi="Times New Roman" w:cs="Times New Roman"/>
+          <w:sz w:val="28"/>
+          <w:szCs w:val="28"/>
+        </w:rPr>
+        <w:br w:type="page"/>
+      </w:r>
+    </w:p>
+    <w:p>
+      <w:pPr>
+        <w:ind w:left="-993"/>
+        <w:jc w:val="center"/>
+        <w:rPr>
+          <w:rFonts w:ascii="Times New Roman" w:hAnsi="Times New Roman" w:cs="Times New Roman"/>
+          <w:b/>
+          <w:i/>
+          <w:sz w:val="44"/>
+          <w:szCs w:val="48"/>
+        </w:rPr>
+      </w:pPr>
+      <w:proofErr w:type="spellStart"/>
+      <w:r>
+        <w:rPr>
+          <w:rFonts w:ascii="Times New Roman" w:hAnsi="Times New Roman" w:cs="Times New Roman"/>
+          <w:b/>
+          <w:i/>
+          <w:sz w:val="44"/>
+          <w:szCs w:val="48"/>
+        </w:rPr>
+        <w:lastRenderedPageBreak/>
+        <w:t>Барнабас</w:t>
+      </w:r>
+      <w:proofErr w:type="spellEnd"/>
+    </w:p>
+    <w:p>
+      <w:pPr>
+        <w:ind w:left="-993"/>
+        <w:jc w:val="center"/>
+        <w:rPr>
+          <w:rFonts w:ascii="Times New Roman" w:hAnsi="Times New Roman" w:cs="Times New Roman"/>
+          <w:b/>
+          <w:i/>
+          <w:sz w:val="44"/>
+          <w:szCs w:val="48"/>
+        </w:rPr>
+      </w:pPr>
+    </w:p>
+    <w:p>
+      <w:pPr>
+        <w:spacing w:after="0" w:line="360" w:lineRule="auto"/>
+        <w:ind w:left="709"/>
+        <w:jc w:val="both"/>
+        <w:rPr>
+          <w:rFonts w:ascii="Times New Roman" w:hAnsi="Times New Roman" w:cs="Times New Roman"/>
+          <w:sz w:val="28"/>
+          <w:szCs w:val="28"/>
+        </w:rPr>
+      </w:pPr>
+      <w:r>
+        <w:rPr>
+          <w:rFonts w:ascii="Times New Roman" w:hAnsi="Times New Roman" w:cs="Times New Roman"/>
+          <w:sz w:val="28"/>
+          <w:szCs w:val="28"/>
+        </w:rPr>
+        <w:t>Ты подходишь ближе к мужчине, который не прекращает поглаживать большую птицу у себя на плече. Ваши взгляды встречаются и высокий старик, усмехнувшись, начинает диалог первым.</w:t>
+      </w:r>
+    </w:p>
+    <w:p>
+      <w:pPr>
+        <w:spacing w:after="0" w:line="360" w:lineRule="auto"/>
+        <w:ind w:left="709"/>
+        <w:jc w:val="both"/>
+        <w:rPr>
+          <w:rFonts w:ascii="Times New Roman" w:hAnsi="Times New Roman" w:cs="Times New Roman"/>
+          <w:sz w:val="28"/>
+          <w:szCs w:val="28"/>
+        </w:rPr>
+      </w:pPr>
+    </w:p>
+    <w:p>
+      <w:pPr>
+        <w:spacing w:after="0" w:line="360" w:lineRule="auto"/>
+        <w:ind w:left="709"/>
+        <w:jc w:val="both"/>
+        <w:rPr>
+          <w:rFonts w:ascii="Times New Roman" w:hAnsi="Times New Roman" w:cs="Times New Roman"/>
+          <w:sz w:val="28"/>
+          <w:szCs w:val="28"/>
+        </w:rPr>
+      </w:pPr>
+      <w:r>
+        <w:rPr>
+          <w:rFonts w:ascii="Times New Roman" w:hAnsi="Times New Roman" w:cs="Times New Roman"/>
+          <w:sz w:val="28"/>
+          <w:szCs w:val="28"/>
+        </w:rPr>
+        <w:t xml:space="preserve">-Вы, значится, </w:t>
+      </w:r>
+      <w:proofErr w:type="gramStart"/>
+      <w:r>
+        <w:rPr>
+          <w:rFonts w:ascii="Times New Roman" w:hAnsi="Times New Roman" w:cs="Times New Roman"/>
+          <w:sz w:val="28"/>
+          <w:szCs w:val="28"/>
+        </w:rPr>
+        <w:t>нашенская</w:t>
+      </w:r>
+      <w:proofErr w:type="gramEnd"/>
+      <w:r>
+        <w:rPr>
+          <w:rFonts w:ascii="Times New Roman" w:hAnsi="Times New Roman" w:cs="Times New Roman"/>
+          <w:sz w:val="28"/>
+          <w:szCs w:val="28"/>
+        </w:rPr>
+        <w:t xml:space="preserve"> </w:t>
+      </w:r>
+      <w:r>
+        <w:rPr>
+          <w:rFonts w:ascii="Times New Roman" w:hAnsi="Times New Roman" w:cs="Times New Roman"/>
+          <w:i/>
+          <w:iCs/>
+          <w:sz w:val="28"/>
+          <w:szCs w:val="28"/>
+        </w:rPr>
+        <w:t>важн</w:t>
+      </w:r>
+      <w:r>
+        <w:rPr>
+          <w:rFonts w:ascii="Times New Roman" w:hAnsi="Times New Roman" w:cs="Times New Roman"/>
+          <w:i/>
+          <w:iCs/>
+          <w:sz w:val="28"/>
+          <w:szCs w:val="28"/>
+        </w:rPr>
+        <w:t>ецкая</w:t>
+      </w:r>
+      <w:r>
+        <w:rPr>
+          <w:rFonts w:ascii="Times New Roman" w:hAnsi="Times New Roman" w:cs="Times New Roman"/>
+          <w:sz w:val="28"/>
+          <w:szCs w:val="28"/>
+        </w:rPr>
+        <w:t xml:space="preserve"> персона?</w:t>
+      </w:r>
+    </w:p>
+    <w:p>
+      <w:pPr>
+        <w:spacing w:after="0" w:line="360" w:lineRule="auto"/>
+        <w:ind w:left="709"/>
+        <w:jc w:val="both"/>
+        <w:rPr>
+          <w:rFonts w:ascii="Times New Roman" w:hAnsi="Times New Roman" w:cs="Times New Roman"/>
+          <w:sz w:val="28"/>
+          <w:szCs w:val="28"/>
+        </w:rPr>
+      </w:pPr>
+    </w:p>
+    <w:p>
+      <w:pPr>
+        <w:spacing w:after="0" w:line="360" w:lineRule="auto"/>
+        <w:ind w:left="709"/>
+        <w:jc w:val="both"/>
+        <w:rPr>
+          <w:rFonts w:ascii="Times New Roman" w:hAnsi="Times New Roman" w:cs="Times New Roman"/>
+          <w:sz w:val="28"/>
+          <w:szCs w:val="28"/>
+        </w:rPr>
+      </w:pPr>
+      <w:r>
+        <w:rPr>
+          <w:rFonts w:ascii="Times New Roman" w:hAnsi="Times New Roman" w:cs="Times New Roman"/>
+          <w:sz w:val="28"/>
+          <w:szCs w:val="28"/>
+        </w:rPr>
+        <w:t>Разумеется, вопрос риторический, ведь кому как не тебе таковой являться, верно?</w:t>
+      </w:r>
+    </w:p>
+    <w:p>
+      <w:pPr>
+        <w:spacing w:after="0" w:line="360" w:lineRule="auto"/>
+        <w:ind w:left="709"/>
+        <w:jc w:val="both"/>
+        <w:rPr>
+          <w:rFonts w:ascii="Times New Roman" w:hAnsi="Times New Roman" w:cs="Times New Roman"/>
+          <w:sz w:val="28"/>
+          <w:szCs w:val="28"/>
+        </w:rPr>
+      </w:pPr>
+    </w:p>
+    <w:p>
+      <w:pPr>
+        <w:pStyle w:val="a5"/>
+        <w:numPr>
+          <w:ilvl w:val="0"/>
+          <w:numId w:val="13"/>
+        </w:numPr>
+        <w:spacing w:after="0" w:line="360" w:lineRule="auto"/>
+        <w:jc w:val="both"/>
+        <w:rPr>
+          <w:rFonts w:ascii="Times New Roman" w:hAnsi="Times New Roman" w:cs="Times New Roman"/>
+          <w:sz w:val="28"/>
+          <w:szCs w:val="28"/>
+        </w:rPr>
+      </w:pPr>
+      <w:r>
+        <w:rPr>
+          <w:rFonts w:ascii="Times New Roman" w:hAnsi="Times New Roman" w:cs="Times New Roman"/>
+          <w:sz w:val="28"/>
+          <w:szCs w:val="28"/>
+        </w:rPr>
+        <w:t>Кажется, на этом корабле у вас больше всего опыта</w:t>
+      </w:r>
+    </w:p>
+    <w:p>
+      <w:pPr>
+        <w:pStyle w:val="a5"/>
+        <w:numPr>
+          <w:ilvl w:val="0"/>
+          <w:numId w:val="13"/>
+        </w:numPr>
+        <w:spacing w:after="0" w:line="360" w:lineRule="auto"/>
+        <w:jc w:val="both"/>
+        <w:rPr>
+          <w:rFonts w:ascii="Times New Roman" w:hAnsi="Times New Roman" w:cs="Times New Roman"/>
+          <w:sz w:val="28"/>
+          <w:szCs w:val="28"/>
+        </w:rPr>
+      </w:pPr>
+      <w:r>
+        <w:rPr>
+          <w:rFonts w:ascii="Times New Roman" w:hAnsi="Times New Roman" w:cs="Times New Roman"/>
+          <w:sz w:val="28"/>
+          <w:szCs w:val="28"/>
+        </w:rPr>
+        <w:t>Как зовут вашу птицу?</w:t>
+      </w:r>
+    </w:p>
+    <w:p>
+      <w:pPr>
+        <w:pStyle w:val="a5"/>
+        <w:numPr>
+          <w:ilvl w:val="0"/>
+          <w:numId w:val="13"/>
+        </w:numPr>
+        <w:spacing w:after="0" w:line="360" w:lineRule="auto"/>
+        <w:jc w:val="both"/>
+        <w:rPr>
+          <w:rFonts w:ascii="Times New Roman" w:hAnsi="Times New Roman" w:cs="Times New Roman"/>
+          <w:sz w:val="28"/>
+          <w:szCs w:val="28"/>
+        </w:rPr>
+      </w:pPr>
+      <w:r>
+        <w:rPr>
+          <w:rFonts w:ascii="Times New Roman" w:hAnsi="Times New Roman" w:cs="Times New Roman"/>
+          <w:sz w:val="28"/>
+          <w:szCs w:val="28"/>
+        </w:rPr>
+        <w:t>Обычно у таких, повидавших многое, людей находится парочка интересных историй.</w:t>
+      </w:r>
+      <w:r>
+        <w:rPr>
+          <w:rFonts w:ascii="Times New Roman" w:hAnsi="Times New Roman" w:cs="Times New Roman"/>
+          <w:sz w:val="28"/>
+          <w:szCs w:val="28"/>
+        </w:rPr>
+        <w:t xml:space="preserve"> </w:t>
+      </w:r>
+    </w:p>
+    <w:p>
+      <w:pPr>
+        <w:pStyle w:val="a5"/>
+        <w:numPr>
+          <w:ilvl w:val="0"/>
+          <w:numId w:val="13"/>
+        </w:numPr>
+        <w:spacing w:after="0" w:line="360" w:lineRule="auto"/>
+        <w:jc w:val="both"/>
+        <w:rPr>
+          <w:rFonts w:ascii="Times New Roman" w:hAnsi="Times New Roman" w:cs="Times New Roman"/>
+          <w:sz w:val="28"/>
+          <w:szCs w:val="28"/>
+        </w:rPr>
+      </w:pPr>
+      <w:r>
+        <w:rPr>
+          <w:rFonts w:ascii="Times New Roman" w:hAnsi="Times New Roman" w:cs="Times New Roman"/>
+          <w:sz w:val="28"/>
+          <w:szCs w:val="28"/>
+        </w:rPr>
+        <w:t>Уйти</w:t>
+      </w:r>
+    </w:p>
+    <w:p>
+      <w:pPr>
+        <w:spacing w:after="0" w:line="360" w:lineRule="auto"/>
+        <w:ind w:left="709"/>
+        <w:rPr>
+          <w:rFonts w:ascii="Times New Roman" w:hAnsi="Times New Roman" w:cs="Times New Roman"/>
+          <w:sz w:val="28"/>
+          <w:szCs w:val="28"/>
+        </w:rPr>
+      </w:pPr>
+    </w:p>
+    <w:p>
+      <w:pPr>
+        <w:pStyle w:val="a5"/>
+        <w:numPr>
+          <w:ilvl w:val="0"/>
+          <w:numId w:val="10"/>
+        </w:numPr>
+        <w:spacing w:after="0" w:line="360" w:lineRule="auto"/>
+        <w:jc w:val="both"/>
+        <w:rPr>
+          <w:rFonts w:ascii="Times New Roman" w:hAnsi="Times New Roman" w:cs="Times New Roman"/>
+          <w:sz w:val="28"/>
+          <w:szCs w:val="28"/>
+        </w:rPr>
+      </w:pPr>
+      <w:r>
+        <w:rPr>
+          <w:rFonts w:ascii="Times New Roman" w:hAnsi="Times New Roman" w:cs="Times New Roman"/>
+          <w:sz w:val="28"/>
+          <w:szCs w:val="28"/>
+        </w:rPr>
+        <w:t>Кажется, на этом корабле у вас больше всего опыта</w:t>
+      </w:r>
+      <w:r>
+        <w:rPr>
+          <w:rFonts w:ascii="Times New Roman" w:hAnsi="Times New Roman" w:cs="Times New Roman"/>
+          <w:sz w:val="28"/>
+          <w:szCs w:val="28"/>
+        </w:rPr>
+        <w:t>.</w:t>
+      </w:r>
+    </w:p>
+    <w:p>
+      <w:pPr>
+        <w:spacing w:after="0" w:line="360" w:lineRule="auto"/>
+        <w:ind w:left="709"/>
+        <w:jc w:val="both"/>
+        <w:rPr>
+          <w:rFonts w:ascii="Times New Roman" w:hAnsi="Times New Roman" w:cs="Times New Roman"/>
+          <w:sz w:val="28"/>
+          <w:szCs w:val="28"/>
+        </w:rPr>
+      </w:pPr>
+    </w:p>
+    <w:p>
+      <w:pPr>
+        <w:spacing w:after="0" w:line="360" w:lineRule="auto"/>
+        <w:ind w:left="709"/>
+        <w:jc w:val="both"/>
+        <w:rPr>
+          <w:rFonts w:ascii="Times New Roman" w:hAnsi="Times New Roman" w:cs="Times New Roman"/>
+          <w:sz w:val="28"/>
+          <w:szCs w:val="28"/>
+        </w:rPr>
+      </w:pPr>
+      <w:r>
+        <w:rPr>
+          <w:rFonts w:ascii="Times New Roman" w:hAnsi="Times New Roman" w:cs="Times New Roman"/>
+          <w:sz w:val="28"/>
+          <w:szCs w:val="28"/>
+        </w:rPr>
+        <w:t>Мужчина заливисто и громко смеётся, так, что у тебя на пару секунд закладывает уши. Это точно слышала вся палуба, но никто даже не смотрит в вашу сторону.</w:t>
+      </w:r>
+    </w:p>
+    <w:p>
+      <w:pPr>
+        <w:spacing w:after="0" w:line="360" w:lineRule="auto"/>
+        <w:ind w:left="709"/>
+        <w:jc w:val="both"/>
+        <w:rPr>
+          <w:rFonts w:ascii="Times New Roman" w:hAnsi="Times New Roman" w:cs="Times New Roman"/>
+          <w:sz w:val="28"/>
+          <w:szCs w:val="28"/>
+        </w:rPr>
+      </w:pPr>
+      <w:r>
+        <w:rPr>
+          <w:rFonts w:ascii="Times New Roman" w:hAnsi="Times New Roman" w:cs="Times New Roman"/>
+          <w:sz w:val="28"/>
+          <w:szCs w:val="28"/>
+        </w:rPr>
+        <w:t xml:space="preserve">-Это ж </w:t>
+      </w:r>
+      <w:proofErr w:type="gramStart"/>
+      <w:r>
+        <w:rPr>
+          <w:rFonts w:ascii="Times New Roman" w:hAnsi="Times New Roman" w:cs="Times New Roman"/>
+          <w:sz w:val="28"/>
+          <w:szCs w:val="28"/>
+        </w:rPr>
+        <w:t>вы</w:t>
+      </w:r>
+      <w:proofErr w:type="gramEnd"/>
+      <w:r>
+        <w:rPr>
+          <w:rFonts w:ascii="Times New Roman" w:hAnsi="Times New Roman" w:cs="Times New Roman"/>
+          <w:sz w:val="28"/>
+          <w:szCs w:val="28"/>
+        </w:rPr>
+        <w:t xml:space="preserve"> верно подметили, </w:t>
+      </w:r>
+      <w:proofErr w:type="spellStart"/>
+      <w:r>
+        <w:rPr>
+          <w:rFonts w:ascii="Times New Roman" w:hAnsi="Times New Roman" w:cs="Times New Roman"/>
+          <w:i/>
+          <w:iCs/>
+          <w:sz w:val="28"/>
+          <w:szCs w:val="28"/>
+        </w:rPr>
+        <w:t>вашество</w:t>
+      </w:r>
+      <w:proofErr w:type="spellEnd"/>
+      <w:r>
+        <w:rPr>
+          <w:rFonts w:ascii="Times New Roman" w:hAnsi="Times New Roman" w:cs="Times New Roman"/>
+          <w:sz w:val="28"/>
+          <w:szCs w:val="28"/>
+        </w:rPr>
+        <w:t xml:space="preserve">. Когда-то я, юный мальчишка без роду и племени, запрыгнул зайцем на первый попавшийся корабль и бросился в ноги капитану, нога у него, правда, одна была. С того дня на сушу я сходил только ради скорого возвращения на борт… </w:t>
+      </w:r>
+      <w:proofErr w:type="gramStart"/>
+      <w:r>
+        <w:rPr>
+          <w:rFonts w:ascii="Times New Roman" w:hAnsi="Times New Roman" w:cs="Times New Roman"/>
+          <w:sz w:val="28"/>
+          <w:szCs w:val="28"/>
+        </w:rPr>
+        <w:t>-Е</w:t>
+      </w:r>
+      <w:proofErr w:type="gramEnd"/>
+      <w:r>
+        <w:rPr>
+          <w:rFonts w:ascii="Times New Roman" w:hAnsi="Times New Roman" w:cs="Times New Roman"/>
+          <w:sz w:val="28"/>
+          <w:szCs w:val="28"/>
+        </w:rPr>
+        <w:t>динственный глаз мужчины сощурился, явно освежив вспоминания.</w:t>
+      </w:r>
+    </w:p>
+    <w:p>
+      <w:pPr>
+        <w:spacing w:after="0" w:line="360" w:lineRule="auto"/>
+        <w:ind w:left="709"/>
+        <w:jc w:val="both"/>
+        <w:rPr>
+          <w:rFonts w:ascii="Times New Roman" w:hAnsi="Times New Roman" w:cs="Times New Roman"/>
+          <w:sz w:val="28"/>
+          <w:szCs w:val="28"/>
+        </w:rPr>
+      </w:pPr>
+      <w:r>
+        <w:rPr>
+          <w:rFonts w:ascii="Times New Roman" w:hAnsi="Times New Roman" w:cs="Times New Roman"/>
+          <w:sz w:val="28"/>
+          <w:szCs w:val="28"/>
+        </w:rPr>
+        <w:t xml:space="preserve">«Вероятно, давно это было?» </w:t>
+      </w:r>
+    </w:p>
+    <w:p>
+      <w:pPr>
+        <w:spacing w:after="0" w:line="360" w:lineRule="auto"/>
+        <w:ind w:left="709"/>
+        <w:jc w:val="both"/>
+        <w:rPr>
+          <w:rFonts w:ascii="Times New Roman" w:hAnsi="Times New Roman" w:cs="Times New Roman"/>
+          <w:sz w:val="28"/>
+          <w:szCs w:val="28"/>
+        </w:rPr>
+      </w:pPr>
+      <w:r>
+        <w:rPr>
+          <w:rFonts w:ascii="Times New Roman" w:hAnsi="Times New Roman" w:cs="Times New Roman"/>
+          <w:sz w:val="28"/>
+          <w:szCs w:val="28"/>
+        </w:rPr>
+        <w:t>-</w:t>
+      </w:r>
+      <w:proofErr w:type="spellStart"/>
+      <w:r>
+        <w:rPr>
+          <w:rFonts w:ascii="Times New Roman" w:hAnsi="Times New Roman" w:cs="Times New Roman"/>
+          <w:sz w:val="28"/>
+          <w:szCs w:val="28"/>
+        </w:rPr>
+        <w:t>Ооо</w:t>
+      </w:r>
+      <w:proofErr w:type="spellEnd"/>
+      <w:r>
+        <w:rPr>
+          <w:rFonts w:ascii="Times New Roman" w:hAnsi="Times New Roman" w:cs="Times New Roman"/>
+          <w:sz w:val="28"/>
+          <w:szCs w:val="28"/>
+        </w:rPr>
+        <w:t xml:space="preserve">, лет так шестьдесят назад! А сейчас </w:t>
+      </w:r>
+      <w:proofErr w:type="spellStart"/>
+      <w:r>
+        <w:rPr>
+          <w:rFonts w:ascii="Times New Roman" w:hAnsi="Times New Roman" w:cs="Times New Roman"/>
+          <w:sz w:val="28"/>
+          <w:szCs w:val="28"/>
+        </w:rPr>
+        <w:t>Барнабас</w:t>
+      </w:r>
+      <w:r>
+        <w:rPr>
+          <w:rFonts w:ascii="Times New Roman" w:hAnsi="Times New Roman" w:cs="Times New Roman"/>
+          <w:sz w:val="28"/>
+          <w:szCs w:val="28"/>
+        </w:rPr>
+        <w:t>у</w:t>
+      </w:r>
+      <w:proofErr w:type="spellEnd"/>
+      <w:r>
+        <w:rPr>
+          <w:rFonts w:ascii="Times New Roman" w:hAnsi="Times New Roman" w:cs="Times New Roman"/>
+          <w:sz w:val="28"/>
+          <w:szCs w:val="28"/>
+        </w:rPr>
+        <w:t xml:space="preserve"> </w:t>
+      </w:r>
+      <w:r>
+        <w:rPr>
+          <w:rFonts w:ascii="Times New Roman" w:hAnsi="Times New Roman" w:cs="Times New Roman"/>
+          <w:sz w:val="28"/>
+          <w:szCs w:val="28"/>
+        </w:rPr>
+        <w:t>Гре</w:t>
+      </w:r>
+      <w:r>
+        <w:rPr>
+          <w:rFonts w:ascii="Times New Roman" w:hAnsi="Times New Roman" w:cs="Times New Roman"/>
+          <w:sz w:val="28"/>
+          <w:szCs w:val="28"/>
+        </w:rPr>
+        <w:t>ю вот уже перевалило за семьдесят! – Он гордо ударил себя в грудь, на что попугай недовольно каркнул.</w:t>
+      </w:r>
+    </w:p>
+    <w:p>
+      <w:pPr>
+        <w:spacing w:after="0" w:line="360" w:lineRule="auto"/>
+        <w:ind w:left="709"/>
+        <w:jc w:val="both"/>
+        <w:rPr>
+          <w:rFonts w:ascii="Times New Roman" w:hAnsi="Times New Roman" w:cs="Times New Roman"/>
+          <w:sz w:val="28"/>
+          <w:szCs w:val="28"/>
+        </w:rPr>
+      </w:pPr>
+    </w:p>
+    <w:p>
+      <w:pPr>
+        <w:pStyle w:val="a5"/>
+        <w:numPr>
+          <w:ilvl w:val="0"/>
+          <w:numId w:val="10"/>
+        </w:numPr>
+        <w:spacing w:after="0" w:line="360" w:lineRule="auto"/>
+        <w:jc w:val="both"/>
+        <w:rPr>
+          <w:rFonts w:ascii="Times New Roman" w:hAnsi="Times New Roman" w:cs="Times New Roman"/>
+          <w:sz w:val="28"/>
+          <w:szCs w:val="28"/>
+        </w:rPr>
+      </w:pPr>
+      <w:r>
+        <w:rPr>
+          <w:rFonts w:ascii="Times New Roman" w:hAnsi="Times New Roman" w:cs="Times New Roman"/>
+          <w:sz w:val="28"/>
+          <w:szCs w:val="28"/>
+        </w:rPr>
+        <w:lastRenderedPageBreak/>
+        <w:t>Как зовут вашу птицу?</w:t>
+      </w:r>
+    </w:p>
+    <w:p>
+      <w:pPr>
+        <w:spacing w:after="0" w:line="360" w:lineRule="auto"/>
+        <w:ind w:left="709"/>
+        <w:jc w:val="both"/>
+        <w:rPr>
+          <w:rFonts w:ascii="Times New Roman" w:hAnsi="Times New Roman" w:cs="Times New Roman"/>
+          <w:sz w:val="28"/>
+          <w:szCs w:val="28"/>
+        </w:rPr>
+      </w:pPr>
+      <w:r>
+        <w:rPr>
+          <w:rFonts w:ascii="Times New Roman" w:hAnsi="Times New Roman" w:cs="Times New Roman"/>
+          <w:sz w:val="28"/>
+          <w:szCs w:val="28"/>
+        </w:rPr>
+        <w:t xml:space="preserve">-Этого </w:t>
+      </w:r>
+      <w:proofErr w:type="spellStart"/>
+      <w:r>
+        <w:rPr>
+          <w:rFonts w:ascii="Times New Roman" w:hAnsi="Times New Roman" w:cs="Times New Roman"/>
+          <w:sz w:val="28"/>
+          <w:szCs w:val="28"/>
+        </w:rPr>
+        <w:t>пройдоху-то</w:t>
+      </w:r>
+      <w:proofErr w:type="spellEnd"/>
+      <w:r>
+        <w:rPr>
+          <w:rFonts w:ascii="Times New Roman" w:hAnsi="Times New Roman" w:cs="Times New Roman"/>
+          <w:sz w:val="28"/>
+          <w:szCs w:val="28"/>
+        </w:rPr>
+        <w:t xml:space="preserve">? Крекером, </w:t>
+      </w:r>
+      <w:proofErr w:type="spellStart"/>
+      <w:r>
+        <w:rPr>
+          <w:rFonts w:ascii="Times New Roman" w:hAnsi="Times New Roman" w:cs="Times New Roman"/>
+          <w:i/>
+          <w:iCs/>
+          <w:sz w:val="28"/>
+          <w:szCs w:val="28"/>
+        </w:rPr>
+        <w:t>вашество</w:t>
+      </w:r>
+      <w:proofErr w:type="spellEnd"/>
+      <w:r>
+        <w:rPr>
+          <w:rFonts w:ascii="Times New Roman" w:hAnsi="Times New Roman" w:cs="Times New Roman"/>
+          <w:sz w:val="28"/>
+          <w:szCs w:val="28"/>
+        </w:rPr>
+        <w:t>. – птица поворачивает голову, отзываясь на своё имя, явно ожидая увидеть этот самый крекер в руках человека, но не найдя лакомства, недовольно возвращает своё внимание воде.</w:t>
+      </w:r>
+    </w:p>
+    <w:p>
+      <w:pPr>
+        <w:spacing w:after="0" w:line="360" w:lineRule="auto"/>
+        <w:ind w:left="709"/>
+        <w:jc w:val="both"/>
+        <w:rPr>
+          <w:rFonts w:ascii="Times New Roman" w:hAnsi="Times New Roman" w:cs="Times New Roman"/>
+          <w:sz w:val="28"/>
+          <w:szCs w:val="28"/>
+        </w:rPr>
+      </w:pPr>
+      <w:r>
+        <w:rPr>
+          <w:rFonts w:ascii="Times New Roman" w:hAnsi="Times New Roman" w:cs="Times New Roman"/>
+          <w:sz w:val="28"/>
+          <w:szCs w:val="28"/>
+        </w:rPr>
+        <w:t xml:space="preserve">«И, полагаю, у этого есть какая-то причина?» </w:t>
+      </w:r>
+    </w:p>
+    <w:p>
+      <w:pPr>
+        <w:spacing w:after="0" w:line="360" w:lineRule="auto"/>
+        <w:ind w:left="709"/>
+        <w:jc w:val="both"/>
+        <w:rPr>
+          <w:rFonts w:ascii="Times New Roman" w:hAnsi="Times New Roman" w:cs="Times New Roman"/>
+          <w:sz w:val="28"/>
+          <w:szCs w:val="28"/>
+        </w:rPr>
+      </w:pPr>
+      <w:r>
+        <w:rPr>
+          <w:rFonts w:ascii="Times New Roman" w:hAnsi="Times New Roman" w:cs="Times New Roman"/>
+          <w:sz w:val="28"/>
+          <w:szCs w:val="28"/>
+        </w:rPr>
+        <w:t>-Хо-хо, б</w:t>
+      </w:r>
+      <w:r>
+        <w:rPr>
+          <w:rFonts w:ascii="Times New Roman" w:hAnsi="Times New Roman" w:cs="Times New Roman"/>
+          <w:sz w:val="28"/>
+          <w:szCs w:val="28"/>
+        </w:rPr>
+        <w:t xml:space="preserve">ыло это в порту </w:t>
+      </w:r>
+      <w:proofErr w:type="spellStart"/>
+      <w:r>
+        <w:rPr>
+          <w:rFonts w:ascii="Times New Roman" w:hAnsi="Times New Roman" w:cs="Times New Roman"/>
+          <w:sz w:val="28"/>
+          <w:szCs w:val="28"/>
+        </w:rPr>
+        <w:t>Альба-Секка</w:t>
+      </w:r>
+      <w:proofErr w:type="spellEnd"/>
+      <w:r>
+        <w:rPr>
+          <w:rFonts w:ascii="Times New Roman" w:hAnsi="Times New Roman" w:cs="Times New Roman"/>
+          <w:sz w:val="28"/>
+          <w:szCs w:val="28"/>
+        </w:rPr>
+        <w:t>, лет</w:t>
+      </w:r>
+      <w:r>
+        <w:rPr>
+          <w:rFonts w:ascii="Times New Roman" w:hAnsi="Times New Roman" w:cs="Times New Roman"/>
+          <w:sz w:val="28"/>
+          <w:szCs w:val="28"/>
+        </w:rPr>
+        <w:t xml:space="preserve"> этак</w:t>
+      </w:r>
+      <w:r>
+        <w:rPr>
+          <w:rFonts w:ascii="Times New Roman" w:hAnsi="Times New Roman" w:cs="Times New Roman"/>
+          <w:sz w:val="28"/>
+          <w:szCs w:val="28"/>
+        </w:rPr>
+        <w:t xml:space="preserve"> тридцать назад, а то и больше. Я тогда на «Летучей Скумбрии» ходил. Зашли мы в таверну «Третий позвонок». Там старич</w:t>
+      </w:r>
+      <w:r>
+        <w:rPr>
+          <w:rFonts w:ascii="Times New Roman" w:hAnsi="Times New Roman" w:cs="Times New Roman"/>
+          <w:sz w:val="28"/>
+          <w:szCs w:val="28"/>
+        </w:rPr>
+        <w:t>ок</w:t>
+      </w:r>
+      <w:r>
+        <w:rPr>
+          <w:rFonts w:ascii="Times New Roman" w:hAnsi="Times New Roman" w:cs="Times New Roman"/>
+          <w:sz w:val="28"/>
+          <w:szCs w:val="28"/>
+        </w:rPr>
+        <w:t xml:space="preserve"> торговал всякой живностью: обезьянки в кружевах, рыбы в </w:t>
+      </w:r>
+      <w:r>
+        <w:rPr>
+          <w:rFonts w:ascii="Times New Roman" w:hAnsi="Times New Roman" w:cs="Times New Roman"/>
+          <w:sz w:val="28"/>
+          <w:szCs w:val="28"/>
+        </w:rPr>
+        <w:t>блюдцах</w:t>
+      </w:r>
+      <w:r>
+        <w:rPr>
+          <w:rFonts w:ascii="Times New Roman" w:hAnsi="Times New Roman" w:cs="Times New Roman"/>
+          <w:sz w:val="28"/>
+          <w:szCs w:val="28"/>
+        </w:rPr>
+        <w:t>, один краб даже креститься</w:t>
+      </w:r>
+      <w:r>
+        <w:rPr>
+          <w:rFonts w:ascii="Times New Roman" w:hAnsi="Times New Roman" w:cs="Times New Roman"/>
+          <w:sz w:val="28"/>
+          <w:szCs w:val="28"/>
+        </w:rPr>
+        <w:t xml:space="preserve"> умел</w:t>
+      </w:r>
+      <w:r>
+        <w:rPr>
+          <w:rFonts w:ascii="Times New Roman" w:hAnsi="Times New Roman" w:cs="Times New Roman"/>
+          <w:sz w:val="28"/>
+          <w:szCs w:val="28"/>
+        </w:rPr>
+        <w:t xml:space="preserve">. И среди всего этого </w:t>
+      </w:r>
+      <w:proofErr w:type="spellStart"/>
+      <w:r>
+        <w:rPr>
+          <w:rFonts w:ascii="Times New Roman" w:hAnsi="Times New Roman" w:cs="Times New Roman"/>
+          <w:sz w:val="28"/>
+          <w:szCs w:val="28"/>
+        </w:rPr>
+        <w:t>срача</w:t>
+      </w:r>
+      <w:proofErr w:type="spellEnd"/>
+      <w:r>
+        <w:rPr>
+          <w:rFonts w:ascii="Times New Roman" w:hAnsi="Times New Roman" w:cs="Times New Roman"/>
+          <w:sz w:val="28"/>
+          <w:szCs w:val="28"/>
+        </w:rPr>
+        <w:t xml:space="preserve"> сидел жалкий птенец, голый, как червь, и орал так, будто его килем </w:t>
+      </w:r>
+      <w:proofErr w:type="spellStart"/>
+      <w:r>
+        <w:rPr>
+          <w:rFonts w:ascii="Times New Roman" w:hAnsi="Times New Roman" w:cs="Times New Roman"/>
+          <w:sz w:val="28"/>
+          <w:szCs w:val="28"/>
+        </w:rPr>
+        <w:t>душут</w:t>
+      </w:r>
+      <w:proofErr w:type="spellEnd"/>
+      <w:r>
+        <w:rPr>
+          <w:rFonts w:ascii="Times New Roman" w:hAnsi="Times New Roman" w:cs="Times New Roman"/>
+          <w:sz w:val="28"/>
+          <w:szCs w:val="28"/>
+        </w:rPr>
+        <w:t xml:space="preserve">. Хозяин сказал: «Попугай, умрёт к утру». А я взял. Назвал Крекером, потому что твёрдый был, как сухарь, а внутри — сплошной крик. Два месяца отпаивал его ромом пополам с рыбьим жиром. Теперь, видите, какой боров. А старик тот… говорят, потом на том же месте виселицу поставили. Крекер научился тогда слову «петля». </w:t>
+      </w:r>
+    </w:p>
+    <w:p>
+      <w:pPr>
+        <w:spacing w:after="0" w:line="360" w:lineRule="auto"/>
+        <w:ind w:left="709"/>
+        <w:jc w:val="both"/>
+        <w:rPr>
+          <w:rFonts w:ascii="Times New Roman" w:hAnsi="Times New Roman" w:cs="Times New Roman"/>
+          <w:sz w:val="28"/>
+          <w:szCs w:val="28"/>
+        </w:rPr>
+      </w:pPr>
+    </w:p>
+    <w:p>
+      <w:pPr>
+        <w:pStyle w:val="a5"/>
+        <w:numPr>
+          <w:ilvl w:val="0"/>
+          <w:numId w:val="10"/>
+        </w:numPr>
+        <w:spacing w:after="0" w:line="360" w:lineRule="auto"/>
+        <w:jc w:val="both"/>
+        <w:rPr>
+          <w:rFonts w:ascii="Times New Roman" w:hAnsi="Times New Roman" w:cs="Times New Roman"/>
+          <w:sz w:val="28"/>
+          <w:szCs w:val="28"/>
+        </w:rPr>
+      </w:pPr>
+      <w:r>
+        <w:rPr>
+          <w:rFonts w:ascii="Times New Roman" w:hAnsi="Times New Roman" w:cs="Times New Roman"/>
+          <w:sz w:val="28"/>
+          <w:szCs w:val="28"/>
+        </w:rPr>
+        <w:t>Обычно у таких, повидавших многое, людей находится парочка интересных историй.</w:t>
+      </w:r>
+      <w:r>
+        <w:rPr>
+          <w:rFonts w:ascii="Times New Roman" w:hAnsi="Times New Roman" w:cs="Times New Roman"/>
+          <w:sz w:val="28"/>
+          <w:szCs w:val="28"/>
+        </w:rPr>
+        <w:t xml:space="preserve"> </w:t>
+      </w:r>
+    </w:p>
+    <w:p>
+      <w:pPr>
+        <w:spacing w:after="0" w:line="360" w:lineRule="auto"/>
+        <w:ind w:left="709"/>
+        <w:jc w:val="both"/>
+        <w:rPr>
+          <w:rFonts w:ascii="Times New Roman" w:hAnsi="Times New Roman" w:cs="Times New Roman"/>
+          <w:sz w:val="28"/>
+          <w:szCs w:val="28"/>
+        </w:rPr>
+      </w:pPr>
+    </w:p>
+    <w:p>
+      <w:pPr>
+        <w:spacing w:after="0" w:line="360" w:lineRule="auto"/>
+        <w:ind w:left="709"/>
+        <w:jc w:val="both"/>
+        <w:rPr>
+          <w:rFonts w:ascii="Times New Roman" w:hAnsi="Times New Roman" w:cs="Times New Roman"/>
+          <w:sz w:val="28"/>
+          <w:szCs w:val="28"/>
+        </w:rPr>
+      </w:pPr>
+      <w:r>
+        <w:rPr>
+          <w:rFonts w:ascii="Times New Roman" w:hAnsi="Times New Roman" w:cs="Times New Roman"/>
+          <w:sz w:val="28"/>
+          <w:szCs w:val="28"/>
+        </w:rPr>
+        <w:t xml:space="preserve">-Точно-точно, вы ж у нас сухопутный, </w:t>
+      </w:r>
+      <w:proofErr w:type="spellStart"/>
+      <w:r>
+        <w:rPr>
+          <w:rFonts w:ascii="Times New Roman" w:hAnsi="Times New Roman" w:cs="Times New Roman"/>
+          <w:sz w:val="28"/>
+          <w:szCs w:val="28"/>
+        </w:rPr>
+        <w:t>м</w:t>
+      </w:r>
+      <w:r>
+        <w:rPr>
+          <w:rFonts w:ascii="Times New Roman" w:hAnsi="Times New Roman" w:cs="Times New Roman"/>
+          <w:sz w:val="28"/>
+          <w:szCs w:val="28"/>
+        </w:rPr>
+        <w:t>илсдарь</w:t>
+      </w:r>
+      <w:proofErr w:type="spellEnd"/>
+      <w:r>
+        <w:rPr>
+          <w:rFonts w:ascii="Times New Roman" w:hAnsi="Times New Roman" w:cs="Times New Roman"/>
+          <w:sz w:val="28"/>
+          <w:szCs w:val="28"/>
+        </w:rPr>
+        <w:t>. Так, значится</w:t>
+      </w:r>
+      <w:proofErr w:type="gramStart"/>
+      <w:r>
+        <w:rPr>
+          <w:rFonts w:ascii="Times New Roman" w:hAnsi="Times New Roman" w:cs="Times New Roman"/>
+          <w:sz w:val="28"/>
+          <w:szCs w:val="28"/>
+        </w:rPr>
+        <w:t xml:space="preserve">… </w:t>
+      </w:r>
+      <w:r>
+        <w:rPr>
+          <w:rFonts w:ascii="Times New Roman" w:hAnsi="Times New Roman" w:cs="Times New Roman"/>
+          <w:sz w:val="28"/>
+          <w:szCs w:val="28"/>
+        </w:rPr>
+        <w:t>Е</w:t>
+      </w:r>
+      <w:proofErr w:type="gramEnd"/>
+      <w:r>
+        <w:rPr>
+          <w:rFonts w:ascii="Times New Roman" w:hAnsi="Times New Roman" w:cs="Times New Roman"/>
+          <w:sz w:val="28"/>
+          <w:szCs w:val="28"/>
+        </w:rPr>
+        <w:t xml:space="preserve">сть </w:t>
+      </w:r>
+      <w:proofErr w:type="spellStart"/>
+      <w:r>
+        <w:rPr>
+          <w:rFonts w:ascii="Times New Roman" w:hAnsi="Times New Roman" w:cs="Times New Roman"/>
+          <w:sz w:val="28"/>
+          <w:szCs w:val="28"/>
+        </w:rPr>
+        <w:t>поверье</w:t>
+      </w:r>
+      <w:r>
+        <w:rPr>
+          <w:rFonts w:ascii="Times New Roman" w:hAnsi="Times New Roman" w:cs="Times New Roman"/>
+          <w:sz w:val="28"/>
+          <w:szCs w:val="28"/>
+        </w:rPr>
+        <w:t>це</w:t>
+      </w:r>
+      <w:proofErr w:type="spellEnd"/>
+      <w:r>
+        <w:rPr>
+          <w:rFonts w:ascii="Times New Roman" w:hAnsi="Times New Roman" w:cs="Times New Roman"/>
+          <w:sz w:val="28"/>
+          <w:szCs w:val="28"/>
+        </w:rPr>
+        <w:t xml:space="preserve"> одно</w:t>
+      </w:r>
+      <w:r>
+        <w:rPr>
+          <w:rFonts w:ascii="Times New Roman" w:hAnsi="Times New Roman" w:cs="Times New Roman"/>
+          <w:sz w:val="28"/>
+          <w:szCs w:val="28"/>
+        </w:rPr>
+        <w:t>: если утопленнику положить на глаз монету, он не придёт за тобой. Чушь. Он придёт, но уже с монетой в руке и потребует сдачу. Я попал в шторм у мыса Гнилых Ветров. Волна смыла троих. Мы их выловили</w:t>
+      </w:r>
+      <w:r>
+        <w:rPr>
+          <w:rFonts w:ascii="Times New Roman" w:hAnsi="Times New Roman" w:cs="Times New Roman"/>
+          <w:sz w:val="28"/>
+          <w:szCs w:val="28"/>
+        </w:rPr>
+        <w:t>, холодных уже</w:t>
+      </w:r>
+      <w:r>
+        <w:rPr>
+          <w:rFonts w:ascii="Times New Roman" w:hAnsi="Times New Roman" w:cs="Times New Roman"/>
+          <w:sz w:val="28"/>
+          <w:szCs w:val="28"/>
+        </w:rPr>
+        <w:t>. Положил я им под веки по серебрян</w:t>
+      </w:r>
+      <w:r>
+        <w:rPr>
+          <w:rFonts w:ascii="Times New Roman" w:hAnsi="Times New Roman" w:cs="Times New Roman"/>
+          <w:sz w:val="28"/>
+          <w:szCs w:val="28"/>
+        </w:rPr>
+        <w:t xml:space="preserve">ику. </w:t>
+      </w:r>
+      <w:r>
+        <w:rPr>
+          <w:rFonts w:ascii="Times New Roman" w:hAnsi="Times New Roman" w:cs="Times New Roman"/>
+          <w:sz w:val="28"/>
+          <w:szCs w:val="28"/>
+        </w:rPr>
+        <w:t xml:space="preserve">А ночью они пришли. </w:t>
+      </w:r>
+      <w:proofErr w:type="gramStart"/>
+      <w:r>
+        <w:rPr>
+          <w:rFonts w:ascii="Times New Roman" w:hAnsi="Times New Roman" w:cs="Times New Roman"/>
+          <w:sz w:val="28"/>
+          <w:szCs w:val="28"/>
+        </w:rPr>
+        <w:t>Стоят в кубрике мокрые, и каждый протягивает монету — на ладони.</w:t>
+      </w:r>
+      <w:proofErr w:type="gramEnd"/>
+      <w:r>
+        <w:rPr>
+          <w:rFonts w:ascii="Times New Roman" w:hAnsi="Times New Roman" w:cs="Times New Roman"/>
+          <w:sz w:val="28"/>
+          <w:szCs w:val="28"/>
+        </w:rPr>
+        <w:t xml:space="preserve"> Я понял: они просят вернуть, потому что у них в том мире свои деньги ходят, а наши — фальшивка. Я отдал. Они кивнули, развернулись и ушли за борт. Но один, самый младший, обернулся и шепнул: «Боцман, а на тот свет брать надо </w:t>
+      </w:r>
+      <w:proofErr w:type="gramStart"/>
+      <w:r>
+        <w:rPr>
+          <w:rFonts w:ascii="Times New Roman" w:hAnsi="Times New Roman" w:cs="Times New Roman"/>
+          <w:sz w:val="28"/>
+          <w:szCs w:val="28"/>
+        </w:rPr>
+        <w:t>медные</w:t>
+      </w:r>
+      <w:proofErr w:type="gramEnd"/>
+      <w:r>
+        <w:rPr>
+          <w:rFonts w:ascii="Times New Roman" w:hAnsi="Times New Roman" w:cs="Times New Roman"/>
+          <w:sz w:val="28"/>
+          <w:szCs w:val="28"/>
+        </w:rPr>
+        <w:t xml:space="preserve">. Серебром там людей покупают. Ты нас чуть не продал». Крекер после этого </w:t>
+      </w:r>
+      <w:r>
+        <w:rPr>
+          <w:rFonts w:ascii="Times New Roman" w:hAnsi="Times New Roman" w:cs="Times New Roman"/>
+          <w:sz w:val="28"/>
+          <w:szCs w:val="28"/>
+        </w:rPr>
+        <w:t>воровать медяки у меня и начал</w:t>
+      </w:r>
+      <w:r>
+        <w:rPr>
+          <w:rFonts w:ascii="Times New Roman" w:hAnsi="Times New Roman" w:cs="Times New Roman"/>
+          <w:sz w:val="28"/>
+          <w:szCs w:val="28"/>
+        </w:rPr>
+        <w:t>.</w:t>
+      </w:r>
+    </w:p>
+    <w:p>
+      <w:pPr>
+        <w:spacing w:after="0" w:line="360" w:lineRule="auto"/>
+        <w:ind w:left="709"/>
+        <w:jc w:val="both"/>
+        <w:rPr>
+          <w:rFonts w:ascii="Times New Roman" w:hAnsi="Times New Roman" w:cs="Times New Roman"/>
+          <w:sz w:val="28"/>
+          <w:szCs w:val="28"/>
+        </w:rPr>
+      </w:pPr>
+      <w:r>
+        <w:rPr>
+          <w:rFonts w:ascii="Times New Roman" w:hAnsi="Times New Roman" w:cs="Times New Roman"/>
+          <w:sz w:val="28"/>
+          <w:szCs w:val="28"/>
+        </w:rPr>
+        <w:lastRenderedPageBreak/>
+        <w:t>«Неужели, правда?» – С хитрым прищуром смотришь ты на старика.</w:t>
+      </w:r>
+    </w:p>
+    <w:p>
+      <w:pPr>
+        <w:spacing w:after="0" w:line="360" w:lineRule="auto"/>
+        <w:ind w:left="709"/>
+        <w:jc w:val="both"/>
+        <w:rPr>
+          <w:rFonts w:ascii="Times New Roman" w:hAnsi="Times New Roman" w:cs="Times New Roman"/>
+          <w:sz w:val="28"/>
+          <w:szCs w:val="28"/>
+        </w:rPr>
+      </w:pPr>
+      <w:r>
+        <w:rPr>
+          <w:rFonts w:ascii="Times New Roman" w:hAnsi="Times New Roman" w:cs="Times New Roman"/>
+          <w:sz w:val="28"/>
+          <w:szCs w:val="28"/>
+        </w:rPr>
+        <w:t>-Клянусь своим глазом! – Мужчина вновь заливается громким смехом.</w:t>
+      </w:r>
+    </w:p>
+    <w:p>
+      <w:pPr>
+        <w:spacing w:after="0" w:line="360" w:lineRule="auto"/>
+        <w:ind w:left="709"/>
+        <w:jc w:val="both"/>
+        <w:rPr>
+          <w:rFonts w:ascii="Times New Roman" w:hAnsi="Times New Roman" w:cs="Times New Roman"/>
+          <w:sz w:val="28"/>
+          <w:szCs w:val="28"/>
+        </w:rPr>
+      </w:pPr>
+    </w:p>
+    <w:p>
+      <w:pPr>
+        <w:pStyle w:val="a5"/>
+        <w:numPr>
+          <w:ilvl w:val="0"/>
+          <w:numId w:val="10"/>
+        </w:numPr>
+        <w:spacing w:after="0" w:line="360" w:lineRule="auto"/>
+        <w:jc w:val="both"/>
+        <w:rPr>
+          <w:rFonts w:ascii="Times New Roman" w:hAnsi="Times New Roman" w:cs="Times New Roman"/>
+          <w:sz w:val="28"/>
+          <w:szCs w:val="28"/>
+        </w:rPr>
+      </w:pPr>
+      <w:r>
+        <w:rPr>
+          <w:rFonts w:ascii="Times New Roman" w:hAnsi="Times New Roman" w:cs="Times New Roman"/>
+          <w:sz w:val="28"/>
+          <w:szCs w:val="28"/>
+        </w:rPr>
+        <w:t>Уйти</w:t>
+      </w:r>
+    </w:p>
+    <w:p>
+      <w:pPr>
+        <w:pStyle w:val="a5"/>
+        <w:spacing w:after="0" w:line="360" w:lineRule="auto"/>
+        <w:ind w:left="1429"/>
+        <w:jc w:val="both"/>
+        <w:rPr>
+          <w:rFonts w:ascii="Times New Roman" w:hAnsi="Times New Roman" w:cs="Times New Roman"/>
+          <w:sz w:val="28"/>
+          <w:szCs w:val="28"/>
+        </w:rPr>
+      </w:pPr>
+    </w:p>
+    <w:p>
+      <w:pPr>
+        <w:spacing w:after="0" w:line="360" w:lineRule="auto"/>
+        <w:ind w:left="709"/>
+        <w:jc w:val="both"/>
+        <w:rPr>
+          <w:rFonts w:ascii="Times New Roman" w:hAnsi="Times New Roman" w:cs="Times New Roman"/>
+          <w:sz w:val="28"/>
+          <w:szCs w:val="28"/>
+        </w:rPr>
+      </w:pPr>
+      <w:r>
+        <w:rPr>
+          <w:rFonts w:ascii="Times New Roman" w:hAnsi="Times New Roman" w:cs="Times New Roman"/>
+          <w:sz w:val="28"/>
+          <w:szCs w:val="28"/>
+        </w:rPr>
+        <w:t xml:space="preserve">Ты осмотрел морского волка последним беглым взглядом и уважительно коротко кивнул. </w:t>
+      </w:r>
+      <w:proofErr w:type="spellStart"/>
+      <w:r>
+        <w:rPr>
+          <w:rFonts w:ascii="Times New Roman" w:hAnsi="Times New Roman" w:cs="Times New Roman"/>
+          <w:sz w:val="28"/>
+          <w:szCs w:val="28"/>
+        </w:rPr>
+        <w:t>Барнабас</w:t>
+      </w:r>
+      <w:proofErr w:type="spellEnd"/>
+      <w:r>
+        <w:rPr>
+          <w:rFonts w:ascii="Times New Roman" w:hAnsi="Times New Roman" w:cs="Times New Roman"/>
+          <w:sz w:val="28"/>
+          <w:szCs w:val="28"/>
+        </w:rPr>
+        <w:t xml:space="preserve"> понимающе кивает в ответ, возвращая всё своё внимание непоседливому попугаю.</w:t>
+      </w:r>
+    </w:p>
+    <w:p>
+      <w:pPr>
+        <w:spacing w:after="0" w:line="360" w:lineRule="auto"/>
+        <w:ind w:left="709"/>
+        <w:jc w:val="both"/>
+        <w:rPr>
+          <w:rFonts w:ascii="Times New Roman" w:hAnsi="Times New Roman" w:cs="Times New Roman"/>
+          <w:sz w:val="28"/>
+          <w:szCs w:val="28"/>
+        </w:rPr>
+      </w:pPr>
+    </w:p>
+    <w:p>
+      <w:pPr>
+        <w:ind w:left="-993"/>
+        <w:jc w:val="center"/>
+        <w:rPr>
+          <w:rFonts w:ascii="Times New Roman" w:hAnsi="Times New Roman" w:cs="Times New Roman"/>
+          <w:sz w:val="28"/>
+          <w:szCs w:val="28"/>
+        </w:rPr>
+      </w:pPr>
     </w:p>
     <w:sectPr>
       <w:pgSz w:w="11906" w:h="16838"/>
@@ -3567,6 +6103,119 @@
     </w:lvl>
   </w:abstractNum>
   <w:abstractNum w:abstractNumId="2">
+    <w:nsid w:val="0F236585"/>
+    <w:multiLevelType w:val="hybridMultilevel"/>
+    <w:tmpl w:val="44328844"/>
+    <w:lvl w:ilvl="0" w:tplc="04190001">
+      <w:start w:val="1"/>
+      <w:numFmt w:val="bullet"/>
+      <w:lvlText w:val=""/>
+      <w:lvlJc w:val="left"/>
+      <w:pPr>
+        <w:ind w:left="1429" w:hanging="360"/>
+      </w:pPr>
+      <w:rPr>
+        <w:rFonts w:ascii="Symbol" w:hAnsi="Symbol" w:hint="default"/>
+      </w:rPr>
+    </w:lvl>
+    <w:lvl w:ilvl="1" w:tplc="04190003" w:tentative="1">
+      <w:start w:val="1"/>
+      <w:numFmt w:val="bullet"/>
+      <w:lvlText w:val="o"/>
+      <w:lvlJc w:val="left"/>
+      <w:pPr>
+        <w:ind w:left="2149" w:hanging="360"/>
+      </w:pPr>
+      <w:rPr>
+        <w:rFonts w:ascii="Courier New" w:hAnsi="Courier New" w:cs="Courier New" w:hint="default"/>
+      </w:rPr>
+    </w:lvl>
+    <w:lvl w:ilvl="2" w:tplc="04190005" w:tentative="1">
+      <w:start w:val="1"/>
+      <w:numFmt w:val="bullet"/>
+      <w:lvlText w:val=""/>
+      <w:lvlJc w:val="left"/>
+      <w:pPr>
+        <w:ind w:left="2869" w:hanging="360"/>
+      </w:pPr>
+      <w:rPr>
+        <w:rFonts w:ascii="Wingdings" w:hAnsi="Wingdings" w:hint="default"/>
+      </w:rPr>
+    </w:lvl>
+    <w:lvl w:ilvl="3" w:tplc="04190001" w:tentative="1">
+      <w:start w:val="1"/>
+      <w:numFmt w:val="bullet"/>
+      <w:lvlText w:val=""/>
+      <w:lvlJc w:val="left"/>
+      <w:pPr>
+        <w:ind w:left="3589" w:hanging="360"/>
+      </w:pPr>
+      <w:rPr>
+        <w:rFonts w:ascii="Symbol" w:hAnsi="Symbol" w:hint="default"/>
+      </w:rPr>
+    </w:lvl>
+    <w:lvl w:ilvl="4" w:tplc="04190003" w:tentative="1">
+      <w:start w:val="1"/>
+      <w:numFmt w:val="bullet"/>
+      <w:lvlText w:val="o"/>
+      <w:lvlJc w:val="left"/>
+      <w:pPr>
+        <w:ind w:left="4309" w:hanging="360"/>
+      </w:pPr>
+      <w:rPr>
+        <w:rFonts w:ascii="Courier New" w:hAnsi="Courier New" w:cs="Courier New" w:hint="default"/>
+      </w:rPr>
+    </w:lvl>
+    <w:lvl w:ilvl="5" w:tplc="04190005" w:tentative="1">
+      <w:start w:val="1"/>
+      <w:numFmt w:val="bullet"/>
+      <w:lvlText w:val=""/>
+      <w:lvlJc w:val="left"/>
+      <w:pPr>
+        <w:ind w:left="5029" w:hanging="360"/>
+      </w:pPr>
+      <w:rPr>
+        <w:rFonts w:ascii="Wingdings" w:hAnsi="Wingdings" w:hint="default"/>
+      </w:rPr>
+    </w:lvl>
+    <w:lvl w:ilvl="6" w:tplc="04190001" w:tentative="1">
+      <w:start w:val="1"/>
+      <w:numFmt w:val="bullet"/>
+      <w:lvlText w:val=""/>
+      <w:lvlJc w:val="left"/>
+      <w:pPr>
+        <w:ind w:left="5749" w:hanging="360"/>
+      </w:pPr>
+      <w:rPr>
+        <w:rFonts w:ascii="Symbol" w:hAnsi="Symbol" w:hint="default"/>
+      </w:rPr>
+    </w:lvl>
+    <w:lvl w:ilvl="7" w:tplc="04190003" w:tentative="1">
+      <w:start w:val="1"/>
+      <w:numFmt w:val="bullet"/>
+      <w:lvlText w:val="o"/>
+      <w:lvlJc w:val="left"/>
+      <w:pPr>
+        <w:ind w:left="6469" w:hanging="360"/>
+      </w:pPr>
+      <w:rPr>
+        <w:rFonts w:ascii="Courier New" w:hAnsi="Courier New" w:cs="Courier New" w:hint="default"/>
+      </w:rPr>
+    </w:lvl>
+    <w:lvl w:ilvl="8" w:tplc="04190005" w:tentative="1">
+      <w:start w:val="1"/>
+      <w:numFmt w:val="bullet"/>
+      <w:lvlText w:val=""/>
+      <w:lvlJc w:val="left"/>
+      <w:pPr>
+        <w:ind w:left="7189" w:hanging="360"/>
+      </w:pPr>
+      <w:rPr>
+        <w:rFonts w:ascii="Wingdings" w:hAnsi="Wingdings" w:hint="default"/>
+      </w:rPr>
+    </w:lvl>
+  </w:abstractNum>
+  <w:abstractNum w:abstractNumId="3">
     <w:nsid w:val="13D465BB"/>
     <w:multiLevelType w:val="hybridMultilevel"/>
     <w:tmpl w:val="F9001F14"/>
@@ -3679,10 +6328,123 @@
       </w:rPr>
     </w:lvl>
   </w:abstractNum>
-  <w:abstractNum w:abstractNumId="3">
+  <w:abstractNum w:abstractNumId="4">
+    <w:nsid w:val="1C2B45C9"/>
+    <w:multiLevelType w:val="hybridMultilevel"/>
+    <w:tmpl w:val="B36CD052"/>
+    <w:lvl w:ilvl="0" w:tplc="04190001">
+      <w:start w:val="1"/>
+      <w:numFmt w:val="bullet"/>
+      <w:lvlText w:val=""/>
+      <w:lvlJc w:val="left"/>
+      <w:pPr>
+        <w:ind w:left="1429" w:hanging="360"/>
+      </w:pPr>
+      <w:rPr>
+        <w:rFonts w:ascii="Symbol" w:hAnsi="Symbol" w:hint="default"/>
+      </w:rPr>
+    </w:lvl>
+    <w:lvl w:ilvl="1" w:tplc="04190003" w:tentative="1">
+      <w:start w:val="1"/>
+      <w:numFmt w:val="bullet"/>
+      <w:lvlText w:val="o"/>
+      <w:lvlJc w:val="left"/>
+      <w:pPr>
+        <w:ind w:left="2149" w:hanging="360"/>
+      </w:pPr>
+      <w:rPr>
+        <w:rFonts w:ascii="Courier New" w:hAnsi="Courier New" w:cs="Courier New" w:hint="default"/>
+      </w:rPr>
+    </w:lvl>
+    <w:lvl w:ilvl="2" w:tplc="04190005" w:tentative="1">
+      <w:start w:val="1"/>
+      <w:numFmt w:val="bullet"/>
+      <w:lvlText w:val=""/>
+      <w:lvlJc w:val="left"/>
+      <w:pPr>
+        <w:ind w:left="2869" w:hanging="360"/>
+      </w:pPr>
+      <w:rPr>
+        <w:rFonts w:ascii="Wingdings" w:hAnsi="Wingdings" w:hint="default"/>
+      </w:rPr>
+    </w:lvl>
+    <w:lvl w:ilvl="3" w:tplc="04190001" w:tentative="1">
+      <w:start w:val="1"/>
+      <w:numFmt w:val="bullet"/>
+      <w:lvlText w:val=""/>
+      <w:lvlJc w:val="left"/>
+      <w:pPr>
+        <w:ind w:left="3589" w:hanging="360"/>
+      </w:pPr>
+      <w:rPr>
+        <w:rFonts w:ascii="Symbol" w:hAnsi="Symbol" w:hint="default"/>
+      </w:rPr>
+    </w:lvl>
+    <w:lvl w:ilvl="4" w:tplc="04190003" w:tentative="1">
+      <w:start w:val="1"/>
+      <w:numFmt w:val="bullet"/>
+      <w:lvlText w:val="o"/>
+      <w:lvlJc w:val="left"/>
+      <w:pPr>
+        <w:ind w:left="4309" w:hanging="360"/>
+      </w:pPr>
+      <w:rPr>
+        <w:rFonts w:ascii="Courier New" w:hAnsi="Courier New" w:cs="Courier New" w:hint="default"/>
+      </w:rPr>
+    </w:lvl>
+    <w:lvl w:ilvl="5" w:tplc="04190005" w:tentative="1">
+      <w:start w:val="1"/>
+      <w:numFmt w:val="bullet"/>
+      <w:lvlText w:val=""/>
+      <w:lvlJc w:val="left"/>
+      <w:pPr>
+        <w:ind w:left="5029" w:hanging="360"/>
+      </w:pPr>
+      <w:rPr>
+        <w:rFonts w:ascii="Wingdings" w:hAnsi="Wingdings" w:hint="default"/>
+      </w:rPr>
+    </w:lvl>
+    <w:lvl w:ilvl="6" w:tplc="04190001" w:tentative="1">
+      <w:start w:val="1"/>
+      <w:numFmt w:val="bullet"/>
+      <w:lvlText w:val=""/>
+      <w:lvlJc w:val="left"/>
+      <w:pPr>
+        <w:ind w:left="5749" w:hanging="360"/>
+      </w:pPr>
+      <w:rPr>
+        <w:rFonts w:ascii="Symbol" w:hAnsi="Symbol" w:hint="default"/>
+      </w:rPr>
+    </w:lvl>
+    <w:lvl w:ilvl="7" w:tplc="04190003" w:tentative="1">
+      <w:start w:val="1"/>
+      <w:numFmt w:val="bullet"/>
+      <w:lvlText w:val="o"/>
+      <w:lvlJc w:val="left"/>
+      <w:pPr>
+        <w:ind w:left="6469" w:hanging="360"/>
+      </w:pPr>
+      <w:rPr>
+        <w:rFonts w:ascii="Courier New" w:hAnsi="Courier New" w:cs="Courier New" w:hint="default"/>
+      </w:rPr>
+    </w:lvl>
+    <w:lvl w:ilvl="8" w:tplc="04190005" w:tentative="1">
+      <w:start w:val="1"/>
+      <w:numFmt w:val="bullet"/>
+      <w:lvlText w:val=""/>
+      <w:lvlJc w:val="left"/>
+      <w:pPr>
+        <w:ind w:left="7189" w:hanging="360"/>
+      </w:pPr>
+      <w:rPr>
+        <w:rFonts w:ascii="Wingdings" w:hAnsi="Wingdings" w:hint="default"/>
+      </w:rPr>
+    </w:lvl>
+  </w:abstractNum>
+  <w:abstractNum w:abstractNumId="5">
     <w:nsid w:val="1C5A696A"/>
     <w:multiLevelType w:val="hybridMultilevel"/>
-    <w:tmpl w:val="E7601472"/>
+    <w:tmpl w:val="2F6CAE68"/>
     <w:lvl w:ilvl="0" w:tplc="04190001">
       <w:start w:val="1"/>
       <w:numFmt w:val="bullet"/>
@@ -3792,7 +6554,120 @@
       </w:rPr>
     </w:lvl>
   </w:abstractNum>
-  <w:abstractNum w:abstractNumId="4">
+  <w:abstractNum w:abstractNumId="6">
+    <w:nsid w:val="220424C2"/>
+    <w:multiLevelType w:val="hybridMultilevel"/>
+    <w:tmpl w:val="DDA6B238"/>
+    <w:lvl w:ilvl="0" w:tplc="0419000B">
+      <w:start w:val="1"/>
+      <w:numFmt w:val="bullet"/>
+      <w:lvlText w:val=""/>
+      <w:lvlJc w:val="left"/>
+      <w:pPr>
+        <w:ind w:left="1429" w:hanging="360"/>
+      </w:pPr>
+      <w:rPr>
+        <w:rFonts w:ascii="Wingdings" w:hAnsi="Wingdings" w:hint="default"/>
+      </w:rPr>
+    </w:lvl>
+    <w:lvl w:ilvl="1" w:tplc="04190003" w:tentative="1">
+      <w:start w:val="1"/>
+      <w:numFmt w:val="bullet"/>
+      <w:lvlText w:val="o"/>
+      <w:lvlJc w:val="left"/>
+      <w:pPr>
+        <w:ind w:left="2149" w:hanging="360"/>
+      </w:pPr>
+      <w:rPr>
+        <w:rFonts w:ascii="Courier New" w:hAnsi="Courier New" w:cs="Courier New" w:hint="default"/>
+      </w:rPr>
+    </w:lvl>
+    <w:lvl w:ilvl="2" w:tplc="04190005" w:tentative="1">
+      <w:start w:val="1"/>
+      <w:numFmt w:val="bullet"/>
+      <w:lvlText w:val=""/>
+      <w:lvlJc w:val="left"/>
+      <w:pPr>
+        <w:ind w:left="2869" w:hanging="360"/>
+      </w:pPr>
+      <w:rPr>
+        <w:rFonts w:ascii="Wingdings" w:hAnsi="Wingdings" w:hint="default"/>
+      </w:rPr>
+    </w:lvl>
+    <w:lvl w:ilvl="3" w:tplc="04190001" w:tentative="1">
+      <w:start w:val="1"/>
+      <w:numFmt w:val="bullet"/>
+      <w:lvlText w:val=""/>
+      <w:lvlJc w:val="left"/>
+      <w:pPr>
+        <w:ind w:left="3589" w:hanging="360"/>
+      </w:pPr>
+      <w:rPr>
+        <w:rFonts w:ascii="Symbol" w:hAnsi="Symbol" w:hint="default"/>
+      </w:rPr>
+    </w:lvl>
+    <w:lvl w:ilvl="4" w:tplc="04190003" w:tentative="1">
+      <w:start w:val="1"/>
+      <w:numFmt w:val="bullet"/>
+      <w:lvlText w:val="o"/>
+      <w:lvlJc w:val="left"/>
+      <w:pPr>
+        <w:ind w:left="4309" w:hanging="360"/>
+      </w:pPr>
+      <w:rPr>
+        <w:rFonts w:ascii="Courier New" w:hAnsi="Courier New" w:cs="Courier New" w:hint="default"/>
+      </w:rPr>
+    </w:lvl>
+    <w:lvl w:ilvl="5" w:tplc="04190005" w:tentative="1">
+      <w:start w:val="1"/>
+      <w:numFmt w:val="bullet"/>
+      <w:lvlText w:val=""/>
+      <w:lvlJc w:val="left"/>
+      <w:pPr>
+        <w:ind w:left="5029" w:hanging="360"/>
+      </w:pPr>
+      <w:rPr>
+        <w:rFonts w:ascii="Wingdings" w:hAnsi="Wingdings" w:hint="default"/>
+      </w:rPr>
+    </w:lvl>
+    <w:lvl w:ilvl="6" w:tplc="04190001" w:tentative="1">
+      <w:start w:val="1"/>
+      <w:numFmt w:val="bullet"/>
+      <w:lvlText w:val=""/>
+      <w:lvlJc w:val="left"/>
+      <w:pPr>
+        <w:ind w:left="5749" w:hanging="360"/>
+      </w:pPr>
+      <w:rPr>
+        <w:rFonts w:ascii="Symbol" w:hAnsi="Symbol" w:hint="default"/>
+      </w:rPr>
+    </w:lvl>
+    <w:lvl w:ilvl="7" w:tplc="04190003" w:tentative="1">
+      <w:start w:val="1"/>
+      <w:numFmt w:val="bullet"/>
+      <w:lvlText w:val="o"/>
+      <w:lvlJc w:val="left"/>
+      <w:pPr>
+        <w:ind w:left="6469" w:hanging="360"/>
+      </w:pPr>
+      <w:rPr>
+        <w:rFonts w:ascii="Courier New" w:hAnsi="Courier New" w:cs="Courier New" w:hint="default"/>
+      </w:rPr>
+    </w:lvl>
+    <w:lvl w:ilvl="8" w:tplc="04190005" w:tentative="1">
+      <w:start w:val="1"/>
+      <w:numFmt w:val="bullet"/>
+      <w:lvlText w:val=""/>
+      <w:lvlJc w:val="left"/>
+      <w:pPr>
+        <w:ind w:left="7189" w:hanging="360"/>
+      </w:pPr>
+      <w:rPr>
+        <w:rFonts w:ascii="Wingdings" w:hAnsi="Wingdings" w:hint="default"/>
+      </w:rPr>
+    </w:lvl>
+  </w:abstractNum>
+  <w:abstractNum w:abstractNumId="7">
     <w:nsid w:val="24A514B5"/>
     <w:multiLevelType w:val="hybridMultilevel"/>
     <w:tmpl w:val="56009B4A"/>
@@ -3905,7 +6780,233 @@
       </w:rPr>
     </w:lvl>
   </w:abstractNum>
-  <w:abstractNum w:abstractNumId="5">
+  <w:abstractNum w:abstractNumId="8">
+    <w:nsid w:val="37D64686"/>
+    <w:multiLevelType w:val="hybridMultilevel"/>
+    <w:tmpl w:val="5B78893C"/>
+    <w:lvl w:ilvl="0" w:tplc="0419000B">
+      <w:start w:val="1"/>
+      <w:numFmt w:val="bullet"/>
+      <w:lvlText w:val=""/>
+      <w:lvlJc w:val="left"/>
+      <w:pPr>
+        <w:ind w:left="1429" w:hanging="360"/>
+      </w:pPr>
+      <w:rPr>
+        <w:rFonts w:ascii="Wingdings" w:hAnsi="Wingdings" w:hint="default"/>
+      </w:rPr>
+    </w:lvl>
+    <w:lvl w:ilvl="1" w:tplc="04190003" w:tentative="1">
+      <w:start w:val="1"/>
+      <w:numFmt w:val="bullet"/>
+      <w:lvlText w:val="o"/>
+      <w:lvlJc w:val="left"/>
+      <w:pPr>
+        <w:ind w:left="2149" w:hanging="360"/>
+      </w:pPr>
+      <w:rPr>
+        <w:rFonts w:ascii="Courier New" w:hAnsi="Courier New" w:cs="Courier New" w:hint="default"/>
+      </w:rPr>
+    </w:lvl>
+    <w:lvl w:ilvl="2" w:tplc="04190005" w:tentative="1">
+      <w:start w:val="1"/>
+      <w:numFmt w:val="bullet"/>
+      <w:lvlText w:val=""/>
+      <w:lvlJc w:val="left"/>
+      <w:pPr>
+        <w:ind w:left="2869" w:hanging="360"/>
+      </w:pPr>
+      <w:rPr>
+        <w:rFonts w:ascii="Wingdings" w:hAnsi="Wingdings" w:hint="default"/>
+      </w:rPr>
+    </w:lvl>
+    <w:lvl w:ilvl="3" w:tplc="04190001" w:tentative="1">
+      <w:start w:val="1"/>
+      <w:numFmt w:val="bullet"/>
+      <w:lvlText w:val=""/>
+      <w:lvlJc w:val="left"/>
+      <w:pPr>
+        <w:ind w:left="3589" w:hanging="360"/>
+      </w:pPr>
+      <w:rPr>
+        <w:rFonts w:ascii="Symbol" w:hAnsi="Symbol" w:hint="default"/>
+      </w:rPr>
+    </w:lvl>
+    <w:lvl w:ilvl="4" w:tplc="04190003" w:tentative="1">
+      <w:start w:val="1"/>
+      <w:numFmt w:val="bullet"/>
+      <w:lvlText w:val="o"/>
+      <w:lvlJc w:val="left"/>
+      <w:pPr>
+        <w:ind w:left="4309" w:hanging="360"/>
+      </w:pPr>
+      <w:rPr>
+        <w:rFonts w:ascii="Courier New" w:hAnsi="Courier New" w:cs="Courier New" w:hint="default"/>
+      </w:rPr>
+    </w:lvl>
+    <w:lvl w:ilvl="5" w:tplc="04190005" w:tentative="1">
+      <w:start w:val="1"/>
+      <w:numFmt w:val="bullet"/>
+      <w:lvlText w:val=""/>
+      <w:lvlJc w:val="left"/>
+      <w:pPr>
+        <w:ind w:left="5029" w:hanging="360"/>
+      </w:pPr>
+      <w:rPr>
+        <w:rFonts w:ascii="Wingdings" w:hAnsi="Wingdings" w:hint="default"/>
+      </w:rPr>
+    </w:lvl>
+    <w:lvl w:ilvl="6" w:tplc="04190001" w:tentative="1">
+      <w:start w:val="1"/>
+      <w:numFmt w:val="bullet"/>
+      <w:lvlText w:val=""/>
+      <w:lvlJc w:val="left"/>
+      <w:pPr>
+        <w:ind w:left="5749" w:hanging="360"/>
+      </w:pPr>
+      <w:rPr>
+        <w:rFonts w:ascii="Symbol" w:hAnsi="Symbol" w:hint="default"/>
+      </w:rPr>
+    </w:lvl>
+    <w:lvl w:ilvl="7" w:tplc="04190003" w:tentative="1">
+      <w:start w:val="1"/>
+      <w:numFmt w:val="bullet"/>
+      <w:lvlText w:val="o"/>
+      <w:lvlJc w:val="left"/>
+      <w:pPr>
+        <w:ind w:left="6469" w:hanging="360"/>
+      </w:pPr>
+      <w:rPr>
+        <w:rFonts w:ascii="Courier New" w:hAnsi="Courier New" w:cs="Courier New" w:hint="default"/>
+      </w:rPr>
+    </w:lvl>
+    <w:lvl w:ilvl="8" w:tplc="04190005" w:tentative="1">
+      <w:start w:val="1"/>
+      <w:numFmt w:val="bullet"/>
+      <w:lvlText w:val=""/>
+      <w:lvlJc w:val="left"/>
+      <w:pPr>
+        <w:ind w:left="7189" w:hanging="360"/>
+      </w:pPr>
+      <w:rPr>
+        <w:rFonts w:ascii="Wingdings" w:hAnsi="Wingdings" w:hint="default"/>
+      </w:rPr>
+    </w:lvl>
+  </w:abstractNum>
+  <w:abstractNum w:abstractNumId="9">
+    <w:nsid w:val="390B2756"/>
+    <w:multiLevelType w:val="hybridMultilevel"/>
+    <w:tmpl w:val="77BCDA40"/>
+    <w:lvl w:ilvl="0" w:tplc="0419000B">
+      <w:start w:val="1"/>
+      <w:numFmt w:val="bullet"/>
+      <w:lvlText w:val=""/>
+      <w:lvlJc w:val="left"/>
+      <w:pPr>
+        <w:ind w:left="-210" w:hanging="360"/>
+      </w:pPr>
+      <w:rPr>
+        <w:rFonts w:ascii="Wingdings" w:hAnsi="Wingdings" w:hint="default"/>
+      </w:rPr>
+    </w:lvl>
+    <w:lvl w:ilvl="1" w:tplc="04190003" w:tentative="1">
+      <w:start w:val="1"/>
+      <w:numFmt w:val="bullet"/>
+      <w:lvlText w:val="o"/>
+      <w:lvlJc w:val="left"/>
+      <w:pPr>
+        <w:ind w:left="510" w:hanging="360"/>
+      </w:pPr>
+      <w:rPr>
+        <w:rFonts w:ascii="Courier New" w:hAnsi="Courier New" w:cs="Courier New" w:hint="default"/>
+      </w:rPr>
+    </w:lvl>
+    <w:lvl w:ilvl="2" w:tplc="04190005" w:tentative="1">
+      <w:start w:val="1"/>
+      <w:numFmt w:val="bullet"/>
+      <w:lvlText w:val=""/>
+      <w:lvlJc w:val="left"/>
+      <w:pPr>
+        <w:ind w:left="1230" w:hanging="360"/>
+      </w:pPr>
+      <w:rPr>
+        <w:rFonts w:ascii="Wingdings" w:hAnsi="Wingdings" w:hint="default"/>
+      </w:rPr>
+    </w:lvl>
+    <w:lvl w:ilvl="3" w:tplc="04190001" w:tentative="1">
+      <w:start w:val="1"/>
+      <w:numFmt w:val="bullet"/>
+      <w:lvlText w:val=""/>
+      <w:lvlJc w:val="left"/>
+      <w:pPr>
+        <w:ind w:left="1950" w:hanging="360"/>
+      </w:pPr>
+      <w:rPr>
+        <w:rFonts w:ascii="Symbol" w:hAnsi="Symbol" w:hint="default"/>
+      </w:rPr>
+    </w:lvl>
+    <w:lvl w:ilvl="4" w:tplc="04190003" w:tentative="1">
+      <w:start w:val="1"/>
+      <w:numFmt w:val="bullet"/>
+      <w:lvlText w:val="o"/>
+      <w:lvlJc w:val="left"/>
+      <w:pPr>
+        <w:ind w:left="2670" w:hanging="360"/>
+      </w:pPr>
+      <w:rPr>
+        <w:rFonts w:ascii="Courier New" w:hAnsi="Courier New" w:cs="Courier New" w:hint="default"/>
+      </w:rPr>
+    </w:lvl>
+    <w:lvl w:ilvl="5" w:tplc="04190005" w:tentative="1">
+      <w:start w:val="1"/>
+      <w:numFmt w:val="bullet"/>
+      <w:lvlText w:val=""/>
+      <w:lvlJc w:val="left"/>
+      <w:pPr>
+        <w:ind w:left="3390" w:hanging="360"/>
+      </w:pPr>
+      <w:rPr>
+        <w:rFonts w:ascii="Wingdings" w:hAnsi="Wingdings" w:hint="default"/>
+      </w:rPr>
+    </w:lvl>
+    <w:lvl w:ilvl="6" w:tplc="04190001" w:tentative="1">
+      <w:start w:val="1"/>
+      <w:numFmt w:val="bullet"/>
+      <w:lvlText w:val=""/>
+      <w:lvlJc w:val="left"/>
+      <w:pPr>
+        <w:ind w:left="4110" w:hanging="360"/>
+      </w:pPr>
+      <w:rPr>
+        <w:rFonts w:ascii="Symbol" w:hAnsi="Symbol" w:hint="default"/>
+      </w:rPr>
+    </w:lvl>
+    <w:lvl w:ilvl="7" w:tplc="04190003" w:tentative="1">
+      <w:start w:val="1"/>
+      <w:numFmt w:val="bullet"/>
+      <w:lvlText w:val="o"/>
+      <w:lvlJc w:val="left"/>
+      <w:pPr>
+        <w:ind w:left="4830" w:hanging="360"/>
+      </w:pPr>
+      <w:rPr>
+        <w:rFonts w:ascii="Courier New" w:hAnsi="Courier New" w:cs="Courier New" w:hint="default"/>
+      </w:rPr>
+    </w:lvl>
+    <w:lvl w:ilvl="8" w:tplc="04190005" w:tentative="1">
+      <w:start w:val="1"/>
+      <w:numFmt w:val="bullet"/>
+      <w:lvlText w:val=""/>
+      <w:lvlJc w:val="left"/>
+      <w:pPr>
+        <w:ind w:left="5550" w:hanging="360"/>
+      </w:pPr>
+      <w:rPr>
+        <w:rFonts w:ascii="Wingdings" w:hAnsi="Wingdings" w:hint="default"/>
+      </w:rPr>
+    </w:lvl>
+  </w:abstractNum>
+  <w:abstractNum w:abstractNumId="10">
     <w:nsid w:val="3CA3731F"/>
     <w:multiLevelType w:val="hybridMultilevel"/>
     <w:tmpl w:val="87C2C6B6"/>
@@ -4018,7 +7119,7 @@
       </w:rPr>
     </w:lvl>
   </w:abstractNum>
-  <w:abstractNum w:abstractNumId="6">
+  <w:abstractNum w:abstractNumId="11">
     <w:nsid w:val="67B8555D"/>
     <w:multiLevelType w:val="hybridMultilevel"/>
     <w:tmpl w:val="8AA8C1C6"/>
@@ -4131,7 +7232,7 @@
       </w:rPr>
     </w:lvl>
   </w:abstractNum>
-  <w:abstractNum w:abstractNumId="7">
+  <w:abstractNum w:abstractNumId="12">
     <w:nsid w:val="75C2529E"/>
     <w:multiLevelType w:val="hybridMultilevel"/>
     <w:tmpl w:val="60B804AA"/>
@@ -4248,25 +7349,40 @@
     <w:abstractNumId w:val="1"/>
   </w:num>
   <w:num w:numId="2">
+    <w:abstractNumId w:val="12"/>
+  </w:num>
+  <w:num w:numId="3">
+    <w:abstractNumId w:val="5"/>
+  </w:num>
+  <w:num w:numId="4">
+    <w:abstractNumId w:val="10"/>
+  </w:num>
+  <w:num w:numId="5">
+    <w:abstractNumId w:val="11"/>
+  </w:num>
+  <w:num w:numId="6">
     <w:abstractNumId w:val="7"/>
   </w:num>
-  <w:num w:numId="3">
+  <w:num w:numId="7">
     <w:abstractNumId w:val="3"/>
-  </w:num>
-  <w:num w:numId="4">
-    <w:abstractNumId w:val="5"/>
-  </w:num>
-  <w:num w:numId="5">
-    <w:abstractNumId w:val="6"/>
-  </w:num>
-  <w:num w:numId="6">
-    <w:abstractNumId w:val="4"/>
-  </w:num>
-  <w:num w:numId="7">
-    <w:abstractNumId w:val="2"/>
   </w:num>
   <w:num w:numId="8">
     <w:abstractNumId w:val="0"/>
+  </w:num>
+  <w:num w:numId="9">
+    <w:abstractNumId w:val="9"/>
+  </w:num>
+  <w:num w:numId="10">
+    <w:abstractNumId w:val="4"/>
+  </w:num>
+  <w:num w:numId="11">
+    <w:abstractNumId w:val="8"/>
+  </w:num>
+  <w:num w:numId="12">
+    <w:abstractNumId w:val="2"/>
+  </w:num>
+  <w:num w:numId="13">
+    <w:abstractNumId w:val="6"/>
   </w:num>
 </w:numbering>
 </file>
